--- a/08-传感器电路/07-加速度与陀螺仪电路/惯性测量单元IMU电路/惯性测量单元IMU电路.docx
+++ b/08-传感器电路/07-加速度与陀螺仪电路/惯性测量单元IMU电路/惯性测量单元IMU电路.docx
@@ -2266,6 +2266,20 @@
     </w:p>
     <w:bookmarkEnd w:id="26"/>
     <w:bookmarkEnd w:id="27"/>
+    <w:p>
+      <w:pPr>
+        <w:spacing w:before="360"/>
+        <w:jc w:val="center"/>
+      </w:pPr>
+      <w:r>
+        <w:rPr>
+          <w:rFonts w:ascii="Times New Roman" w:hAnsi="Times New Roman"/>
+          <w:color w:val="555555"/>
+          <w:sz w:val="21"/>
+        </w:rPr>
+        <w:t>材料收集者：杜文杰</w:t>
+      </w:r>
+    </w:p>
     <w:sectPr>
       <w:headerReference r:id="rId9" w:type="default"/>
       <w:footerReference r:id="rId10" w:type="default"/>

--- a/08-传感器电路/07-加速度与陀螺仪电路/惯性测量单元IMU电路/惯性测量单元IMU电路.docx
+++ b/08-传感器电路/07-加速度与陀螺仪电路/惯性测量单元IMU电路/惯性测量单元IMU电路.docx
@@ -1,6 +1,6 @@
 
 <file path=word/document.xml><?xml version="1.0" encoding="utf-8"?>
-<w:document xmlns:w="http://schemas.openxmlformats.org/wordprocessingml/2006/main" xmlns:m="http://schemas.openxmlformats.org/officeDocument/2006/math" xmlns:r="http://schemas.openxmlformats.org/officeDocument/2006/relationships" xmlns:o="urn:schemas-microsoft-com:office:office" xmlns:v="urn:schemas-microsoft-com:vml" xmlns:w10="urn:schemas-microsoft-com:office:word" xmlns:a="http://schemas.openxmlformats.org/drawingml/2006/main" xmlns:pic="http://schemas.openxmlformats.org/drawingml/2006/picture" xmlns:wp="http://schemas.openxmlformats.org/drawingml/2006/wordprocessingDrawing">
+<w:document xmlns:m="http://schemas.openxmlformats.org/officeDocument/2006/math" xmlns:r="http://schemas.openxmlformats.org/officeDocument/2006/relationships" xmlns:w="http://schemas.openxmlformats.org/wordprocessingml/2006/main" xmlns:o="urn:schemas-microsoft-com:office:office" xmlns:v="urn:schemas-microsoft-com:vml" xmlns:w10="urn:schemas-microsoft-com:office:word" xmlns:a="http://schemas.openxmlformats.org/drawingml/2006/main" xmlns:pic="http://schemas.openxmlformats.org/drawingml/2006/picture" xmlns:wp="http://schemas.openxmlformats.org/drawingml/2006/wordprocessingDrawing">
   <w:body>
     <w:bookmarkStart w:id="27" w:name="惯性测量单元imu电路"/>
     <w:p>
@@ -9,7 +9,7 @@
       </w:pPr>
       <w:r>
         <w:rPr>
-          <w:rFonts w:hint="eastAsia"/>
+          <w:rFonts w:hint="eastAsia" w:eastAsia="黑体"/>
         </w:rPr>
         <w:t xml:space="preserve">惯性测量单元IMU电路</w:t>
       </w:r>
@@ -21,7 +21,7 @@
       </w:pPr>
       <w:r>
         <w:rPr>
-          <w:rFonts w:hint="eastAsia"/>
+          <w:rFonts w:hint="eastAsia" w:eastAsia="黑体"/>
         </w:rPr>
         <w:t xml:space="preserve">拓扑描述</w:t>
       </w:r>
@@ -32,16 +32,19 @@
       </w:pPr>
       <w:r>
         <w:rPr>
-          <w:rFonts w:hint="eastAsia"/>
+          <w:rFonts w:hint="eastAsia" w:eastAsia="黑体"/>
         </w:rPr>
         <w:t xml:space="preserve">由</w:t>
       </w:r>
       <w:r>
+        <w:rPr>
+          <w:rFonts w:eastAsia="黑体"/>
+        </w:rPr>
         <w:t xml:space="preserve"> </w:t>
       </w:r>
       <w:r>
         <w:rPr>
-          <w:rFonts w:hint="eastAsia"/>
+          <w:rFonts w:hint="eastAsia" w:eastAsia="黑体"/>
           <w:b/>
           <w:bCs/>
         </w:rPr>
@@ -49,16 +52,19 @@
       </w:r>
       <w:r>
         <w:rPr>
-          <w:rFonts w:hint="eastAsia"/>
+          <w:rFonts w:hint="eastAsia" w:eastAsia="黑体"/>
         </w:rPr>
         <w:t xml:space="preserve">与</w:t>
       </w:r>
       <w:r>
+        <w:rPr>
+          <w:rFonts w:eastAsia="黑体"/>
+        </w:rPr>
         <w:t xml:space="preserve"> </w:t>
       </w:r>
       <w:r>
         <w:rPr>
-          <w:rFonts w:hint="eastAsia"/>
+          <w:rFonts w:hint="eastAsia" w:eastAsia="黑体"/>
           <w:b/>
           <w:bCs/>
         </w:rPr>
@@ -66,25 +72,31 @@
       </w:r>
       <w:r>
         <w:rPr>
-          <w:rFonts w:hint="eastAsia"/>
+          <w:rFonts w:hint="eastAsia" w:eastAsia="黑体"/>
         </w:rPr>
         <w:t xml:space="preserve">（均为</w:t>
       </w:r>
       <w:r>
+        <w:rPr>
+          <w:rFonts w:eastAsia="黑体"/>
+        </w:rPr>
         <w:t xml:space="preserve"> MEMS </w:t>
       </w:r>
       <w:r>
         <w:rPr>
-          <w:rFonts w:hint="eastAsia"/>
+          <w:rFonts w:hint="eastAsia" w:eastAsia="黑体"/>
         </w:rPr>
         <w:t xml:space="preserve">电容式/科里奥利式，部分型号另含</w:t>
       </w:r>
       <w:r>
+        <w:rPr>
+          <w:rFonts w:eastAsia="黑体"/>
+        </w:rPr>
         <w:t xml:space="preserve"> </w:t>
       </w:r>
       <w:r>
         <w:rPr>
-          <w:rFonts w:hint="eastAsia"/>
+          <w:rFonts w:hint="eastAsia" w:eastAsia="黑体"/>
           <w:b/>
           <w:bCs/>
         </w:rPr>
@@ -92,25 +104,31 @@
       </w:r>
       <w:r>
         <w:rPr>
-          <w:rFonts w:hint="eastAsia"/>
+          <w:rFonts w:hint="eastAsia" w:eastAsia="黑体"/>
         </w:rPr>
         <w:t xml:space="preserve">，构成</w:t>
       </w:r>
       <w:r>
+        <w:rPr>
+          <w:rFonts w:eastAsia="黑体"/>
+        </w:rPr>
         <w:t xml:space="preserve"> 9 </w:t>
       </w:r>
       <w:r>
         <w:rPr>
-          <w:rFonts w:hint="eastAsia"/>
+          <w:rFonts w:hint="eastAsia" w:eastAsia="黑体"/>
         </w:rPr>
         <w:t xml:space="preserve">轴）以及</w:t>
       </w:r>
       <w:r>
+        <w:rPr>
+          <w:rFonts w:eastAsia="黑体"/>
+        </w:rPr>
         <w:t xml:space="preserve"> </w:t>
       </w:r>
       <w:r>
         <w:rPr>
-          <w:rFonts w:hint="eastAsia"/>
+          <w:rFonts w:hint="eastAsia" w:eastAsia="黑体"/>
           <w:b/>
           <w:bCs/>
         </w:rPr>
@@ -118,6 +136,7 @@
       </w:r>
       <w:r>
         <w:rPr>
+          <w:rFonts w:eastAsia="黑体"/>
           <w:b/>
           <w:bCs/>
         </w:rPr>
@@ -125,7 +144,7 @@
       </w:r>
       <w:r>
         <w:rPr>
-          <w:rFonts w:hint="eastAsia"/>
+          <w:rFonts w:hint="eastAsia" w:eastAsia="黑体"/>
           <w:b/>
           <w:bCs/>
         </w:rPr>
@@ -133,40 +152,49 @@
       </w:r>
       <w:r>
         <w:rPr>
-          <w:rFonts w:hint="eastAsia"/>
+          <w:rFonts w:hint="eastAsia" w:eastAsia="黑体"/>
         </w:rPr>
         <w:t xml:space="preserve">（内含</w:t>
       </w:r>
       <w:r>
+        <w:rPr>
+          <w:rFonts w:eastAsia="黑体"/>
+        </w:rPr>
         <w:t xml:space="preserve"> C/V </w:t>
       </w:r>
       <w:r>
         <w:rPr>
-          <w:rFonts w:hint="eastAsia"/>
+          <w:rFonts w:hint="eastAsia" w:eastAsia="黑体"/>
         </w:rPr>
         <w:t xml:space="preserve">转换、放大、ADC、可选的融合引擎与</w:t>
       </w:r>
       <w:r>
+        <w:rPr>
+          <w:rFonts w:eastAsia="黑体"/>
+        </w:rPr>
         <w:t xml:space="preserve"> SPI/I²C </w:t>
       </w:r>
       <w:r>
         <w:rPr>
-          <w:rFonts w:hint="eastAsia"/>
+          <w:rFonts w:hint="eastAsia" w:eastAsia="黑体"/>
         </w:rPr>
         <w:t xml:space="preserve">接口，作为一个单片集成电路芯片实现）组成。电路共有</w:t>
       </w:r>
       <w:r>
+        <w:rPr>
+          <w:rFonts w:eastAsia="黑体"/>
+        </w:rPr>
         <w:t xml:space="preserve"> 8 </w:t>
       </w:r>
       <w:r>
         <w:rPr>
-          <w:rFonts w:hint="eastAsia"/>
+          <w:rFonts w:hint="eastAsia" w:eastAsia="黑体"/>
         </w:rPr>
         <w:t xml:space="preserve">个关键节点：</w:t>
       </w:r>
       <w:r>
         <w:rPr>
-          <w:rFonts w:hint="eastAsia"/>
+          <w:rFonts w:hint="eastAsia" w:eastAsia="黑体"/>
           <w:b/>
           <w:bCs/>
         </w:rPr>
@@ -174,6 +202,7 @@
       </w:r>
       <w:r>
         <w:rPr>
+          <w:rFonts w:eastAsia="黑体"/>
           <w:b/>
           <w:bCs/>
         </w:rPr>
@@ -181,7 +210,7 @@
       </w:r>
       <w:r>
         <w:rPr>
-          <w:rFonts w:hint="eastAsia"/>
+          <w:rFonts w:hint="eastAsia" w:eastAsia="黑体"/>
           <w:b/>
           <w:bCs/>
         </w:rPr>
@@ -189,6 +218,7 @@
       </w:r>
       <w:r>
         <w:rPr>
+          <w:rFonts w:eastAsia="黑体"/>
           <w:b/>
           <w:bCs/>
         </w:rPr>
@@ -196,22 +226,25 @@
       </w:r>
       <w:r>
         <w:rPr>
-          <w:rFonts w:hint="eastAsia"/>
+          <w:rFonts w:hint="eastAsia" w:eastAsia="黑体"/>
         </w:rPr>
         <w:t xml:space="preserve">（芯片主供电脚</w:t>
       </w:r>
       <w:r>
+        <w:rPr>
+          <w:rFonts w:eastAsia="黑体"/>
+        </w:rPr>
         <w:t xml:space="preserve"> VDD </w:t>
       </w:r>
       <w:r>
         <w:rPr>
-          <w:rFonts w:hint="eastAsia"/>
+          <w:rFonts w:hint="eastAsia" w:eastAsia="黑体"/>
         </w:rPr>
         <w:t xml:space="preserve">与片外去耦电容一端相连）；</w:t>
       </w:r>
       <w:r>
         <w:rPr>
-          <w:rFonts w:hint="eastAsia"/>
+          <w:rFonts w:hint="eastAsia" w:eastAsia="黑体"/>
           <w:b/>
           <w:bCs/>
         </w:rPr>
@@ -219,6 +252,7 @@
       </w:r>
       <w:r>
         <w:rPr>
+          <w:rFonts w:eastAsia="黑体"/>
           <w:b/>
           <w:bCs/>
         </w:rPr>
@@ -226,7 +260,7 @@
       </w:r>
       <w:r>
         <w:rPr>
-          <w:rFonts w:hint="eastAsia"/>
+          <w:rFonts w:hint="eastAsia" w:eastAsia="黑体"/>
           <w:b/>
           <w:bCs/>
         </w:rPr>
@@ -234,6 +268,7 @@
       </w:r>
       <w:r>
         <w:rPr>
+          <w:rFonts w:eastAsia="黑体"/>
           <w:b/>
           <w:bCs/>
         </w:rPr>
@@ -241,40 +276,49 @@
       </w:r>
       <w:r>
         <w:rPr>
-          <w:rFonts w:hint="eastAsia"/>
+          <w:rFonts w:hint="eastAsia" w:eastAsia="黑体"/>
         </w:rPr>
         <w:t xml:space="preserve">（芯片</w:t>
       </w:r>
       <w:r>
+        <w:rPr>
+          <w:rFonts w:eastAsia="黑体"/>
+        </w:rPr>
         <w:t xml:space="preserve"> VLOGIC </w:t>
       </w:r>
       <w:r>
         <w:rPr>
-          <w:rFonts w:hint="eastAsia"/>
+          <w:rFonts w:hint="eastAsia" w:eastAsia="黑体"/>
         </w:rPr>
         <w:t xml:space="preserve">逻辑供电脚，可接</w:t>
       </w:r>
       <w:r>
+        <w:rPr>
+          <w:rFonts w:eastAsia="黑体"/>
+        </w:rPr>
         <w:t xml:space="preserve"> VDD </w:t>
       </w:r>
       <w:r>
         <w:rPr>
-          <w:rFonts w:hint="eastAsia"/>
+          <w:rFonts w:hint="eastAsia" w:eastAsia="黑体"/>
         </w:rPr>
         <w:t xml:space="preserve">或独立</w:t>
       </w:r>
       <w:r>
+        <w:rPr>
+          <w:rFonts w:eastAsia="黑体"/>
+        </w:rPr>
         <w:t xml:space="preserve"> I/O </w:t>
       </w:r>
       <w:r>
         <w:rPr>
-          <w:rFonts w:hint="eastAsia"/>
+          <w:rFonts w:hint="eastAsia" w:eastAsia="黑体"/>
         </w:rPr>
         <w:t xml:space="preserve">电压）；</w:t>
       </w:r>
       <w:r>
         <w:rPr>
-          <w:rFonts w:hint="eastAsia"/>
+          <w:rFonts w:hint="eastAsia" w:eastAsia="黑体"/>
           <w:b/>
           <w:bCs/>
         </w:rPr>
@@ -282,6 +326,7 @@
       </w:r>
       <w:r>
         <w:rPr>
+          <w:rFonts w:eastAsia="黑体"/>
           <w:b/>
           <w:bCs/>
         </w:rPr>
@@ -289,7 +334,7 @@
       </w:r>
       <w:r>
         <w:rPr>
-          <w:rFonts w:hint="eastAsia"/>
+          <w:rFonts w:hint="eastAsia" w:eastAsia="黑体"/>
           <w:b/>
           <w:bCs/>
         </w:rPr>
@@ -297,6 +342,7 @@
       </w:r>
       <w:r>
         <w:rPr>
+          <w:rFonts w:eastAsia="黑体"/>
           <w:b/>
           <w:bCs/>
         </w:rPr>
@@ -304,22 +350,25 @@
       </w:r>
       <w:r>
         <w:rPr>
-          <w:rFonts w:hint="eastAsia"/>
+          <w:rFonts w:hint="eastAsia" w:eastAsia="黑体"/>
         </w:rPr>
         <w:t xml:space="preserve">（芯片地脚</w:t>
       </w:r>
       <w:r>
+        <w:rPr>
+          <w:rFonts w:eastAsia="黑体"/>
+        </w:rPr>
         <w:t xml:space="preserve"> </w:t>
       </w:r>
       <w:r>
         <w:rPr>
-          <w:rFonts w:hint="eastAsia"/>
+          <w:rFonts w:hint="eastAsia" w:eastAsia="黑体"/>
         </w:rPr>
         <w:t xml:space="preserve">GND、去耦电容另一端与系统地相连）；</w:t>
       </w:r>
       <w:r>
         <w:rPr>
-          <w:rFonts w:hint="eastAsia"/>
+          <w:rFonts w:hint="eastAsia" w:eastAsia="黑体"/>
           <w:b/>
           <w:bCs/>
         </w:rPr>
@@ -327,6 +376,7 @@
       </w:r>
       <w:r>
         <w:rPr>
+          <w:rFonts w:eastAsia="黑体"/>
           <w:b/>
           <w:bCs/>
         </w:rPr>
@@ -334,7 +384,7 @@
       </w:r>
       <w:r>
         <w:rPr>
-          <w:rFonts w:hint="eastAsia"/>
+          <w:rFonts w:hint="eastAsia" w:eastAsia="黑体"/>
           <w:b/>
           <w:bCs/>
         </w:rPr>
@@ -342,6 +392,7 @@
       </w:r>
       <w:r>
         <w:rPr>
+          <w:rFonts w:eastAsia="黑体"/>
           <w:b/>
           <w:bCs/>
         </w:rPr>
@@ -349,22 +400,25 @@
       </w:r>
       <w:r>
         <w:rPr>
-          <w:rFonts w:hint="eastAsia"/>
+          <w:rFonts w:hint="eastAsia" w:eastAsia="黑体"/>
         </w:rPr>
         <w:t xml:space="preserve">（芯片</w:t>
       </w:r>
       <w:r>
+        <w:rPr>
+          <w:rFonts w:eastAsia="黑体"/>
+        </w:rPr>
         <w:t xml:space="preserve"> SDA </w:t>
       </w:r>
       <w:r>
         <w:rPr>
-          <w:rFonts w:hint="eastAsia"/>
+          <w:rFonts w:hint="eastAsia" w:eastAsia="黑体"/>
         </w:rPr>
         <w:t xml:space="preserve">脚与一片外上拉电阻下端相连，为主控双向数据线）；</w:t>
       </w:r>
       <w:r>
         <w:rPr>
-          <w:rFonts w:hint="eastAsia"/>
+          <w:rFonts w:hint="eastAsia" w:eastAsia="黑体"/>
           <w:b/>
           <w:bCs/>
         </w:rPr>
@@ -372,6 +426,7 @@
       </w:r>
       <w:r>
         <w:rPr>
+          <w:rFonts w:eastAsia="黑体"/>
           <w:b/>
           <w:bCs/>
         </w:rPr>
@@ -379,7 +434,7 @@
       </w:r>
       <w:r>
         <w:rPr>
-          <w:rFonts w:hint="eastAsia"/>
+          <w:rFonts w:hint="eastAsia" w:eastAsia="黑体"/>
           <w:b/>
           <w:bCs/>
         </w:rPr>
@@ -387,6 +442,7 @@
       </w:r>
       <w:r>
         <w:rPr>
+          <w:rFonts w:eastAsia="黑体"/>
           <w:b/>
           <w:bCs/>
         </w:rPr>
@@ -394,22 +450,25 @@
       </w:r>
       <w:r>
         <w:rPr>
-          <w:rFonts w:hint="eastAsia"/>
+          <w:rFonts w:hint="eastAsia" w:eastAsia="黑体"/>
         </w:rPr>
         <w:t xml:space="preserve">（芯片</w:t>
       </w:r>
       <w:r>
+        <w:rPr>
+          <w:rFonts w:eastAsia="黑体"/>
+        </w:rPr>
         <w:t xml:space="preserve"> SCL </w:t>
       </w:r>
       <w:r>
         <w:rPr>
-          <w:rFonts w:hint="eastAsia"/>
+          <w:rFonts w:hint="eastAsia" w:eastAsia="黑体"/>
         </w:rPr>
         <w:t xml:space="preserve">脚与另一片外上拉电阻下端相连，为主控时钟线）；</w:t>
       </w:r>
       <w:r>
         <w:rPr>
-          <w:rFonts w:hint="eastAsia"/>
+          <w:rFonts w:hint="eastAsia" w:eastAsia="黑体"/>
           <w:b/>
           <w:bCs/>
         </w:rPr>
@@ -417,6 +476,7 @@
       </w:r>
       <w:r>
         <w:rPr>
+          <w:rFonts w:eastAsia="黑体"/>
           <w:b/>
           <w:bCs/>
         </w:rPr>
@@ -424,7 +484,7 @@
       </w:r>
       <w:r>
         <w:rPr>
-          <w:rFonts w:hint="eastAsia"/>
+          <w:rFonts w:hint="eastAsia" w:eastAsia="黑体"/>
           <w:b/>
           <w:bCs/>
         </w:rPr>
@@ -432,6 +492,7 @@
       </w:r>
       <w:r>
         <w:rPr>
+          <w:rFonts w:eastAsia="黑体"/>
           <w:b/>
           <w:bCs/>
         </w:rPr>
@@ -439,49 +500,61 @@
       </w:r>
       <w:r>
         <w:rPr>
-          <w:rFonts w:hint="eastAsia"/>
+          <w:rFonts w:hint="eastAsia" w:eastAsia="黑体"/>
         </w:rPr>
         <w:t xml:space="preserve">（芯片</w:t>
       </w:r>
       <w:r>
+        <w:rPr>
+          <w:rFonts w:eastAsia="黑体"/>
+        </w:rPr>
         <w:t xml:space="preserve"> AD0 </w:t>
       </w:r>
       <w:r>
         <w:rPr>
-          <w:rFonts w:hint="eastAsia"/>
+          <w:rFonts w:hint="eastAsia" w:eastAsia="黑体"/>
         </w:rPr>
         <w:t xml:space="preserve">脚接</w:t>
       </w:r>
       <w:r>
+        <w:rPr>
+          <w:rFonts w:eastAsia="黑体"/>
+        </w:rPr>
         <w:t xml:space="preserve"> VDD </w:t>
       </w:r>
       <w:r>
         <w:rPr>
-          <w:rFonts w:hint="eastAsia"/>
+          <w:rFonts w:hint="eastAsia" w:eastAsia="黑体"/>
         </w:rPr>
         <w:t xml:space="preserve">或</w:t>
       </w:r>
       <w:r>
+        <w:rPr>
+          <w:rFonts w:eastAsia="黑体"/>
+        </w:rPr>
         <w:t xml:space="preserve"> </w:t>
       </w:r>
       <w:r>
         <w:rPr>
-          <w:rFonts w:hint="eastAsia"/>
+          <w:rFonts w:hint="eastAsia" w:eastAsia="黑体"/>
         </w:rPr>
         <w:t xml:space="preserve">GND，以选择两个</w:t>
       </w:r>
       <w:r>
+        <w:rPr>
+          <w:rFonts w:eastAsia="黑体"/>
+        </w:rPr>
         <w:t xml:space="preserve"> I²C </w:t>
       </w:r>
       <w:r>
         <w:rPr>
-          <w:rFonts w:hint="eastAsia"/>
+          <w:rFonts w:hint="eastAsia" w:eastAsia="黑体"/>
         </w:rPr>
         <w:t xml:space="preserve">从机地址之一）；</w:t>
       </w:r>
       <w:r>
         <w:rPr>
-          <w:rFonts w:hint="eastAsia"/>
+          <w:rFonts w:hint="eastAsia" w:eastAsia="黑体"/>
           <w:b/>
           <w:bCs/>
         </w:rPr>
@@ -489,6 +562,7 @@
       </w:r>
       <w:r>
         <w:rPr>
+          <w:rFonts w:eastAsia="黑体"/>
           <w:b/>
           <w:bCs/>
         </w:rPr>
@@ -496,7 +570,7 @@
       </w:r>
       <w:r>
         <w:rPr>
-          <w:rFonts w:hint="eastAsia"/>
+          <w:rFonts w:hint="eastAsia" w:eastAsia="黑体"/>
           <w:b/>
           <w:bCs/>
         </w:rPr>
@@ -504,6 +578,7 @@
       </w:r>
       <w:r>
         <w:rPr>
+          <w:rFonts w:eastAsia="黑体"/>
           <w:b/>
           <w:bCs/>
         </w:rPr>
@@ -511,22 +586,25 @@
       </w:r>
       <w:r>
         <w:rPr>
-          <w:rFonts w:hint="eastAsia"/>
+          <w:rFonts w:hint="eastAsia" w:eastAsia="黑体"/>
         </w:rPr>
         <w:t xml:space="preserve">（芯片</w:t>
       </w:r>
       <w:r>
+        <w:rPr>
+          <w:rFonts w:eastAsia="黑体"/>
+        </w:rPr>
         <w:t xml:space="preserve"> INT </w:t>
       </w:r>
       <w:r>
         <w:rPr>
-          <w:rFonts w:hint="eastAsia"/>
+          <w:rFonts w:hint="eastAsia" w:eastAsia="黑体"/>
         </w:rPr>
         <w:t xml:space="preserve">中断输出脚接主控中断输入）；</w:t>
       </w:r>
       <w:r>
         <w:rPr>
-          <w:rFonts w:hint="eastAsia"/>
+          <w:rFonts w:hint="eastAsia" w:eastAsia="黑体"/>
           <w:b/>
           <w:bCs/>
         </w:rPr>
@@ -534,6 +612,7 @@
       </w:r>
       <w:r>
         <w:rPr>
+          <w:rFonts w:eastAsia="黑体"/>
           <w:b/>
           <w:bCs/>
         </w:rPr>
@@ -541,7 +620,7 @@
       </w:r>
       <w:r>
         <w:rPr>
-          <w:rFonts w:hint="eastAsia"/>
+          <w:rFonts w:hint="eastAsia" w:eastAsia="黑体"/>
           <w:b/>
           <w:bCs/>
         </w:rPr>
@@ -549,6 +628,7 @@
       </w:r>
       <w:r>
         <w:rPr>
+          <w:rFonts w:eastAsia="黑体"/>
           <w:b/>
           <w:bCs/>
         </w:rPr>
@@ -556,7 +636,7 @@
       </w:r>
       <w:r>
         <w:rPr>
-          <w:rFonts w:hint="eastAsia"/>
+          <w:rFonts w:hint="eastAsia" w:eastAsia="黑体"/>
           <w:b/>
           <w:bCs/>
         </w:rPr>
@@ -564,6 +644,7 @@
       </w:r>
       <w:r>
         <w:rPr>
+          <w:rFonts w:eastAsia="黑体"/>
           <w:b/>
           <w:bCs/>
         </w:rPr>
@@ -571,16 +652,19 @@
       </w:r>
       <w:r>
         <w:rPr>
-          <w:rFonts w:hint="eastAsia"/>
+          <w:rFonts w:hint="eastAsia" w:eastAsia="黑体"/>
         </w:rPr>
         <w:t xml:space="preserve">（芯片辅助数据/时钟脚，用于连接外接磁力计等辅助传感器以扩充为</w:t>
       </w:r>
       <w:r>
+        <w:rPr>
+          <w:rFonts w:eastAsia="黑体"/>
+        </w:rPr>
         <w:t xml:space="preserve"> 9 </w:t>
       </w:r>
       <w:r>
         <w:rPr>
-          <w:rFonts w:hint="eastAsia"/>
+          <w:rFonts w:hint="eastAsia" w:eastAsia="黑体"/>
         </w:rPr>
         <w:t xml:space="preserve">轴）。</w:t>
       </w:r>
@@ -589,13 +673,13 @@
       <w:pPr/>
       <w:r>
         <w:rPr>
-          <w:rFonts w:hint="eastAsia"/>
+          <w:rFonts w:hint="eastAsia" w:eastAsia="黑体"/>
         </w:rPr>
         <w:t xml:space="preserve">各元件管脚连接：</w:t>
       </w:r>
       <w:r>
         <w:rPr>
-          <w:rFonts w:hint="eastAsia"/>
+          <w:rFonts w:hint="eastAsia" w:eastAsia="黑体"/>
           <w:b/>
           <w:bCs/>
         </w:rPr>
@@ -603,22 +687,25 @@
       </w:r>
       <w:r>
         <w:rPr>
-          <w:rFonts w:hint="eastAsia"/>
+          <w:rFonts w:hint="eastAsia" w:eastAsia="黑体"/>
         </w:rPr>
         <w:t xml:space="preserve">的检测电容/质量块分别接入内部分别对应的传感桥臂与</w:t>
       </w:r>
       <w:r>
+        <w:rPr>
+          <w:rFonts w:eastAsia="黑体"/>
+        </w:rPr>
         <w:t xml:space="preserve"> C/V </w:t>
       </w:r>
       <w:r>
         <w:rPr>
-          <w:rFonts w:hint="eastAsia"/>
+          <w:rFonts w:hint="eastAsia" w:eastAsia="黑体"/>
         </w:rPr>
         <w:t xml:space="preserve">转换；</w:t>
       </w:r>
       <w:r>
         <w:rPr>
-          <w:rFonts w:hint="eastAsia"/>
+          <w:rFonts w:hint="eastAsia" w:eastAsia="黑体"/>
           <w:b/>
           <w:bCs/>
         </w:rPr>
@@ -626,32 +713,39 @@
       </w:r>
       <w:r>
         <w:rPr>
+          <w:rFonts w:eastAsia="黑体"/>
           <w:b/>
           <w:bCs/>
         </w:rPr>
         <w:t xml:space="preserve"> DMP</w:t>
       </w:r>
       <w:r>
+        <w:rPr>
+          <w:rFonts w:eastAsia="黑体"/>
+        </w:rPr>
         <w:t xml:space="preserve"> </w:t>
       </w:r>
       <w:r>
         <w:rPr>
-          <w:rFonts w:hint="eastAsia"/>
+          <w:rFonts w:hint="eastAsia" w:eastAsia="黑体"/>
         </w:rPr>
         <w:t xml:space="preserve">将加速度与角速度经放大、ADC</w:t>
       </w:r>
       <w:r>
+        <w:rPr>
+          <w:rFonts w:eastAsia="黑体"/>
+        </w:rPr>
         <w:t xml:space="preserve"> </w:t>
       </w:r>
       <w:r>
         <w:rPr>
-          <w:rFonts w:hint="eastAsia"/>
+          <w:rFonts w:hint="eastAsia" w:eastAsia="黑体"/>
         </w:rPr>
         <w:t xml:space="preserve">数字化后，进行可选融合并输出；</w:t>
       </w:r>
       <w:r>
         <w:rPr>
-          <w:rFonts w:hint="eastAsia"/>
+          <w:rFonts w:hint="eastAsia" w:eastAsia="黑体"/>
           <w:b/>
           <w:bCs/>
         </w:rPr>
@@ -659,259 +753,349 @@
       </w:r>
       <w:r>
         <w:rPr>
-          <w:rFonts w:hint="eastAsia"/>
+          <w:rFonts w:hint="eastAsia" w:eastAsia="黑体"/>
         </w:rPr>
         <w:t xml:space="preserve">一端接供电节点</w:t>
       </w:r>
       <w:r>
+        <w:rPr>
+          <w:rFonts w:eastAsia="黑体"/>
+        </w:rPr>
         <w:t xml:space="preserve"> </w:t>
       </w:r>
       <w:r>
         <w:rPr>
-          <w:rFonts w:hint="eastAsia"/>
+          <w:rFonts w:hint="eastAsia" w:eastAsia="黑体"/>
         </w:rPr>
         <w:t xml:space="preserve">VDD、另一端接地节点</w:t>
       </w:r>
       <w:r>
+        <w:rPr>
+          <w:rFonts w:eastAsia="黑体"/>
+        </w:rPr>
         <w:t xml:space="preserve"> </w:t>
       </w:r>
       <w:r>
         <w:rPr>
-          <w:rFonts w:hint="eastAsia"/>
+          <w:rFonts w:hint="eastAsia" w:eastAsia="黑体"/>
         </w:rPr>
         <w:t xml:space="preserve">GND；芯片</w:t>
       </w:r>
       <w:r>
+        <w:rPr>
+          <w:rFonts w:eastAsia="黑体"/>
+        </w:rPr>
         <w:t xml:space="preserve"> </w:t>
       </w:r>
       <w:r>
         <w:rPr>
+          <w:rFonts w:eastAsia="黑体"/>
           <w:b/>
           <w:bCs/>
         </w:rPr>
         <w:t xml:space="preserve">VDD</w:t>
       </w:r>
       <w:r>
+        <w:rPr>
+          <w:rFonts w:eastAsia="黑体"/>
+        </w:rPr>
         <w:t xml:space="preserve"> </w:t>
       </w:r>
       <w:r>
         <w:rPr>
-          <w:rFonts w:hint="eastAsia"/>
+          <w:rFonts w:hint="eastAsia" w:eastAsia="黑体"/>
         </w:rPr>
         <w:t xml:space="preserve">接供电节点</w:t>
       </w:r>
       <w:r>
+        <w:rPr>
+          <w:rFonts w:eastAsia="黑体"/>
+        </w:rPr>
         <w:t xml:space="preserve"> VDD、</w:t>
       </w:r>
       <w:r>
         <w:rPr>
+          <w:rFonts w:eastAsia="黑体"/>
           <w:b/>
           <w:bCs/>
         </w:rPr>
         <w:t xml:space="preserve">VLOGIC</w:t>
       </w:r>
       <w:r>
+        <w:rPr>
+          <w:rFonts w:eastAsia="黑体"/>
+        </w:rPr>
         <w:t xml:space="preserve"> </w:t>
       </w:r>
       <w:r>
         <w:rPr>
-          <w:rFonts w:hint="eastAsia"/>
+          <w:rFonts w:hint="eastAsia" w:eastAsia="黑体"/>
         </w:rPr>
         <w:t xml:space="preserve">接</w:t>
       </w:r>
       <w:r>
+        <w:rPr>
+          <w:rFonts w:eastAsia="黑体"/>
+        </w:rPr>
         <w:t xml:space="preserve"> I/O </w:t>
       </w:r>
       <w:r>
         <w:rPr>
-          <w:rFonts w:hint="eastAsia"/>
+          <w:rFonts w:hint="eastAsia" w:eastAsia="黑体"/>
         </w:rPr>
         <w:t xml:space="preserve">供电节点</w:t>
       </w:r>
       <w:r>
+        <w:rPr>
+          <w:rFonts w:eastAsia="黑体"/>
+        </w:rPr>
         <w:t xml:space="preserve"> VLOGIC、</w:t>
       </w:r>
       <w:r>
         <w:rPr>
+          <w:rFonts w:eastAsia="黑体"/>
           <w:b/>
           <w:bCs/>
         </w:rPr>
         <w:t xml:space="preserve">GND</w:t>
       </w:r>
       <w:r>
+        <w:rPr>
+          <w:rFonts w:eastAsia="黑体"/>
+        </w:rPr>
         <w:t xml:space="preserve"> </w:t>
       </w:r>
       <w:r>
         <w:rPr>
-          <w:rFonts w:hint="eastAsia"/>
+          <w:rFonts w:hint="eastAsia" w:eastAsia="黑体"/>
         </w:rPr>
         <w:t xml:space="preserve">接地节点</w:t>
       </w:r>
       <w:r>
+        <w:rPr>
+          <w:rFonts w:eastAsia="黑体"/>
+        </w:rPr>
         <w:t xml:space="preserve"> GND、</w:t>
       </w:r>
       <w:r>
         <w:rPr>
+          <w:rFonts w:eastAsia="黑体"/>
           <w:b/>
           <w:bCs/>
         </w:rPr>
         <w:t xml:space="preserve">SDA</w:t>
       </w:r>
       <w:r>
+        <w:rPr>
+          <w:rFonts w:eastAsia="黑体"/>
+        </w:rPr>
         <w:t xml:space="preserve"> </w:t>
       </w:r>
       <w:r>
         <w:rPr>
-          <w:rFonts w:hint="eastAsia"/>
+          <w:rFonts w:hint="eastAsia" w:eastAsia="黑体"/>
         </w:rPr>
         <w:t xml:space="preserve">接</w:t>
       </w:r>
       <w:r>
+        <w:rPr>
+          <w:rFonts w:eastAsia="黑体"/>
+        </w:rPr>
         <w:t xml:space="preserve"> I²C </w:t>
       </w:r>
       <w:r>
         <w:rPr>
-          <w:rFonts w:hint="eastAsia"/>
+          <w:rFonts w:hint="eastAsia" w:eastAsia="黑体"/>
         </w:rPr>
         <w:t xml:space="preserve">数据节点</w:t>
       </w:r>
       <w:r>
+        <w:rPr>
+          <w:rFonts w:eastAsia="黑体"/>
+        </w:rPr>
         <w:t xml:space="preserve"> SDA、</w:t>
       </w:r>
       <w:r>
         <w:rPr>
+          <w:rFonts w:eastAsia="黑体"/>
           <w:b/>
           <w:bCs/>
         </w:rPr>
         <w:t xml:space="preserve">SCL</w:t>
       </w:r>
       <w:r>
+        <w:rPr>
+          <w:rFonts w:eastAsia="黑体"/>
+        </w:rPr>
         <w:t xml:space="preserve"> </w:t>
       </w:r>
       <w:r>
         <w:rPr>
-          <w:rFonts w:hint="eastAsia"/>
+          <w:rFonts w:hint="eastAsia" w:eastAsia="黑体"/>
         </w:rPr>
         <w:t xml:space="preserve">接</w:t>
       </w:r>
       <w:r>
+        <w:rPr>
+          <w:rFonts w:eastAsia="黑体"/>
+        </w:rPr>
         <w:t xml:space="preserve"> I²C </w:t>
       </w:r>
       <w:r>
         <w:rPr>
-          <w:rFonts w:hint="eastAsia"/>
+          <w:rFonts w:hint="eastAsia" w:eastAsia="黑体"/>
         </w:rPr>
         <w:t xml:space="preserve">时钟节点</w:t>
       </w:r>
       <w:r>
+        <w:rPr>
+          <w:rFonts w:eastAsia="黑体"/>
+        </w:rPr>
         <w:t xml:space="preserve"> SCL、</w:t>
       </w:r>
       <w:r>
         <w:rPr>
+          <w:rFonts w:eastAsia="黑体"/>
           <w:b/>
           <w:bCs/>
         </w:rPr>
         <w:t xml:space="preserve">AD0</w:t>
       </w:r>
       <w:r>
+        <w:rPr>
+          <w:rFonts w:eastAsia="黑体"/>
+        </w:rPr>
         <w:t xml:space="preserve"> </w:t>
       </w:r>
       <w:r>
         <w:rPr>
-          <w:rFonts w:hint="eastAsia"/>
+          <w:rFonts w:hint="eastAsia" w:eastAsia="黑体"/>
         </w:rPr>
         <w:t xml:space="preserve">接地址选择节点</w:t>
       </w:r>
       <w:r>
+        <w:rPr>
+          <w:rFonts w:eastAsia="黑体"/>
+        </w:rPr>
         <w:t xml:space="preserve"> AD0、</w:t>
       </w:r>
       <w:r>
         <w:rPr>
+          <w:rFonts w:eastAsia="黑体"/>
           <w:b/>
           <w:bCs/>
         </w:rPr>
         <w:t xml:space="preserve">INT</w:t>
       </w:r>
       <w:r>
+        <w:rPr>
+          <w:rFonts w:eastAsia="黑体"/>
+        </w:rPr>
         <w:t xml:space="preserve"> </w:t>
       </w:r>
       <w:r>
         <w:rPr>
-          <w:rFonts w:hint="eastAsia"/>
+          <w:rFonts w:hint="eastAsia" w:eastAsia="黑体"/>
         </w:rPr>
         <w:t xml:space="preserve">接中断节点</w:t>
       </w:r>
       <w:r>
+        <w:rPr>
+          <w:rFonts w:eastAsia="黑体"/>
+        </w:rPr>
         <w:t xml:space="preserve"> INT、</w:t>
       </w:r>
       <w:r>
         <w:rPr>
+          <w:rFonts w:eastAsia="黑体"/>
           <w:b/>
           <w:bCs/>
         </w:rPr>
         <w:t xml:space="preserve">XDA</w:t>
       </w:r>
       <w:r>
+        <w:rPr>
+          <w:rFonts w:eastAsia="黑体"/>
+        </w:rPr>
         <w:t xml:space="preserve"> </w:t>
       </w:r>
       <w:r>
         <w:rPr>
-          <w:rFonts w:hint="eastAsia"/>
+          <w:rFonts w:hint="eastAsia" w:eastAsia="黑体"/>
         </w:rPr>
         <w:t xml:space="preserve">与</w:t>
       </w:r>
       <w:r>
+        <w:rPr>
+          <w:rFonts w:eastAsia="黑体"/>
+        </w:rPr>
         <w:t xml:space="preserve"> </w:t>
       </w:r>
       <w:r>
         <w:rPr>
+          <w:rFonts w:eastAsia="黑体"/>
           <w:b/>
           <w:bCs/>
         </w:rPr>
         <w:t xml:space="preserve">XCL</w:t>
       </w:r>
       <w:r>
+        <w:rPr>
+          <w:rFonts w:eastAsia="黑体"/>
+        </w:rPr>
         <w:t xml:space="preserve"> </w:t>
       </w:r>
       <w:r>
         <w:rPr>
-          <w:rFonts w:hint="eastAsia"/>
+          <w:rFonts w:hint="eastAsia" w:eastAsia="黑体"/>
         </w:rPr>
         <w:t xml:space="preserve">分别接辅助</w:t>
       </w:r>
       <w:r>
+        <w:rPr>
+          <w:rFonts w:eastAsia="黑体"/>
+        </w:rPr>
         <w:t xml:space="preserve"> I²C </w:t>
       </w:r>
       <w:r>
         <w:rPr>
-          <w:rFonts w:hint="eastAsia"/>
+          <w:rFonts w:hint="eastAsia" w:eastAsia="黑体"/>
         </w:rPr>
         <w:t xml:space="preserve">节点</w:t>
       </w:r>
       <w:r>
+        <w:rPr>
+          <w:rFonts w:eastAsia="黑体"/>
+        </w:rPr>
         <w:t xml:space="preserve"> </w:t>
       </w:r>
       <w:r>
         <w:rPr>
-          <w:rFonts w:hint="eastAsia"/>
+          <w:rFonts w:hint="eastAsia" w:eastAsia="黑体"/>
         </w:rPr>
         <w:t xml:space="preserve">XDA/XCL（9</w:t>
       </w:r>
       <w:r>
+        <w:rPr>
+          <w:rFonts w:eastAsia="黑体"/>
+        </w:rPr>
         <w:t xml:space="preserve"> </w:t>
       </w:r>
       <w:r>
         <w:rPr>
-          <w:rFonts w:hint="eastAsia"/>
+          <w:rFonts w:hint="eastAsia" w:eastAsia="黑体"/>
         </w:rPr>
         <w:t xml:space="preserve">轴时接外接磁力计）；两片</w:t>
       </w:r>
       <w:r>
+        <w:rPr>
+          <w:rFonts w:eastAsia="黑体"/>
+        </w:rPr>
         <w:t xml:space="preserve"> </w:t>
       </w:r>
       <w:r>
         <w:rPr>
-          <w:rFonts w:hint="eastAsia"/>
+          <w:rFonts w:hint="eastAsia" w:eastAsia="黑体"/>
           <w:b/>
           <w:bCs/>
         </w:rPr>
@@ -919,68 +1103,87 @@
       </w:r>
       <w:r>
         <w:rPr>
-          <w:rFonts w:hint="eastAsia"/>
+          <w:rFonts w:hint="eastAsia" w:eastAsia="黑体"/>
         </w:rPr>
         <w:t xml:space="preserve">上端接</w:t>
       </w:r>
       <w:r>
+        <w:rPr>
+          <w:rFonts w:eastAsia="黑体"/>
+        </w:rPr>
         <w:t xml:space="preserve"> I/O </w:t>
       </w:r>
       <w:r>
         <w:rPr>
-          <w:rFonts w:hint="eastAsia"/>
+          <w:rFonts w:hint="eastAsia" w:eastAsia="黑体"/>
         </w:rPr>
         <w:t xml:space="preserve">供电节点</w:t>
       </w:r>
       <w:r>
+        <w:rPr>
+          <w:rFonts w:eastAsia="黑体"/>
+        </w:rPr>
         <w:t xml:space="preserve"> </w:t>
       </w:r>
       <w:r>
         <w:rPr>
-          <w:rFonts w:hint="eastAsia"/>
+          <w:rFonts w:hint="eastAsia" w:eastAsia="黑体"/>
         </w:rPr>
         <w:t xml:space="preserve">VLOGIC（或</w:t>
       </w:r>
       <w:r>
+        <w:rPr>
+          <w:rFonts w:eastAsia="黑体"/>
+        </w:rPr>
         <w:t xml:space="preserve"> </w:t>
       </w:r>
       <w:r>
         <w:rPr>
-          <w:rFonts w:hint="eastAsia"/>
+          <w:rFonts w:hint="eastAsia" w:eastAsia="黑体"/>
         </w:rPr>
         <w:t xml:space="preserve">VDD）、下端分别接</w:t>
       </w:r>
       <w:r>
+        <w:rPr>
+          <w:rFonts w:eastAsia="黑体"/>
+        </w:rPr>
         <w:t xml:space="preserve"> SDA </w:t>
       </w:r>
       <w:r>
         <w:rPr>
-          <w:rFonts w:hint="eastAsia"/>
+          <w:rFonts w:hint="eastAsia" w:eastAsia="黑体"/>
         </w:rPr>
         <w:t xml:space="preserve">与</w:t>
       </w:r>
       <w:r>
+        <w:rPr>
+          <w:rFonts w:eastAsia="黑体"/>
+        </w:rPr>
         <w:t xml:space="preserve"> SCL </w:t>
       </w:r>
       <w:r>
         <w:rPr>
-          <w:rFonts w:hint="eastAsia"/>
+          <w:rFonts w:hint="eastAsia" w:eastAsia="黑体"/>
         </w:rPr>
         <w:t xml:space="preserve">数据/时钟线上；若需外部时钟，</w:t>
       </w:r>
       <w:r>
         <w:rPr>
+          <w:rFonts w:eastAsia="黑体"/>
           <w:b/>
           <w:bCs/>
         </w:rPr>
         <w:t xml:space="preserve">CLKIN</w:t>
       </w:r>
       <w:r>
+        <w:rPr>
+          <w:rFonts w:eastAsia="黑体"/>
+        </w:rPr>
         <w:t xml:space="preserve"> </w:t>
       </w:r>
       <w:r>
         <w:rPr>
-          <w:rFonts w:hint="eastAsia"/>
+          <w:rFonts w:hint="eastAsia" w:eastAsia="黑体"/>
         </w:rPr>
         <w:t xml:space="preserve">时钟输入脚接外部时钟源，否则可接地。</w:t>
       </w:r>
@@ -989,61 +1192,79 @@
       <w:pPr/>
       <w:r>
         <w:rPr>
-          <w:rFonts w:hint="eastAsia"/>
+          <w:rFonts w:hint="eastAsia" w:eastAsia="黑体"/>
         </w:rPr>
         <w:t xml:space="preserve">由此构成”三轴加速度计</w:t>
       </w:r>
       <w:r>
+        <w:rPr>
+          <w:rFonts w:eastAsia="黑体"/>
+        </w:rPr>
         <w:t xml:space="preserve"> + </w:t>
       </w:r>
       <w:r>
         <w:rPr>
-          <w:rFonts w:hint="eastAsia"/>
+          <w:rFonts w:hint="eastAsia" w:eastAsia="黑体"/>
         </w:rPr>
         <w:t xml:space="preserve">三轴陀螺仪（+三轴磁力计）传感内核</w:t>
       </w:r>
       <w:r>
+        <w:rPr>
+          <w:rFonts w:eastAsia="黑体"/>
+        </w:rPr>
         <w:t xml:space="preserve"> + </w:t>
       </w:r>
       <w:r>
         <w:rPr>
-          <w:rFonts w:hint="eastAsia"/>
+          <w:rFonts w:hint="eastAsia" w:eastAsia="黑体"/>
         </w:rPr>
         <w:t xml:space="preserve">片上调理、ADC</w:t>
       </w:r>
       <w:r>
+        <w:rPr>
+          <w:rFonts w:eastAsia="黑体"/>
+        </w:rPr>
         <w:t xml:space="preserve"> </w:t>
       </w:r>
       <w:r>
         <w:rPr>
-          <w:rFonts w:hint="eastAsia"/>
+          <w:rFonts w:hint="eastAsia" w:eastAsia="黑体"/>
         </w:rPr>
         <w:t xml:space="preserve">与</w:t>
       </w:r>
       <w:r>
+        <w:rPr>
+          <w:rFonts w:eastAsia="黑体"/>
+        </w:rPr>
         <w:t xml:space="preserve"> DMP + SPI/I²C </w:t>
       </w:r>
       <w:r>
         <w:rPr>
-          <w:rFonts w:hint="eastAsia"/>
+          <w:rFonts w:hint="eastAsia" w:eastAsia="黑体"/>
         </w:rPr>
         <w:t xml:space="preserve">接口”的集成</w:t>
       </w:r>
       <w:r>
+        <w:rPr>
+          <w:rFonts w:eastAsia="黑体"/>
+        </w:rPr>
         <w:t xml:space="preserve"> 6/9 </w:t>
       </w:r>
       <w:r>
         <w:rPr>
-          <w:rFonts w:hint="eastAsia"/>
+          <w:rFonts w:hint="eastAsia" w:eastAsia="黑体"/>
         </w:rPr>
         <w:t xml:space="preserve">轴惯性传感与数字输出组态，输出六/九轴测量数据，或经</w:t>
       </w:r>
       <w:r>
+        <w:rPr>
+          <w:rFonts w:eastAsia="黑体"/>
+        </w:rPr>
         <w:t xml:space="preserve"> DMP </w:t>
       </w:r>
       <w:r>
         <w:rPr>
-          <w:rFonts w:hint="eastAsia"/>
+          <w:rFonts w:hint="eastAsia" w:eastAsia="黑体"/>
         </w:rPr>
         <w:t xml:space="preserve">融合输出姿态角/四元数。</w:t>
       </w:r>
@@ -1056,7 +1277,7 @@
       </w:pPr>
       <w:r>
         <w:rPr>
-          <w:rFonts w:hint="eastAsia"/>
+          <w:rFonts w:hint="eastAsia" w:eastAsia="黑体"/>
         </w:rPr>
         <w:t xml:space="preserve">工作原理</w:t>
       </w:r>
@@ -1067,16 +1288,19 @@
       </w:pPr>
       <w:r>
         <w:rPr>
-          <w:rFonts w:hint="eastAsia"/>
+          <w:rFonts w:hint="eastAsia" w:eastAsia="黑体"/>
         </w:rPr>
         <w:t xml:space="preserve">加速度计测线加速度（含重力）、陀螺仪测角速度，片上处理器将数字信号融合（如</w:t>
       </w:r>
       <w:r>
+        <w:rPr>
+          <w:rFonts w:eastAsia="黑体"/>
+        </w:rPr>
         <w:t xml:space="preserve"> </w:t>
       </w:r>
       <w:r>
         <w:rPr>
-          <w:rFonts w:hint="eastAsia"/>
+          <w:rFonts w:hint="eastAsia" w:eastAsia="黑体"/>
         </w:rPr>
         <w:t xml:space="preserve">DMP），输出欧拉角/四元数或原始六轴数据，供主机进行姿态解算与导航。</w:t>
       </w:r>
@@ -1089,7 +1313,7 @@
       </w:pPr>
       <w:r>
         <w:rPr>
-          <w:rFonts w:hint="eastAsia"/>
+          <w:rFonts w:hint="eastAsia" w:eastAsia="黑体"/>
         </w:rPr>
         <w:t xml:space="preserve">关键计算公式</w:t>
       </w:r>
@@ -1103,7 +1327,7 @@
       </w:pPr>
       <w:r>
         <w:rPr>
-          <w:rFonts w:hint="eastAsia"/>
+          <w:rFonts w:hint="eastAsia" w:eastAsia="黑体"/>
         </w:rPr>
         <w:t xml:space="preserve">姿态角（由加速度计求倾角）：</w:t>
       </w:r>
@@ -1169,7 +1393,7 @@
       </w:pPr>
       <w:r>
         <w:rPr>
-          <w:rFonts w:hint="eastAsia"/>
+          <w:rFonts w:hint="eastAsia" w:eastAsia="黑体"/>
         </w:rPr>
         <w:t xml:space="preserve">角速度积分求角度：</w:t>
       </w:r>
@@ -1241,7 +1465,7 @@
       </w:pPr>
       <w:r>
         <w:rPr>
-          <w:rFonts w:hint="eastAsia"/>
+          <w:rFonts w:hint="eastAsia" w:eastAsia="黑体"/>
         </w:rPr>
         <w:t xml:space="preserve">互补滤波融合（</w:t>
       </w:r>
@@ -1251,11 +1475,14 @@
         </m:r>
       </m:oMath>
       <w:r>
+        <w:rPr>
+          <w:rFonts w:eastAsia="黑体"/>
+        </w:rPr>
         <w:t xml:space="preserve"> </w:t>
       </w:r>
       <w:r>
         <w:rPr>
-          <w:rFonts w:hint="eastAsia"/>
+          <w:rFonts w:hint="eastAsia" w:eastAsia="黑体"/>
         </w:rPr>
         <w:t xml:space="preserve">为权重）：</w:t>
       </w:r>
@@ -1422,7 +1649,7 @@
             </w:pPr>
             <w:r>
               <w:rPr>
-                <w:rFonts w:hint="eastAsia"/>
+                <w:rFonts w:hint="eastAsia" w:eastAsia="黑体"/>
               </w:rPr>
               <w:t xml:space="preserve">符号</w:t>
             </w:r>
@@ -1436,7 +1663,7 @@
             </w:pPr>
             <w:r>
               <w:rPr>
-                <w:rFonts w:hint="eastAsia"/>
+                <w:rFonts w:hint="eastAsia" w:eastAsia="黑体"/>
               </w:rPr>
               <w:t xml:space="preserve">含义</w:t>
             </w:r>
@@ -1450,7 +1677,7 @@
             </w:pPr>
             <w:r>
               <w:rPr>
-                <w:rFonts w:hint="eastAsia"/>
+                <w:rFonts w:hint="eastAsia" w:eastAsia="黑体"/>
               </w:rPr>
               <w:t xml:space="preserve">单位</w:t>
             </w:r>
@@ -1479,6 +1706,9 @@
               </m:sSub>
             </m:oMath>
             <w:r>
+              <w:rPr>
+                <w:rFonts w:eastAsia="黑体"/>
+              </w:rPr>
               <w:t xml:space="preserve">​</w:t>
             </w:r>
           </w:p>
@@ -1490,11 +1720,14 @@
               <w:pStyle w:val="Compact"/>
             </w:pPr>
             <w:r>
+              <w:rPr>
+                <w:rFonts w:eastAsia="黑体"/>
+              </w:rPr>
               <w:t xml:space="preserve">x </w:t>
             </w:r>
             <w:r>
               <w:rPr>
-                <w:rFonts w:hint="eastAsia"/>
+                <w:rFonts w:hint="eastAsia" w:eastAsia="黑体"/>
               </w:rPr>
               <w:t xml:space="preserve">轴加速度</w:t>
             </w:r>
@@ -1507,6 +1740,9 @@
               <w:pStyle w:val="Compact"/>
             </w:pPr>
             <w:r>
+              <w:rPr>
+                <w:rFonts w:eastAsia="黑体"/>
+              </w:rPr>
               <w:t xml:space="preserve">m/s²</w:t>
             </w:r>
           </w:p>
@@ -1525,6 +1761,9 @@
               </m:r>
             </m:oMath>
             <w:r>
+              <w:rPr>
+                <w:rFonts w:eastAsia="黑体"/>
+              </w:rPr>
               <w:t xml:space="preserve">​</w:t>
             </w:r>
           </w:p>
@@ -1537,7 +1776,7 @@
             </w:pPr>
             <w:r>
               <w:rPr>
-                <w:rFonts w:hint="eastAsia"/>
+                <w:rFonts w:hint="eastAsia" w:eastAsia="黑体"/>
               </w:rPr>
               <w:t xml:space="preserve">重力加速度（9.81）</w:t>
             </w:r>
@@ -1550,6 +1789,9 @@
               <w:pStyle w:val="Compact"/>
             </w:pPr>
             <w:r>
+              <w:rPr>
+                <w:rFonts w:eastAsia="黑体"/>
+              </w:rPr>
               <w:t xml:space="preserve">m/s²</w:t>
             </w:r>
           </w:p>
@@ -1571,6 +1813,9 @@
               </m:r>
             </m:oMath>
             <w:r>
+              <w:rPr>
+                <w:rFonts w:eastAsia="黑体"/>
+              </w:rPr>
               <w:t xml:space="preserve">​</w:t>
             </w:r>
           </w:p>
@@ -1583,7 +1828,7 @@
             </w:pPr>
             <w:r>
               <w:rPr>
-                <w:rFonts w:hint="eastAsia"/>
+                <w:rFonts w:hint="eastAsia" w:eastAsia="黑体"/>
               </w:rPr>
               <w:t xml:space="preserve">角速度</w:t>
             </w:r>
@@ -1596,6 +1841,9 @@
               <w:pStyle w:val="Compact"/>
             </w:pPr>
             <w:r>
+              <w:rPr>
+                <w:rFonts w:eastAsia="黑体"/>
+              </w:rPr>
               <w:t xml:space="preserve">rad/s</w:t>
             </w:r>
           </w:p>
@@ -1614,6 +1862,9 @@
               </m:r>
             </m:oMath>
             <w:r>
+              <w:rPr>
+                <w:rFonts w:eastAsia="黑体"/>
+              </w:rPr>
               <w:t xml:space="preserve">​</w:t>
             </w:r>
           </w:p>
@@ -1626,7 +1877,7 @@
             </w:pPr>
             <w:r>
               <w:rPr>
-                <w:rFonts w:hint="eastAsia"/>
+                <w:rFonts w:hint="eastAsia" w:eastAsia="黑体"/>
               </w:rPr>
               <w:t xml:space="preserve">姿态角</w:t>
             </w:r>
@@ -1639,6 +1890,9 @@
               <w:pStyle w:val="Compact"/>
             </w:pPr>
             <w:r>
+              <w:rPr>
+                <w:rFonts w:eastAsia="黑体"/>
+              </w:rPr>
               <w:t xml:space="preserve">rad</w:t>
             </w:r>
           </w:p>
@@ -1657,6 +1911,9 @@
               </m:r>
             </m:oMath>
             <w:r>
+              <w:rPr>
+                <w:rFonts w:eastAsia="黑体"/>
+              </w:rPr>
               <w:t xml:space="preserve">​</w:t>
             </w:r>
           </w:p>
@@ -1669,7 +1926,7 @@
             </w:pPr>
             <w:r>
               <w:rPr>
-                <w:rFonts w:hint="eastAsia"/>
+                <w:rFonts w:hint="eastAsia" w:eastAsia="黑体"/>
               </w:rPr>
               <w:t xml:space="preserve">融合权重</w:t>
             </w:r>
@@ -1682,6 +1939,9 @@
               <w:pStyle w:val="Compact"/>
             </w:pPr>
             <w:r>
+              <w:rPr>
+                <w:rFonts w:eastAsia="黑体"/>
+              </w:rPr>
               <w:t xml:space="preserve">—</w:t>
             </w:r>
           </w:p>
@@ -1696,7 +1956,7 @@
       </w:pPr>
       <w:r>
         <w:rPr>
-          <w:rFonts w:hint="eastAsia"/>
+          <w:rFonts w:hint="eastAsia" w:eastAsia="黑体"/>
         </w:rPr>
         <w:t xml:space="preserve">元件调整影响</w:t>
       </w:r>
@@ -1711,7 +1971,7 @@
       </w:pPr>
       <w:r>
         <w:rPr>
-          <w:rFonts w:hint="eastAsia"/>
+          <w:rFonts w:hint="eastAsia" w:eastAsia="黑体"/>
           <w:b/>
           <w:bCs/>
         </w:rPr>
@@ -1719,20 +1979,27 @@
       </w:r>
       <w:r>
         <w:rPr>
+          <w:rFonts w:eastAsia="黑体"/>
           <w:b/>
           <w:bCs/>
         </w:rPr>
         <w:t xml:space="preserve"> ↑</w:t>
       </w:r>
       <w:r>
+        <w:rPr>
+          <w:rFonts w:eastAsia="黑体"/>
+        </w:rPr>
         <w:t xml:space="preserve"> </w:t>
       </w:r>
       <w:r>
+        <w:rPr>
+          <w:rFonts w:eastAsia="黑体"/>
+        </w:rPr>
         <w:t xml:space="preserve">→ </w:t>
       </w:r>
       <w:r>
         <w:rPr>
-          <w:rFonts w:hint="eastAsia"/>
+          <w:rFonts w:hint="eastAsia" w:eastAsia="黑体"/>
         </w:rPr>
         <w:t xml:space="preserve">动态范围增大，角度分辨率下降。</w:t>
       </w:r>
@@ -1747,7 +2014,7 @@
       </w:pPr>
       <w:r>
         <w:rPr>
-          <w:rFonts w:hint="eastAsia"/>
+          <w:rFonts w:hint="eastAsia" w:eastAsia="黑体"/>
           <w:b/>
           <w:bCs/>
         </w:rPr>
@@ -1755,20 +2022,27 @@
       </w:r>
       <w:r>
         <w:rPr>
+          <w:rFonts w:eastAsia="黑体"/>
           <w:b/>
           <w:bCs/>
         </w:rPr>
         <w:t xml:space="preserve"> ↑</w:t>
       </w:r>
       <w:r>
+        <w:rPr>
+          <w:rFonts w:eastAsia="黑体"/>
+        </w:rPr>
         <w:t xml:space="preserve"> </w:t>
       </w:r>
       <w:r>
+        <w:rPr>
+          <w:rFonts w:eastAsia="黑体"/>
+        </w:rPr>
         <w:t xml:space="preserve">→ </w:t>
       </w:r>
       <w:r>
         <w:rPr>
-          <w:rFonts w:hint="eastAsia"/>
+          <w:rFonts w:hint="eastAsia" w:eastAsia="黑体"/>
         </w:rPr>
         <w:t xml:space="preserve">动态响应改善，噪声与功耗增大。</w:t>
       </w:r>
@@ -1783,7 +2057,7 @@
       </w:pPr>
       <w:r>
         <w:rPr>
-          <w:rFonts w:hint="eastAsia"/>
+          <w:rFonts w:hint="eastAsia" w:eastAsia="黑体"/>
           <w:b/>
           <w:bCs/>
         </w:rPr>
@@ -1791,29 +2065,39 @@
       </w:r>
       <w:r>
         <w:rPr>
+          <w:rFonts w:eastAsia="黑体"/>
           <w:b/>
           <w:bCs/>
         </w:rPr>
         <w:t xml:space="preserve"> α ↑</w:t>
       </w:r>
       <w:r>
+        <w:rPr>
+          <w:rFonts w:eastAsia="黑体"/>
+        </w:rPr>
         <w:t xml:space="preserve"> </w:t>
       </w:r>
       <w:r>
+        <w:rPr>
+          <w:rFonts w:eastAsia="黑体"/>
+        </w:rPr>
         <w:t xml:space="preserve">→ </w:t>
       </w:r>
       <w:r>
         <w:rPr>
-          <w:rFonts w:hint="eastAsia"/>
+          <w:rFonts w:hint="eastAsia" w:eastAsia="黑体"/>
         </w:rPr>
         <w:t xml:space="preserve">更信任加速度计（静态准、动态迟滞）；α</w:t>
       </w:r>
       <w:r>
+        <w:rPr>
+          <w:rFonts w:eastAsia="黑体"/>
+        </w:rPr>
         <w:t xml:space="preserve"> </w:t>
       </w:r>
       <w:r>
         <w:rPr>
-          <w:rFonts w:hint="eastAsia"/>
+          <w:rFonts w:hint="eastAsia" w:eastAsia="黑体"/>
         </w:rPr>
         <w:t xml:space="preserve">小则更信陀螺仪（动态好、有漂移）。</w:t>
       </w:r>
@@ -1828,7 +2112,7 @@
       </w:pPr>
       <w:r>
         <w:rPr>
-          <w:rFonts w:hint="eastAsia"/>
+          <w:rFonts w:hint="eastAsia" w:eastAsia="黑体"/>
         </w:rPr>
         <w:t xml:space="preserve">去耦与布局不良会引入振动噪声，影响姿态稳定性。</w:t>
       </w:r>
@@ -1841,7 +2125,7 @@
       </w:pPr>
       <w:r>
         <w:rPr>
-          <w:rFonts w:hint="eastAsia"/>
+          <w:rFonts w:hint="eastAsia" w:eastAsia="黑体"/>
         </w:rPr>
         <w:t xml:space="preserve">典型参数示例</w:t>
       </w:r>
@@ -1856,7 +2140,7 @@
       </w:pPr>
       <w:r>
         <w:rPr>
-          <w:rFonts w:hint="eastAsia"/>
+          <w:rFonts w:hint="eastAsia" w:eastAsia="黑体"/>
         </w:rPr>
         <w:t xml:space="preserve">由加速度计求倾角：</w:t>
       </w:r>
@@ -1904,11 +2188,14 @@
       </m:oMath>
       <w:r>
         <w:rPr>
-          <w:rFonts w:hint="eastAsia"/>
+          <w:rFonts w:hint="eastAsia" w:eastAsia="黑体"/>
         </w:rPr>
         <w:t xml:space="preserve">，则</w:t>
       </w:r>
       <w:r>
+        <w:rPr>
+          <w:rFonts w:eastAsia="黑体"/>
+        </w:rPr>
         <w:t xml:space="preserve"> </w:t>
       </w:r>
       <m:oMath>
@@ -1959,6 +2246,9 @@
         </m:r>
       </m:oMath>
       <w:r>
+        <w:rPr>
+          <w:rFonts w:eastAsia="黑体"/>
+        </w:rPr>
         <w:t xml:space="preserve">。</w:t>
       </w:r>
     </w:p>
@@ -1972,11 +2262,14 @@
       </w:pPr>
       <w:r>
         <w:rPr>
-          <w:rFonts w:hint="eastAsia"/>
+          <w:rFonts w:hint="eastAsia" w:eastAsia="黑体"/>
         </w:rPr>
         <w:t xml:space="preserve">互补滤波取</w:t>
       </w:r>
       <w:r>
+        <w:rPr>
+          <w:rFonts w:eastAsia="黑体"/>
+        </w:rPr>
         <w:t xml:space="preserve"> </w:t>
       </w:r>
       <m:oMath>
@@ -1995,11 +2288,14 @@
       </m:oMath>
       <w:r>
         <w:rPr>
-          <w:rFonts w:hint="eastAsia"/>
+          <w:rFonts w:hint="eastAsia" w:eastAsia="黑体"/>
         </w:rPr>
         <w:t xml:space="preserve">，角速度</w:t>
       </w:r>
       <w:r>
+        <w:rPr>
+          <w:rFonts w:eastAsia="黑体"/>
+        </w:rPr>
         <w:t xml:space="preserve"> </w:t>
       </w:r>
       <m:oMath>
@@ -2042,6 +2338,9 @@
         </m:r>
       </m:oMath>
       <w:r>
+        <w:rPr>
+          <w:rFonts w:eastAsia="黑体"/>
+        </w:rPr>
         <w:t xml:space="preserve">、</w:t>
       </w:r>
       <m:oMath>
@@ -2075,11 +2374,14 @@
         </m:r>
       </m:oMath>
       <w:r>
+        <w:rPr>
+          <w:rFonts w:eastAsia="黑体"/>
+        </w:rPr>
         <w:t xml:space="preserve"> </w:t>
       </w:r>
       <w:r>
         <w:rPr>
-          <w:rFonts w:hint="eastAsia"/>
+          <w:rFonts w:hint="eastAsia" w:eastAsia="黑体"/>
         </w:rPr>
         <w:t xml:space="preserve">时，逐步融合陀螺仪角度增量。</w:t>
       </w:r>
@@ -2092,7 +2394,7 @@
       </w:pPr>
       <w:r>
         <w:rPr>
-          <w:rFonts w:hint="eastAsia"/>
+          <w:rFonts w:hint="eastAsia" w:eastAsia="黑体"/>
         </w:rPr>
         <w:t xml:space="preserve">常见器件型号</w:t>
       </w:r>
@@ -2107,25 +2409,31 @@
       </w:pPr>
       <w:r>
         <w:rPr>
-          <w:rFonts w:hint="eastAsia"/>
+          <w:rFonts w:hint="eastAsia" w:eastAsia="黑体"/>
         </w:rPr>
         <w:t xml:space="preserve">IMU：MPU6050（6</w:t>
       </w:r>
       <w:r>
+        <w:rPr>
+          <w:rFonts w:eastAsia="黑体"/>
+        </w:rPr>
         <w:t xml:space="preserve"> </w:t>
       </w:r>
       <w:r>
         <w:rPr>
-          <w:rFonts w:hint="eastAsia"/>
+          <w:rFonts w:hint="eastAsia" w:eastAsia="黑体"/>
         </w:rPr>
         <w:t xml:space="preserve">轴）、MPU9250/ICM-20948（9</w:t>
       </w:r>
       <w:r>
+        <w:rPr>
+          <w:rFonts w:eastAsia="黑体"/>
+        </w:rPr>
         <w:t xml:space="preserve"> </w:t>
       </w:r>
       <w:r>
         <w:rPr>
-          <w:rFonts w:hint="eastAsia"/>
+          <w:rFonts w:hint="eastAsia" w:eastAsia="黑体"/>
         </w:rPr>
         <w:t xml:space="preserve">轴）、BMI160、LSM6DS3。</w:t>
       </w:r>
@@ -2138,7 +2446,7 @@
       </w:pPr>
       <w:r>
         <w:rPr>
-          <w:rFonts w:hint="eastAsia"/>
+          <w:rFonts w:hint="eastAsia" w:eastAsia="黑体"/>
         </w:rPr>
         <w:t xml:space="preserve">注意事项</w:t>
       </w:r>
@@ -2153,7 +2461,7 @@
       </w:pPr>
       <w:r>
         <w:rPr>
-          <w:rFonts w:hint="eastAsia"/>
+          <w:rFonts w:hint="eastAsia" w:eastAsia="黑体"/>
         </w:rPr>
         <w:t xml:space="preserve">陀螺仪零偏漂移需校准，纯积分角度会漂移，须融合磁力计/加速度计。</w:t>
       </w:r>
@@ -2167,11 +2475,14 @@
         </w:numPr>
       </w:pPr>
       <w:r>
+        <w:rPr>
+          <w:rFonts w:eastAsia="黑体"/>
+        </w:rPr>
         <w:t xml:space="preserve">IMU </w:t>
       </w:r>
       <w:r>
         <w:rPr>
-          <w:rFonts w:hint="eastAsia"/>
+          <w:rFonts w:hint="eastAsia" w:eastAsia="黑体"/>
         </w:rPr>
         <w:t xml:space="preserve">放置位置影响机械振动耦合，应减振安装、固定牢靠。</w:t>
       </w:r>
@@ -2185,15 +2496,21 @@
         </w:numPr>
       </w:pPr>
       <w:r>
+        <w:rPr>
+          <w:rFonts w:eastAsia="黑体"/>
+        </w:rPr>
         <w:t xml:space="preserve">I²C </w:t>
       </w:r>
       <w:r>
         <w:rPr>
-          <w:rFonts w:hint="eastAsia"/>
+          <w:rFonts w:hint="eastAsia" w:eastAsia="黑体"/>
         </w:rPr>
         <w:t xml:space="preserve">地址冲突时注意选择片选/地址引脚；高速应用选</w:t>
       </w:r>
       <w:r>
+        <w:rPr>
+          <w:rFonts w:eastAsia="黑体"/>
+        </w:rPr>
         <w:t xml:space="preserve"> SPI。</w:t>
       </w:r>
     </w:p>
@@ -2207,16 +2524,19 @@
       </w:pPr>
       <w:r>
         <w:rPr>
-          <w:rFonts w:hint="eastAsia"/>
+          <w:rFonts w:hint="eastAsia" w:eastAsia="黑体"/>
         </w:rPr>
         <w:t xml:space="preserve">上电需稳定时间，注意量程与</w:t>
       </w:r>
       <w:r>
+        <w:rPr>
+          <w:rFonts w:eastAsia="黑体"/>
+        </w:rPr>
         <w:t xml:space="preserve"> ODR </w:t>
       </w:r>
       <w:r>
         <w:rPr>
-          <w:rFonts w:hint="eastAsia"/>
+          <w:rFonts w:hint="eastAsia" w:eastAsia="黑体"/>
         </w:rPr>
         <w:t xml:space="preserve">配置再读数据。</w:t>
       </w:r>
@@ -2229,7 +2549,7 @@
       </w:pPr>
       <w:r>
         <w:rPr>
-          <w:rFonts w:hint="eastAsia"/>
+          <w:rFonts w:hint="eastAsia" w:eastAsia="黑体"/>
         </w:rPr>
         <w:t xml:space="preserve">参考资料</w:t>
       </w:r>
@@ -2243,11 +2563,14 @@
         </w:numPr>
       </w:pPr>
       <w:r>
+        <w:rPr>
+          <w:rFonts w:eastAsia="黑体"/>
+        </w:rPr>
         <w:t xml:space="preserve">InvenSense MPU6050/MPU9250 </w:t>
       </w:r>
       <w:r>
         <w:rPr>
-          <w:rFonts w:hint="eastAsia"/>
+          <w:rFonts w:hint="eastAsia" w:eastAsia="黑体"/>
         </w:rPr>
         <w:t xml:space="preserve">数据手册。</w:t>
       </w:r>
@@ -2261,6 +2584,9 @@
         </w:numPr>
       </w:pPr>
       <w:r>
+        <w:rPr>
+          <w:rFonts w:eastAsia="黑体"/>
+        </w:rPr>
         <w:t xml:space="preserve">Wikipedia: Inertial measurement unit。</w:t>
       </w:r>
     </w:p>
@@ -2273,11 +2599,11 @@
       </w:pPr>
       <w:r>
         <w:rPr>
-          <w:rFonts w:ascii="Times New Roman" w:hAnsi="Times New Roman"/>
+          <w:rFonts w:ascii="Times New Roman" w:hAnsi="Times New Roman" w:eastAsia="黑体"/>
           <w:color w:val="555555"/>
           <w:sz w:val="21"/>
         </w:rPr>
-        <w:t>材料收集者：杜文杰</w:t>
+        <w:t>材料收集者：杜文杰，WX手机：19519196569，QQ:3478827729</w:t>
       </w:r>
     </w:p>
     <w:sectPr>
@@ -2297,7 +2623,7 @@
 </file>
 
 <file path=word/footer1.xml><?xml version="1.0" encoding="utf-8"?>
-<w:ftr xmlns:m="http://schemas.openxmlformats.org/officeDocument/2006/math" xmlns:mc="http://schemas.openxmlformats.org/markup-compatibility/2006" xmlns:mo="http://schemas.microsoft.com/office/mac/office/2008/main" xmlns:mv="urn:schemas-microsoft-com:mac:vml" xmlns:o="urn:schemas-microsoft-com:office:office" xmlns:r="http://schemas.openxmlformats.org/officeDocument/2006/relationships" xmlns:v="urn:schemas-microsoft-com:vml" xmlns:w10="urn:schemas-microsoft-com:office:word" xmlns:w14="http://schemas.microsoft.com/office/word/2010/wordml" xmlns:w="http://schemas.openxmlformats.org/wordprocessingml/2006/main" xmlns:wne="http://schemas.microsoft.com/office/word/2006/wordml" xmlns:wp14="http://schemas.microsoft.com/office/word/2010/wordprocessingDrawing" xmlns:wp="http://schemas.openxmlformats.org/drawingml/2006/wordprocessingDrawing" xmlns:wpc="http://schemas.microsoft.com/office/word/2010/wordprocessingCanvas" xmlns:wpg="http://schemas.microsoft.com/office/word/2010/wordprocessingGroup" xmlns:wpi="http://schemas.microsoft.com/office/word/2010/wordprocessingInk" xmlns:wps="http://schemas.microsoft.com/office/word/2010/wordprocessingShape" mc:Ignorable="w14 wp14">
+<w:ftr xmlns:mc="http://schemas.openxmlformats.org/markup-compatibility/2006" xmlns:w="http://schemas.openxmlformats.org/wordprocessingml/2006/main" xmlns:m="http://schemas.openxmlformats.org/officeDocument/2006/math" xmlns:mo="http://schemas.microsoft.com/office/mac/office/2008/main" xmlns:mv="urn:schemas-microsoft-com:mac:vml" xmlns:o="urn:schemas-microsoft-com:office:office" xmlns:r="http://schemas.openxmlformats.org/officeDocument/2006/relationships" xmlns:v="urn:schemas-microsoft-com:vml" xmlns:w10="urn:schemas-microsoft-com:office:word" xmlns:w14="http://schemas.microsoft.com/office/word/2010/wordml" xmlns:wne="http://schemas.microsoft.com/office/word/2006/wordml" xmlns:wp14="http://schemas.microsoft.com/office/word/2010/wordprocessingDrawing" xmlns:wp="http://schemas.openxmlformats.org/drawingml/2006/wordprocessingDrawing" xmlns:wpc="http://schemas.microsoft.com/office/word/2010/wordprocessingCanvas" xmlns:wpg="http://schemas.microsoft.com/office/word/2010/wordprocessingGroup" xmlns:wpi="http://schemas.microsoft.com/office/word/2010/wordprocessingInk" xmlns:wps="http://schemas.microsoft.com/office/word/2010/wordprocessingShape" mc:Ignorable="w14 wp14">
   <w:p>
     <w:pPr>
       <w:pStyle w:val="Footer"/>
@@ -2305,12 +2631,14 @@
     </w:pPr>
     <w:r>
       <w:rPr>
+        <w:rFonts w:eastAsia="黑体"/>
         <w:sz w:val="18"/>
       </w:rPr>
       <w:t xml:space="preserve">第 </w:t>
     </w:r>
     <w:r>
       <w:rPr>
+        <w:rFonts w:eastAsia="黑体"/>
         <w:sz w:val="18"/>
       </w:rPr>
       <w:fldChar w:fldCharType="begin"/>
@@ -2319,6 +2647,7 @@
     </w:r>
     <w:r>
       <w:rPr>
+        <w:rFonts w:eastAsia="黑体"/>
         <w:sz w:val="18"/>
       </w:rPr>
       <w:t xml:space="preserve"> 页</w:t>
@@ -2332,6 +2661,9 @@
   <w:footnote w:type="continuationSeparator" w:id="0">
     <w:p>
       <w:r>
+        <w:rPr>
+          <w:rFonts w:eastAsia="黑体"/>
+        </w:rPr>
         <w:continuationSeparator/>
       </w:r>
     </w:p>
@@ -2339,6 +2671,9 @@
   <w:footnote w:type="separator" w:id="-1">
     <w:p>
       <w:r>
+        <w:rPr>
+          <w:rFonts w:eastAsia="黑体"/>
+        </w:rPr>
         <w:separator/>
       </w:r>
     </w:p>
@@ -2347,7 +2682,7 @@
 </file>
 
 <file path=word/header1.xml><?xml version="1.0" encoding="utf-8"?>
-<w:hdr xmlns:m="http://schemas.openxmlformats.org/officeDocument/2006/math" xmlns:mc="http://schemas.openxmlformats.org/markup-compatibility/2006" xmlns:mo="http://schemas.microsoft.com/office/mac/office/2008/main" xmlns:mv="urn:schemas-microsoft-com:mac:vml" xmlns:o="urn:schemas-microsoft-com:office:office" xmlns:r="http://schemas.openxmlformats.org/officeDocument/2006/relationships" xmlns:v="urn:schemas-microsoft-com:vml" xmlns:w10="urn:schemas-microsoft-com:office:word" xmlns:w14="http://schemas.microsoft.com/office/word/2010/wordml" xmlns:w="http://schemas.openxmlformats.org/wordprocessingml/2006/main" xmlns:wne="http://schemas.microsoft.com/office/word/2006/wordml" xmlns:wp14="http://schemas.microsoft.com/office/word/2010/wordprocessingDrawing" xmlns:wp="http://schemas.openxmlformats.org/drawingml/2006/wordprocessingDrawing" xmlns:wpc="http://schemas.microsoft.com/office/word/2010/wordprocessingCanvas" xmlns:wpg="http://schemas.microsoft.com/office/word/2010/wordprocessingGroup" xmlns:wpi="http://schemas.microsoft.com/office/word/2010/wordprocessingInk" xmlns:wps="http://schemas.microsoft.com/office/word/2010/wordprocessingShape" mc:Ignorable="w14 wp14">
+<w:hdr xmlns:mc="http://schemas.openxmlformats.org/markup-compatibility/2006" xmlns:w="http://schemas.openxmlformats.org/wordprocessingml/2006/main" xmlns:m="http://schemas.openxmlformats.org/officeDocument/2006/math" xmlns:mo="http://schemas.microsoft.com/office/mac/office/2008/main" xmlns:mv="urn:schemas-microsoft-com:mac:vml" xmlns:o="urn:schemas-microsoft-com:office:office" xmlns:r="http://schemas.openxmlformats.org/officeDocument/2006/relationships" xmlns:v="urn:schemas-microsoft-com:vml" xmlns:w10="urn:schemas-microsoft-com:office:word" xmlns:w14="http://schemas.microsoft.com/office/word/2010/wordml" xmlns:wne="http://schemas.microsoft.com/office/word/2006/wordml" xmlns:wp14="http://schemas.microsoft.com/office/word/2010/wordprocessingDrawing" xmlns:wp="http://schemas.openxmlformats.org/drawingml/2006/wordprocessingDrawing" xmlns:wpc="http://schemas.microsoft.com/office/word/2010/wordprocessingCanvas" xmlns:wpg="http://schemas.microsoft.com/office/word/2010/wordprocessingGroup" xmlns:wpi="http://schemas.microsoft.com/office/word/2010/wordprocessingInk" xmlns:wps="http://schemas.microsoft.com/office/word/2010/wordprocessingShape" mc:Ignorable="w14 wp14">
   <w:p>
     <w:pPr>
       <w:pStyle w:val="Header"/>
@@ -2355,7 +2690,7 @@
     </w:pPr>
     <w:r>
       <w:rPr>
-        <w:rFonts w:ascii="Times New Roman" w:hAnsi="Times New Roman"/>
+        <w:rFonts w:ascii="Times New Roman" w:hAnsi="Times New Roman" w:eastAsia="黑体"/>
         <w:sz w:val="18"/>
         <w:rFonts w:eastAsia="黑体"/>
         <w:rFonts w:eastAsia="黑体"/>
@@ -2367,7 +2702,7 @@
 </file>
 
 <file path=word/numbering.xml><?xml version="1.0" encoding="utf-8"?>
-<w:numbering xmlns:m="http://schemas.openxmlformats.org/officeDocument/2006/math" xmlns:mc="http://schemas.openxmlformats.org/markup-compatibility/2006" xmlns:mo="http://schemas.microsoft.com/office/mac/office/2008/main" xmlns:mv="urn:schemas-microsoft-com:mac:vml" xmlns:o="urn:schemas-microsoft-com:office:office" xmlns:r="http://schemas.openxmlformats.org/officeDocument/2006/relationships" xmlns:v="urn:schemas-microsoft-com:vml" xmlns:w="http://schemas.openxmlformats.org/wordprocessingml/2006/main" xmlns:w10="urn:schemas-microsoft-com:office:word" xmlns:w14="http://schemas.microsoft.com/office/word/2010/wordml" xmlns:wne="http://schemas.microsoft.com/office/word/2006/wordml" xmlns:wp="http://schemas.openxmlformats.org/drawingml/2006/wordprocessingDrawing" xmlns:wp14="http://schemas.microsoft.com/office/word/2010/wordprocessingDrawing" xmlns:wpc="http://schemas.microsoft.com/office/word/2010/wordprocessingCanvas" xmlns:wpg="http://schemas.microsoft.com/office/word/2010/wordprocessingGroup" xmlns:wpi="http://schemas.microsoft.com/office/word/2010/wordprocessingInk" xmlns:wps="http://schemas.microsoft.com/office/word/2010/wordprocessingShape" mc:Ignorable="w14 wp14">
+<w:numbering xmlns:mc="http://schemas.openxmlformats.org/markup-compatibility/2006" xmlns:w="http://schemas.openxmlformats.org/wordprocessingml/2006/main" xmlns:m="http://schemas.openxmlformats.org/officeDocument/2006/math" xmlns:mo="http://schemas.microsoft.com/office/mac/office/2008/main" xmlns:mv="urn:schemas-microsoft-com:mac:vml" xmlns:o="urn:schemas-microsoft-com:office:office" xmlns:r="http://schemas.openxmlformats.org/officeDocument/2006/relationships" xmlns:v="urn:schemas-microsoft-com:vml" xmlns:w10="urn:schemas-microsoft-com:office:word" xmlns:w14="http://schemas.microsoft.com/office/word/2010/wordml" xmlns:wne="http://schemas.microsoft.com/office/word/2006/wordml" xmlns:wp="http://schemas.openxmlformats.org/drawingml/2006/wordprocessingDrawing" xmlns:wp14="http://schemas.microsoft.com/office/word/2010/wordprocessingDrawing" xmlns:wpc="http://schemas.microsoft.com/office/word/2010/wordprocessingCanvas" xmlns:wpg="http://schemas.microsoft.com/office/word/2010/wordprocessingGroup" xmlns:wpi="http://schemas.microsoft.com/office/word/2010/wordprocessingInk" xmlns:wps="http://schemas.microsoft.com/office/word/2010/wordprocessingShape" mc:Ignorable="w14 wp14">
   <w:abstractNum w:abstractNumId="0">
     <w:nsid w:val="FFFFFF7C"/>
     <w:multiLevelType w:val="singleLevel"/>
@@ -2454,7 +2789,7 @@
         <w:ind w:hanging="360" w:left="1440"/>
       </w:pPr>
       <w:rPr>
-        <w:rFonts w:ascii="Symbol" w:hAnsi="Symbol" w:hint="default"/>
+        <w:rFonts w:ascii="Symbol" w:hAnsi="Symbol" w:hint="default" w:eastAsia="黑体"/>
       </w:rPr>
     </w:lvl>
   </w:abstractNum>
@@ -2475,7 +2810,7 @@
         <w:ind w:hanging="360" w:left="1080"/>
       </w:pPr>
       <w:rPr>
-        <w:rFonts w:ascii="Symbol" w:hAnsi="Symbol" w:hint="default"/>
+        <w:rFonts w:ascii="Symbol" w:hAnsi="Symbol" w:hint="default" w:eastAsia="黑体"/>
       </w:rPr>
     </w:lvl>
   </w:abstractNum>
@@ -2496,7 +2831,7 @@
         <w:ind w:hanging="360" w:left="720"/>
       </w:pPr>
       <w:rPr>
-        <w:rFonts w:ascii="Symbol" w:hAnsi="Symbol" w:hint="default"/>
+        <w:rFonts w:ascii="Symbol" w:hAnsi="Symbol" w:hint="default" w:eastAsia="黑体"/>
       </w:rPr>
     </w:lvl>
   </w:abstractNum>
@@ -2535,7 +2870,7 @@
         <w:ind w:hanging="360" w:left="360"/>
       </w:pPr>
       <w:rPr>
-        <w:rFonts w:ascii="Symbol" w:hAnsi="Symbol" w:hint="default"/>
+        <w:rFonts w:ascii="Symbol" w:hAnsi="Symbol" w:hint="default" w:eastAsia="黑体"/>
       </w:rPr>
     </w:lvl>
   </w:abstractNum>
@@ -2626,7 +2961,7 @@
         <w:ind w:left="720" w:hanging="360"/>
       </w:pPr>
       <w:rPr>
-        <w:rFonts w:ascii="Symbol" w:hAnsi="Symbol" w:cs="Symbol" w:hint="default"/>
+        <w:rFonts w:ascii="Symbol" w:hAnsi="Symbol" w:cs="Symbol" w:hint="default" w:eastAsia="黑体"/>
       </w:rPr>
     </w:lvl>
     <w:lvl w:ilvl="1">
@@ -2637,7 +2972,7 @@
         <w:ind w:left="1440" w:hanging="360"/>
       </w:pPr>
       <w:rPr>
-        <w:rFonts w:ascii="Courier New" w:hAnsi="Courier New" w:cs="Courier New" w:hint="default"/>
+        <w:rFonts w:ascii="Courier New" w:hAnsi="Courier New" w:cs="Courier New" w:hint="default" w:eastAsia="黑体"/>
       </w:rPr>
     </w:lvl>
     <w:lvl w:ilvl="2">
@@ -2648,7 +2983,7 @@
         <w:ind w:left="2160" w:hanging="360"/>
       </w:pPr>
       <w:rPr>
-        <w:rFonts w:ascii="Wingdings" w:hAnsi="Wingdings" w:cs="Wingdings" w:hint="default"/>
+        <w:rFonts w:ascii="Wingdings" w:hAnsi="Wingdings" w:cs="Wingdings" w:hint="default" w:eastAsia="黑体"/>
       </w:rPr>
     </w:lvl>
     <w:lvl w:ilvl="3">
@@ -2659,7 +2994,7 @@
         <w:ind w:left="2880" w:hanging="360"/>
       </w:pPr>
       <w:rPr>
-        <w:rFonts w:ascii="Symbol" w:hAnsi="Symbol" w:cs="Symbol" w:hint="default"/>
+        <w:rFonts w:ascii="Symbol" w:hAnsi="Symbol" w:cs="Symbol" w:hint="default" w:eastAsia="黑体"/>
       </w:rPr>
     </w:lvl>
     <w:lvl w:ilvl="4">
@@ -2670,7 +3005,7 @@
         <w:ind w:left="3600" w:hanging="360"/>
       </w:pPr>
       <w:rPr>
-        <w:rFonts w:ascii="Courier New" w:hAnsi="Courier New" w:cs="Courier New" w:hint="default"/>
+        <w:rFonts w:ascii="Courier New" w:hAnsi="Courier New" w:cs="Courier New" w:hint="default" w:eastAsia="黑体"/>
       </w:rPr>
     </w:lvl>
     <w:lvl w:ilvl="5">
@@ -2681,7 +3016,7 @@
         <w:ind w:left="4320" w:hanging="360"/>
       </w:pPr>
       <w:rPr>
-        <w:rFonts w:ascii="Wingdings" w:hAnsi="Wingdings" w:cs="Wingdings" w:hint="default"/>
+        <w:rFonts w:ascii="Wingdings" w:hAnsi="Wingdings" w:cs="Wingdings" w:hint="default" w:eastAsia="黑体"/>
       </w:rPr>
     </w:lvl>
     <w:lvl w:ilvl="6">
@@ -2692,7 +3027,7 @@
         <w:ind w:left="5040" w:hanging="360"/>
       </w:pPr>
       <w:rPr>
-        <w:rFonts w:ascii="Symbol" w:hAnsi="Symbol" w:cs="Symbol" w:hint="default"/>
+        <w:rFonts w:ascii="Symbol" w:hAnsi="Symbol" w:cs="Symbol" w:hint="default" w:eastAsia="黑体"/>
       </w:rPr>
     </w:lvl>
     <w:lvl w:ilvl="7">
@@ -2703,7 +3038,7 @@
         <w:ind w:left="5760" w:hanging="360"/>
       </w:pPr>
       <w:rPr>
-        <w:rFonts w:ascii="Courier New" w:hAnsi="Courier New" w:cs="Courier New" w:hint="default"/>
+        <w:rFonts w:ascii="Courier New" w:hAnsi="Courier New" w:cs="Courier New" w:hint="default" w:eastAsia="黑体"/>
       </w:rPr>
     </w:lvl>
     <w:lvl w:ilvl="8">
@@ -2714,7 +3049,7 @@
         <w:ind w:left="6480" w:hanging="360"/>
       </w:pPr>
       <w:rPr>
-        <w:rFonts w:ascii="Wingdings" w:hAnsi="Wingdings" w:cs="Wingdings" w:hint="default"/>
+        <w:rFonts w:ascii="Wingdings" w:hAnsi="Wingdings" w:cs="Wingdings" w:hint="default" w:eastAsia="黑体"/>
       </w:rPr>
     </w:lvl>
   </w:abstractNum>
@@ -2770,11 +3105,11 @@
 </file>
 
 <file path=word/styles.xml><?xml version="1.0" encoding="utf-8"?>
-<w:styles xmlns:mc="http://schemas.openxmlformats.org/markup-compatibility/2006" xmlns:r="http://schemas.openxmlformats.org/officeDocument/2006/relationships" xmlns:w="http://schemas.openxmlformats.org/wordprocessingml/2006/main" xmlns:w14="http://schemas.microsoft.com/office/word/2010/wordml" mc:Ignorable="w14">
+<w:styles xmlns:mc="http://schemas.openxmlformats.org/markup-compatibility/2006" xmlns:w="http://schemas.openxmlformats.org/wordprocessingml/2006/main" xmlns:r="http://schemas.openxmlformats.org/officeDocument/2006/relationships" xmlns:w14="http://schemas.microsoft.com/office/word/2010/wordml" mc:Ignorable="w14">
   <w:docDefaults>
     <w:rPrDefault>
       <w:rPr>
-        <w:rFonts w:asciiTheme="minorHAnsi" w:cstheme="minorBidi" w:eastAsiaTheme="minorEastAsia" w:hAnsiTheme="minorHAnsi"/>
+        <w:rFonts w:asciiTheme="minorHAnsi" w:cstheme="minorBidi" w:hAnsiTheme="minorHAnsi" w:eastAsia="黑体"/>
         <w:sz w:val="22"/>
         <w:szCs w:val="22"/>
         <w:lang w:bidi="ar-SA" w:eastAsia="en-US" w:val="en-US"/>
@@ -2996,7 +3331,7 @@
       <w:outlineLvl w:val="0"/>
     </w:pPr>
     <w:rPr>
-      <w:rFonts w:ascii="Times New Roman" w:asciiTheme="majorHAnsi" w:cstheme="majorBidi" w:eastAsia="黑体" w:eastAsiaTheme="majorEastAsia" w:hAnsi="Times New Roman" w:hAnsiTheme="majorHAnsi"/>
+      <w:rFonts w:ascii="Times New Roman" w:asciiTheme="majorHAnsi" w:cstheme="majorBidi" w:eastAsia="黑体" w:hAnsi="Times New Roman" w:hAnsiTheme="majorHAnsi"/>
       <w:b/>
       <w:bCs/>
       <w:color w:val="1F3864"/>
@@ -3020,7 +3355,7 @@
       <w:outlineLvl w:val="1"/>
     </w:pPr>
     <w:rPr>
-      <w:rFonts w:ascii="Times New Roman" w:asciiTheme="majorHAnsi" w:cstheme="majorBidi" w:eastAsia="黑体" w:eastAsiaTheme="majorEastAsia" w:hAnsi="Times New Roman" w:hAnsiTheme="majorHAnsi"/>
+      <w:rFonts w:ascii="Times New Roman" w:asciiTheme="majorHAnsi" w:cstheme="majorBidi" w:eastAsia="黑体" w:hAnsi="Times New Roman" w:hAnsiTheme="majorHAnsi"/>
       <w:b/>
       <w:bCs/>
       <w:color w:val="2E4E7E"/>
@@ -3044,7 +3379,7 @@
       <w:outlineLvl w:val="2"/>
     </w:pPr>
     <w:rPr>
-      <w:rFonts w:ascii="Times New Roman" w:asciiTheme="majorHAnsi" w:cstheme="majorBidi" w:eastAsia="黑体" w:eastAsiaTheme="majorEastAsia" w:hAnsi="Times New Roman" w:hAnsiTheme="majorHAnsi"/>
+      <w:rFonts w:ascii="Times New Roman" w:asciiTheme="majorHAnsi" w:cstheme="majorBidi" w:eastAsia="黑体" w:hAnsi="Times New Roman" w:hAnsiTheme="majorHAnsi"/>
       <w:b/>
       <w:bCs/>
       <w:color w:val="2E4E7E"/>
@@ -3068,7 +3403,7 @@
       <w:outlineLvl w:val="3"/>
     </w:pPr>
     <w:rPr>
-      <w:rFonts w:ascii="Times New Roman" w:asciiTheme="majorHAnsi" w:cstheme="majorBidi" w:eastAsia="黑体" w:eastAsiaTheme="majorEastAsia" w:hAnsi="Times New Roman" w:hAnsiTheme="majorHAnsi"/>
+      <w:rFonts w:ascii="Times New Roman" w:asciiTheme="majorHAnsi" w:cstheme="majorBidi" w:eastAsia="黑体" w:hAnsi="Times New Roman" w:hAnsiTheme="majorHAnsi"/>
       <w:b/>
       <w:bCs/>
       <w:i/>
@@ -3094,7 +3429,7 @@
       <w:outlineLvl w:val="4"/>
     </w:pPr>
     <w:rPr>
-      <w:rFonts w:ascii="Times New Roman" w:asciiTheme="majorHAnsi" w:cstheme="majorBidi" w:eastAsia="黑体" w:eastAsiaTheme="majorEastAsia" w:hAnsi="Times New Roman" w:hAnsiTheme="majorHAnsi"/>
+      <w:rFonts w:ascii="Times New Roman" w:asciiTheme="majorHAnsi" w:cstheme="majorBidi" w:eastAsia="黑体" w:hAnsi="Times New Roman" w:hAnsiTheme="majorHAnsi"/>
       <w:b/>
       <w:color w:val="333333"/>
       <w:sz w:val="22"/>
@@ -3117,7 +3452,7 @@
       <w:outlineLvl w:val="5"/>
     </w:pPr>
     <w:rPr>
-      <w:rFonts w:asciiTheme="majorHAnsi" w:cstheme="majorBidi" w:eastAsiaTheme="majorEastAsia" w:hAnsiTheme="majorHAnsi"/>
+      <w:rFonts w:asciiTheme="majorHAnsi" w:cstheme="majorBidi" w:hAnsiTheme="majorHAnsi" w:eastAsia="黑体"/>
       <w:i/>
       <w:iCs/>
       <w:color w:themeColor="accent1" w:themeShade="7F" w:val="243F60"/>
@@ -3140,7 +3475,7 @@
       <w:outlineLvl w:val="6"/>
     </w:pPr>
     <w:rPr>
-      <w:rFonts w:asciiTheme="majorHAnsi" w:cstheme="majorBidi" w:eastAsiaTheme="majorEastAsia" w:hAnsiTheme="majorHAnsi"/>
+      <w:rFonts w:asciiTheme="majorHAnsi" w:cstheme="majorBidi" w:hAnsiTheme="majorHAnsi" w:eastAsia="黑体"/>
       <w:i/>
       <w:iCs/>
       <w:color w:themeColor="text1" w:themeTint="BF" w:val="404040"/>
@@ -3163,7 +3498,7 @@
       <w:outlineLvl w:val="7"/>
     </w:pPr>
     <w:rPr>
-      <w:rFonts w:asciiTheme="majorHAnsi" w:cstheme="majorBidi" w:eastAsiaTheme="majorEastAsia" w:hAnsiTheme="majorHAnsi"/>
+      <w:rFonts w:asciiTheme="majorHAnsi" w:cstheme="majorBidi" w:hAnsiTheme="majorHAnsi" w:eastAsia="黑体"/>
       <w:color w:themeColor="accent1" w:val="4F81BD"/>
       <w:sz w:val="20"/>
       <w:szCs w:val="20"/>
@@ -3186,7 +3521,7 @@
       <w:outlineLvl w:val="8"/>
     </w:pPr>
     <w:rPr>
-      <w:rFonts w:asciiTheme="majorHAnsi" w:cstheme="majorBidi" w:eastAsiaTheme="majorEastAsia" w:hAnsiTheme="majorHAnsi"/>
+      <w:rFonts w:asciiTheme="majorHAnsi" w:cstheme="majorBidi" w:hAnsiTheme="majorHAnsi" w:eastAsia="黑体"/>
       <w:i/>
       <w:iCs/>
       <w:color w:themeColor="text1" w:themeTint="BF" w:val="404040"/>
@@ -3237,7 +3572,7 @@
     <w:uiPriority w:val="9"/>
     <w:rsid w:val="00FC693F"/>
     <w:rPr>
-      <w:rFonts w:asciiTheme="majorHAnsi" w:cstheme="majorBidi" w:eastAsiaTheme="majorEastAsia" w:hAnsiTheme="majorHAnsi"/>
+      <w:rFonts w:asciiTheme="majorHAnsi" w:cstheme="majorBidi" w:hAnsiTheme="majorHAnsi" w:eastAsia="黑体"/>
       <w:b/>
       <w:bCs/>
       <w:color w:themeColor="accent1" w:themeShade="BF" w:val="365F91"/>
@@ -3252,7 +3587,7 @@
     <w:uiPriority w:val="9"/>
     <w:rsid w:val="00FC693F"/>
     <w:rPr>
-      <w:rFonts w:asciiTheme="majorHAnsi" w:cstheme="majorBidi" w:eastAsiaTheme="majorEastAsia" w:hAnsiTheme="majorHAnsi"/>
+      <w:rFonts w:asciiTheme="majorHAnsi" w:cstheme="majorBidi" w:hAnsiTheme="majorHAnsi" w:eastAsia="黑体"/>
       <w:b/>
       <w:bCs/>
       <w:color w:themeColor="accent1" w:val="4F81BD"/>
@@ -3267,7 +3602,7 @@
     <w:uiPriority w:val="9"/>
     <w:rsid w:val="00FC693F"/>
     <w:rPr>
-      <w:rFonts w:asciiTheme="majorHAnsi" w:cstheme="majorBidi" w:eastAsiaTheme="majorEastAsia" w:hAnsiTheme="majorHAnsi"/>
+      <w:rFonts w:asciiTheme="majorHAnsi" w:cstheme="majorBidi" w:hAnsiTheme="majorHAnsi" w:eastAsia="黑体"/>
       <w:b/>
       <w:bCs/>
       <w:color w:themeColor="accent1" w:val="4F81BD"/>
@@ -3290,7 +3625,7 @@
       <w:contextualSpacing/>
     </w:pPr>
     <w:rPr>
-      <w:rFonts w:ascii="Times New Roman" w:asciiTheme="majorHAnsi" w:cstheme="majorBidi" w:eastAsia="黑体" w:eastAsiaTheme="majorEastAsia" w:hAnsi="Times New Roman" w:hAnsiTheme="majorHAnsi"/>
+      <w:rFonts w:ascii="Times New Roman" w:asciiTheme="majorHAnsi" w:cstheme="majorBidi" w:eastAsia="黑体" w:hAnsi="Times New Roman" w:hAnsiTheme="majorHAnsi"/>
       <w:b/>
       <w:color w:val="1F3864"/>
       <w:spacing w:val="5"/>
@@ -3306,7 +3641,7 @@
     <w:uiPriority w:val="10"/>
     <w:rsid w:val="00FC693F"/>
     <w:rPr>
-      <w:rFonts w:asciiTheme="majorHAnsi" w:cstheme="majorBidi" w:eastAsiaTheme="majorEastAsia" w:hAnsiTheme="majorHAnsi"/>
+      <w:rFonts w:asciiTheme="majorHAnsi" w:cstheme="majorBidi" w:hAnsiTheme="majorHAnsi" w:eastAsia="黑体"/>
       <w:color w:themeColor="text2" w:themeShade="BF" w:val="17365D"/>
       <w:spacing w:val="5"/>
       <w:kern w:val="28"/>
@@ -3328,7 +3663,7 @@
       </w:numPr>
     </w:pPr>
     <w:rPr>
-      <w:rFonts w:asciiTheme="majorHAnsi" w:cstheme="majorBidi" w:eastAsiaTheme="majorEastAsia" w:hAnsiTheme="majorHAnsi"/>
+      <w:rFonts w:asciiTheme="majorHAnsi" w:cstheme="majorBidi" w:hAnsiTheme="majorHAnsi" w:eastAsia="黑体"/>
       <w:i/>
       <w:iCs/>
       <w:color w:themeColor="accent1" w:val="4F81BD"/>
@@ -3344,7 +3679,7 @@
     <w:uiPriority w:val="11"/>
     <w:rsid w:val="00FC693F"/>
     <w:rPr>
-      <w:rFonts w:asciiTheme="majorHAnsi" w:cstheme="majorBidi" w:eastAsiaTheme="majorEastAsia" w:hAnsiTheme="majorHAnsi"/>
+      <w:rFonts w:asciiTheme="majorHAnsi" w:cstheme="majorBidi" w:hAnsiTheme="majorHAnsi" w:eastAsia="黑体"/>
       <w:i/>
       <w:iCs/>
       <w:color w:themeColor="accent1" w:val="4F81BD"/>
@@ -3411,6 +3746,7 @@
       <w:spacing w:after="120"/>
     </w:pPr>
     <w:rPr>
+      <w:rFonts w:eastAsia="黑体"/>
       <w:sz w:val="16"/>
       <w:szCs w:val="16"/>
     </w:rPr>
@@ -3422,6 +3758,7 @@
     <w:uiPriority w:val="99"/>
     <w:rsid w:val="00AA1D8D"/>
     <w:rPr>
+      <w:rFonts w:eastAsia="黑体"/>
       <w:sz w:val="16"/>
       <w:szCs w:val="16"/>
     </w:rPr>
@@ -3591,7 +3928,7 @@
       </w:tabs>
     </w:pPr>
     <w:rPr>
-      <w:rFonts w:ascii="Courier" w:hAnsi="Courier"/>
+      <w:rFonts w:ascii="Courier" w:hAnsi="Courier" w:eastAsia="黑体"/>
       <w:sz w:val="20"/>
       <w:szCs w:val="20"/>
     </w:rPr>
@@ -3603,7 +3940,7 @@
     <w:uiPriority w:val="99"/>
     <w:rsid w:val="0029639D"/>
     <w:rPr>
-      <w:rFonts w:ascii="Courier" w:hAnsi="Courier"/>
+      <w:rFonts w:ascii="Courier" w:hAnsi="Courier" w:eastAsia="黑体"/>
       <w:sz w:val="20"/>
       <w:szCs w:val="20"/>
     </w:rPr>
@@ -3639,6 +3976,7 @@
     <w:uiPriority w:val="29"/>
     <w:rsid w:val="00FC693F"/>
     <w:rPr>
+      <w:rFonts w:eastAsia="黑体"/>
       <w:i/>
       <w:iCs/>
       <w:color w:themeColor="text1" w:val="000000"/>
@@ -3652,7 +3990,7 @@
     <w:semiHidden/>
     <w:rsid w:val="00FC693F"/>
     <w:rPr>
-      <w:rFonts w:asciiTheme="majorHAnsi" w:cstheme="majorBidi" w:eastAsiaTheme="majorEastAsia" w:hAnsiTheme="majorHAnsi"/>
+      <w:rFonts w:asciiTheme="majorHAnsi" w:cstheme="majorBidi" w:hAnsiTheme="majorHAnsi" w:eastAsia="黑体"/>
       <w:b/>
       <w:bCs/>
       <w:i/>
@@ -3668,7 +4006,7 @@
     <w:semiHidden/>
     <w:rsid w:val="00FC693F"/>
     <w:rPr>
-      <w:rFonts w:asciiTheme="majorHAnsi" w:cstheme="majorBidi" w:eastAsiaTheme="majorEastAsia" w:hAnsiTheme="majorHAnsi"/>
+      <w:rFonts w:asciiTheme="majorHAnsi" w:cstheme="majorBidi" w:hAnsiTheme="majorHAnsi" w:eastAsia="黑体"/>
       <w:color w:themeColor="accent1" w:themeShade="7F" w:val="243F60"/>
     </w:rPr>
   </w:style>
@@ -3680,7 +4018,7 @@
     <w:semiHidden/>
     <w:rsid w:val="00FC693F"/>
     <w:rPr>
-      <w:rFonts w:asciiTheme="majorHAnsi" w:cstheme="majorBidi" w:eastAsiaTheme="majorEastAsia" w:hAnsiTheme="majorHAnsi"/>
+      <w:rFonts w:asciiTheme="majorHAnsi" w:cstheme="majorBidi" w:hAnsiTheme="majorHAnsi" w:eastAsia="黑体"/>
       <w:i/>
       <w:iCs/>
       <w:color w:themeColor="accent1" w:themeShade="7F" w:val="243F60"/>
@@ -3694,7 +4032,7 @@
     <w:semiHidden/>
     <w:rsid w:val="00FC693F"/>
     <w:rPr>
-      <w:rFonts w:asciiTheme="majorHAnsi" w:cstheme="majorBidi" w:eastAsiaTheme="majorEastAsia" w:hAnsiTheme="majorHAnsi"/>
+      <w:rFonts w:asciiTheme="majorHAnsi" w:cstheme="majorBidi" w:hAnsiTheme="majorHAnsi" w:eastAsia="黑体"/>
       <w:i/>
       <w:iCs/>
       <w:color w:themeColor="text1" w:themeTint="BF" w:val="404040"/>
@@ -3708,7 +4046,7 @@
     <w:semiHidden/>
     <w:rsid w:val="00FC693F"/>
     <w:rPr>
-      <w:rFonts w:asciiTheme="majorHAnsi" w:cstheme="majorBidi" w:eastAsiaTheme="majorEastAsia" w:hAnsiTheme="majorHAnsi"/>
+      <w:rFonts w:asciiTheme="majorHAnsi" w:cstheme="majorBidi" w:hAnsiTheme="majorHAnsi" w:eastAsia="黑体"/>
       <w:color w:themeColor="accent1" w:val="4F81BD"/>
       <w:sz w:val="20"/>
       <w:szCs w:val="20"/>
@@ -3722,7 +4060,7 @@
     <w:semiHidden/>
     <w:rsid w:val="00FC693F"/>
     <w:rPr>
-      <w:rFonts w:asciiTheme="majorHAnsi" w:cstheme="majorBidi" w:eastAsiaTheme="majorEastAsia" w:hAnsiTheme="majorHAnsi"/>
+      <w:rFonts w:asciiTheme="majorHAnsi" w:cstheme="majorBidi" w:hAnsiTheme="majorHAnsi" w:eastAsia="黑体"/>
       <w:i/>
       <w:iCs/>
       <w:color w:themeColor="text1" w:themeTint="BF" w:val="404040"/>
@@ -3743,6 +4081,7 @@
       <w:spacing w:line="240" w:lineRule="auto"/>
     </w:pPr>
     <w:rPr>
+      <w:rFonts w:eastAsia="黑体"/>
       <w:b/>
       <w:bCs/>
       <w:color w:themeColor="accent1" w:val="4F81BD"/>
@@ -3757,6 +4096,7 @@
     <w:qFormat/>
     <w:rsid w:val="00FC693F"/>
     <w:rPr>
+      <w:rFonts w:eastAsia="黑体"/>
       <w:b/>
       <w:bCs/>
     </w:rPr>
@@ -3768,6 +4108,7 @@
     <w:qFormat/>
     <w:rsid w:val="00FC693F"/>
     <w:rPr>
+      <w:rFonts w:eastAsia="黑体"/>
       <w:i/>
       <w:iCs/>
     </w:rPr>
@@ -3788,6 +4129,7 @@
       <w:ind w:left="936" w:right="936"/>
     </w:pPr>
     <w:rPr>
+      <w:rFonts w:eastAsia="黑体"/>
       <w:b/>
       <w:bCs/>
       <w:i/>
@@ -3802,6 +4144,7 @@
     <w:uiPriority w:val="30"/>
     <w:rsid w:val="00FC693F"/>
     <w:rPr>
+      <w:rFonts w:eastAsia="黑体"/>
       <w:b/>
       <w:bCs/>
       <w:i/>
@@ -3816,6 +4159,7 @@
     <w:qFormat/>
     <w:rsid w:val="00FC693F"/>
     <w:rPr>
+      <w:rFonts w:eastAsia="黑体"/>
       <w:i/>
       <w:iCs/>
       <w:color w:themeColor="text1" w:themeTint="7F" w:val="808080"/>
@@ -3828,6 +4172,7 @@
     <w:qFormat/>
     <w:rsid w:val="00FC693F"/>
     <w:rPr>
+      <w:rFonts w:eastAsia="黑体"/>
       <w:b/>
       <w:bCs/>
       <w:i/>
@@ -3842,6 +4187,7 @@
     <w:qFormat/>
     <w:rsid w:val="00FC693F"/>
     <w:rPr>
+      <w:rFonts w:eastAsia="黑体"/>
       <w:smallCaps/>
       <w:color w:themeColor="accent2" w:val="C0504D"/>
       <w:u w:val="single"/>
@@ -3854,6 +4200,7 @@
     <w:qFormat/>
     <w:rsid w:val="00FC693F"/>
     <w:rPr>
+      <w:rFonts w:eastAsia="黑体"/>
       <w:b/>
       <w:bCs/>
       <w:smallCaps/>
@@ -3869,6 +4216,7 @@
     <w:qFormat/>
     <w:rsid w:val="00FC693F"/>
     <w:rPr>
+      <w:rFonts w:eastAsia="黑体"/>
       <w:b/>
       <w:bCs/>
       <w:smallCaps/>
@@ -3923,6 +4271,7 @@
       <w:spacing w:after="0" w:line="240" w:lineRule="auto"/>
     </w:pPr>
     <w:rPr>
+      <w:rFonts w:eastAsia="黑体"/>
       <w:color w:themeColor="text1" w:themeShade="BF" w:val="000000"/>
     </w:rPr>
     <w:tblPr>
@@ -3945,6 +4294,7 @@
         <w:spacing w:after="0" w:before="0" w:line="240" w:lineRule="auto"/>
       </w:pPr>
       <w:rPr>
+        <w:rFonts w:eastAsia="黑体"/>
         <w:b/>
         <w:bCs/>
       </w:rPr>
@@ -3965,6 +4315,7 @@
         <w:spacing w:after="0" w:before="0" w:line="240" w:lineRule="auto"/>
       </w:pPr>
       <w:rPr>
+        <w:rFonts w:eastAsia="黑体"/>
         <w:b/>
         <w:bCs/>
       </w:rPr>
@@ -3982,12 +4333,14 @@
     </w:tblStylePr>
     <w:tblStylePr w:type="firstCol">
       <w:rPr>
+        <w:rFonts w:eastAsia="黑体"/>
         <w:b/>
         <w:bCs/>
       </w:rPr>
     </w:tblStylePr>
     <w:tblStylePr w:type="lastCol">
       <w:rPr>
+        <w:rFonts w:eastAsia="黑体"/>
         <w:b/>
         <w:bCs/>
       </w:rPr>
@@ -4026,6 +4379,7 @@
       <w:spacing w:after="0" w:line="240" w:lineRule="auto"/>
     </w:pPr>
     <w:rPr>
+      <w:rFonts w:eastAsia="黑体"/>
       <w:color w:themeColor="accent1" w:themeShade="BF" w:val="365F91"/>
     </w:rPr>
     <w:tblPr>
@@ -4048,6 +4402,7 @@
         <w:spacing w:after="0" w:before="0" w:line="240" w:lineRule="auto"/>
       </w:pPr>
       <w:rPr>
+        <w:rFonts w:eastAsia="黑体"/>
         <w:b/>
         <w:bCs/>
       </w:rPr>
@@ -4068,6 +4423,7 @@
         <w:spacing w:after="0" w:before="0" w:line="240" w:lineRule="auto"/>
       </w:pPr>
       <w:rPr>
+        <w:rFonts w:eastAsia="黑体"/>
         <w:b/>
         <w:bCs/>
       </w:rPr>
@@ -4085,12 +4441,14 @@
     </w:tblStylePr>
     <w:tblStylePr w:type="firstCol">
       <w:rPr>
+        <w:rFonts w:eastAsia="黑体"/>
         <w:b/>
         <w:bCs/>
       </w:rPr>
     </w:tblStylePr>
     <w:tblStylePr w:type="lastCol">
       <w:rPr>
+        <w:rFonts w:eastAsia="黑体"/>
         <w:b/>
         <w:bCs/>
       </w:rPr>
@@ -4129,6 +4487,7 @@
       <w:spacing w:after="0" w:line="240" w:lineRule="auto"/>
     </w:pPr>
     <w:rPr>
+      <w:rFonts w:eastAsia="黑体"/>
       <w:color w:themeColor="accent2" w:themeShade="BF" w:val="943634"/>
     </w:rPr>
     <w:tblPr>
@@ -4151,6 +4510,7 @@
         <w:spacing w:after="0" w:before="0" w:line="240" w:lineRule="auto"/>
       </w:pPr>
       <w:rPr>
+        <w:rFonts w:eastAsia="黑体"/>
         <w:b/>
         <w:bCs/>
       </w:rPr>
@@ -4171,6 +4531,7 @@
         <w:spacing w:after="0" w:before="0" w:line="240" w:lineRule="auto"/>
       </w:pPr>
       <w:rPr>
+        <w:rFonts w:eastAsia="黑体"/>
         <w:b/>
         <w:bCs/>
       </w:rPr>
@@ -4188,12 +4549,14 @@
     </w:tblStylePr>
     <w:tblStylePr w:type="firstCol">
       <w:rPr>
+        <w:rFonts w:eastAsia="黑体"/>
         <w:b/>
         <w:bCs/>
       </w:rPr>
     </w:tblStylePr>
     <w:tblStylePr w:type="lastCol">
       <w:rPr>
+        <w:rFonts w:eastAsia="黑体"/>
         <w:b/>
         <w:bCs/>
       </w:rPr>
@@ -4232,6 +4595,7 @@
       <w:spacing w:after="0" w:line="240" w:lineRule="auto"/>
     </w:pPr>
     <w:rPr>
+      <w:rFonts w:eastAsia="黑体"/>
       <w:color w:themeColor="accent3" w:themeShade="BF" w:val="76923C"/>
     </w:rPr>
     <w:tblPr>
@@ -4254,6 +4618,7 @@
         <w:spacing w:after="0" w:before="0" w:line="240" w:lineRule="auto"/>
       </w:pPr>
       <w:rPr>
+        <w:rFonts w:eastAsia="黑体"/>
         <w:b/>
         <w:bCs/>
       </w:rPr>
@@ -4274,6 +4639,7 @@
         <w:spacing w:after="0" w:before="0" w:line="240" w:lineRule="auto"/>
       </w:pPr>
       <w:rPr>
+        <w:rFonts w:eastAsia="黑体"/>
         <w:b/>
         <w:bCs/>
       </w:rPr>
@@ -4291,12 +4657,14 @@
     </w:tblStylePr>
     <w:tblStylePr w:type="firstCol">
       <w:rPr>
+        <w:rFonts w:eastAsia="黑体"/>
         <w:b/>
         <w:bCs/>
       </w:rPr>
     </w:tblStylePr>
     <w:tblStylePr w:type="lastCol">
       <w:rPr>
+        <w:rFonts w:eastAsia="黑体"/>
         <w:b/>
         <w:bCs/>
       </w:rPr>
@@ -4335,6 +4703,7 @@
       <w:spacing w:after="0" w:line="240" w:lineRule="auto"/>
     </w:pPr>
     <w:rPr>
+      <w:rFonts w:eastAsia="黑体"/>
       <w:color w:themeColor="accent4" w:themeShade="BF" w:val="5F497A"/>
     </w:rPr>
     <w:tblPr>
@@ -4357,6 +4726,7 @@
         <w:spacing w:after="0" w:before="0" w:line="240" w:lineRule="auto"/>
       </w:pPr>
       <w:rPr>
+        <w:rFonts w:eastAsia="黑体"/>
         <w:b/>
         <w:bCs/>
       </w:rPr>
@@ -4377,6 +4747,7 @@
         <w:spacing w:after="0" w:before="0" w:line="240" w:lineRule="auto"/>
       </w:pPr>
       <w:rPr>
+        <w:rFonts w:eastAsia="黑体"/>
         <w:b/>
         <w:bCs/>
       </w:rPr>
@@ -4394,12 +4765,14 @@
     </w:tblStylePr>
     <w:tblStylePr w:type="firstCol">
       <w:rPr>
+        <w:rFonts w:eastAsia="黑体"/>
         <w:b/>
         <w:bCs/>
       </w:rPr>
     </w:tblStylePr>
     <w:tblStylePr w:type="lastCol">
       <w:rPr>
+        <w:rFonts w:eastAsia="黑体"/>
         <w:b/>
         <w:bCs/>
       </w:rPr>
@@ -4438,6 +4811,7 @@
       <w:spacing w:after="0" w:line="240" w:lineRule="auto"/>
     </w:pPr>
     <w:rPr>
+      <w:rFonts w:eastAsia="黑体"/>
       <w:color w:themeColor="accent5" w:themeShade="BF" w:val="31849B"/>
     </w:rPr>
     <w:tblPr>
@@ -4460,6 +4834,7 @@
         <w:spacing w:after="0" w:before="0" w:line="240" w:lineRule="auto"/>
       </w:pPr>
       <w:rPr>
+        <w:rFonts w:eastAsia="黑体"/>
         <w:b/>
         <w:bCs/>
       </w:rPr>
@@ -4480,6 +4855,7 @@
         <w:spacing w:after="0" w:before="0" w:line="240" w:lineRule="auto"/>
       </w:pPr>
       <w:rPr>
+        <w:rFonts w:eastAsia="黑体"/>
         <w:b/>
         <w:bCs/>
       </w:rPr>
@@ -4497,12 +4873,14 @@
     </w:tblStylePr>
     <w:tblStylePr w:type="firstCol">
       <w:rPr>
+        <w:rFonts w:eastAsia="黑体"/>
         <w:b/>
         <w:bCs/>
       </w:rPr>
     </w:tblStylePr>
     <w:tblStylePr w:type="lastCol">
       <w:rPr>
+        <w:rFonts w:eastAsia="黑体"/>
         <w:b/>
         <w:bCs/>
       </w:rPr>
@@ -4541,6 +4919,7 @@
       <w:spacing w:after="0" w:line="240" w:lineRule="auto"/>
     </w:pPr>
     <w:rPr>
+      <w:rFonts w:eastAsia="黑体"/>
       <w:color w:themeColor="accent6" w:themeShade="BF" w:val="E36C0A"/>
     </w:rPr>
     <w:tblPr>
@@ -4563,6 +4942,7 @@
         <w:spacing w:after="0" w:before="0" w:line="240" w:lineRule="auto"/>
       </w:pPr>
       <w:rPr>
+        <w:rFonts w:eastAsia="黑体"/>
         <w:b/>
         <w:bCs/>
       </w:rPr>
@@ -4583,6 +4963,7 @@
         <w:spacing w:after="0" w:before="0" w:line="240" w:lineRule="auto"/>
       </w:pPr>
       <w:rPr>
+        <w:rFonts w:eastAsia="黑体"/>
         <w:b/>
         <w:bCs/>
       </w:rPr>
@@ -4600,12 +4981,14 @@
     </w:tblStylePr>
     <w:tblStylePr w:type="firstCol">
       <w:rPr>
+        <w:rFonts w:eastAsia="黑体"/>
         <w:b/>
         <w:bCs/>
       </w:rPr>
     </w:tblStylePr>
     <w:tblStylePr w:type="lastCol">
       <w:rPr>
+        <w:rFonts w:eastAsia="黑体"/>
         <w:b/>
         <w:bCs/>
       </w:rPr>
@@ -4665,6 +5048,7 @@
         <w:spacing w:after="0" w:before="0" w:line="240" w:lineRule="auto"/>
       </w:pPr>
       <w:rPr>
+        <w:rFonts w:eastAsia="黑体"/>
         <w:b/>
         <w:bCs/>
         <w:color w:themeColor="background1" w:val="FFFFFF"/>
@@ -4679,6 +5063,7 @@
         <w:spacing w:after="0" w:before="0" w:line="240" w:lineRule="auto"/>
       </w:pPr>
       <w:rPr>
+        <w:rFonts w:eastAsia="黑体"/>
         <w:b/>
         <w:bCs/>
       </w:rPr>
@@ -4694,12 +5079,14 @@
     </w:tblStylePr>
     <w:tblStylePr w:type="firstCol">
       <w:rPr>
+        <w:rFonts w:eastAsia="黑体"/>
         <w:b/>
         <w:bCs/>
       </w:rPr>
     </w:tblStylePr>
     <w:tblStylePr w:type="lastCol">
       <w:rPr>
+        <w:rFonts w:eastAsia="黑体"/>
         <w:b/>
         <w:bCs/>
       </w:rPr>
@@ -4757,6 +5144,7 @@
         <w:spacing w:after="0" w:before="0" w:line="240" w:lineRule="auto"/>
       </w:pPr>
       <w:rPr>
+        <w:rFonts w:eastAsia="黑体"/>
         <w:b/>
         <w:bCs/>
         <w:color w:themeColor="background1" w:val="FFFFFF"/>
@@ -4771,6 +5159,7 @@
         <w:spacing w:after="0" w:before="0" w:line="240" w:lineRule="auto"/>
       </w:pPr>
       <w:rPr>
+        <w:rFonts w:eastAsia="黑体"/>
         <w:b/>
         <w:bCs/>
       </w:rPr>
@@ -4786,12 +5175,14 @@
     </w:tblStylePr>
     <w:tblStylePr w:type="firstCol">
       <w:rPr>
+        <w:rFonts w:eastAsia="黑体"/>
         <w:b/>
         <w:bCs/>
       </w:rPr>
     </w:tblStylePr>
     <w:tblStylePr w:type="lastCol">
       <w:rPr>
+        <w:rFonts w:eastAsia="黑体"/>
         <w:b/>
         <w:bCs/>
       </w:rPr>
@@ -4849,6 +5240,7 @@
         <w:spacing w:after="0" w:before="0" w:line="240" w:lineRule="auto"/>
       </w:pPr>
       <w:rPr>
+        <w:rFonts w:eastAsia="黑体"/>
         <w:b/>
         <w:bCs/>
         <w:color w:themeColor="background1" w:val="FFFFFF"/>
@@ -4863,6 +5255,7 @@
         <w:spacing w:after="0" w:before="0" w:line="240" w:lineRule="auto"/>
       </w:pPr>
       <w:rPr>
+        <w:rFonts w:eastAsia="黑体"/>
         <w:b/>
         <w:bCs/>
       </w:rPr>
@@ -4878,12 +5271,14 @@
     </w:tblStylePr>
     <w:tblStylePr w:type="firstCol">
       <w:rPr>
+        <w:rFonts w:eastAsia="黑体"/>
         <w:b/>
         <w:bCs/>
       </w:rPr>
     </w:tblStylePr>
     <w:tblStylePr w:type="lastCol">
       <w:rPr>
+        <w:rFonts w:eastAsia="黑体"/>
         <w:b/>
         <w:bCs/>
       </w:rPr>
@@ -4941,6 +5336,7 @@
         <w:spacing w:after="0" w:before="0" w:line="240" w:lineRule="auto"/>
       </w:pPr>
       <w:rPr>
+        <w:rFonts w:eastAsia="黑体"/>
         <w:b/>
         <w:bCs/>
         <w:color w:themeColor="background1" w:val="FFFFFF"/>
@@ -4955,6 +5351,7 @@
         <w:spacing w:after="0" w:before="0" w:line="240" w:lineRule="auto"/>
       </w:pPr>
       <w:rPr>
+        <w:rFonts w:eastAsia="黑体"/>
         <w:b/>
         <w:bCs/>
       </w:rPr>
@@ -4970,12 +5367,14 @@
     </w:tblStylePr>
     <w:tblStylePr w:type="firstCol">
       <w:rPr>
+        <w:rFonts w:eastAsia="黑体"/>
         <w:b/>
         <w:bCs/>
       </w:rPr>
     </w:tblStylePr>
     <w:tblStylePr w:type="lastCol">
       <w:rPr>
+        <w:rFonts w:eastAsia="黑体"/>
         <w:b/>
         <w:bCs/>
       </w:rPr>
@@ -5033,6 +5432,7 @@
         <w:spacing w:after="0" w:before="0" w:line="240" w:lineRule="auto"/>
       </w:pPr>
       <w:rPr>
+        <w:rFonts w:eastAsia="黑体"/>
         <w:b/>
         <w:bCs/>
         <w:color w:themeColor="background1" w:val="FFFFFF"/>
@@ -5047,6 +5447,7 @@
         <w:spacing w:after="0" w:before="0" w:line="240" w:lineRule="auto"/>
       </w:pPr>
       <w:rPr>
+        <w:rFonts w:eastAsia="黑体"/>
         <w:b/>
         <w:bCs/>
       </w:rPr>
@@ -5062,12 +5463,14 @@
     </w:tblStylePr>
     <w:tblStylePr w:type="firstCol">
       <w:rPr>
+        <w:rFonts w:eastAsia="黑体"/>
         <w:b/>
         <w:bCs/>
       </w:rPr>
     </w:tblStylePr>
     <w:tblStylePr w:type="lastCol">
       <w:rPr>
+        <w:rFonts w:eastAsia="黑体"/>
         <w:b/>
         <w:bCs/>
       </w:rPr>
@@ -5125,6 +5528,7 @@
         <w:spacing w:after="0" w:before="0" w:line="240" w:lineRule="auto"/>
       </w:pPr>
       <w:rPr>
+        <w:rFonts w:eastAsia="黑体"/>
         <w:b/>
         <w:bCs/>
         <w:color w:themeColor="background1" w:val="FFFFFF"/>
@@ -5139,6 +5543,7 @@
         <w:spacing w:after="0" w:before="0" w:line="240" w:lineRule="auto"/>
       </w:pPr>
       <w:rPr>
+        <w:rFonts w:eastAsia="黑体"/>
         <w:b/>
         <w:bCs/>
       </w:rPr>
@@ -5154,12 +5559,14 @@
     </w:tblStylePr>
     <w:tblStylePr w:type="firstCol">
       <w:rPr>
+        <w:rFonts w:eastAsia="黑体"/>
         <w:b/>
         <w:bCs/>
       </w:rPr>
     </w:tblStylePr>
     <w:tblStylePr w:type="lastCol">
       <w:rPr>
+        <w:rFonts w:eastAsia="黑体"/>
         <w:b/>
         <w:bCs/>
       </w:rPr>
@@ -5217,6 +5624,7 @@
         <w:spacing w:after="0" w:before="0" w:line="240" w:lineRule="auto"/>
       </w:pPr>
       <w:rPr>
+        <w:rFonts w:eastAsia="黑体"/>
         <w:b/>
         <w:bCs/>
         <w:color w:themeColor="background1" w:val="FFFFFF"/>
@@ -5231,6 +5639,7 @@
         <w:spacing w:after="0" w:before="0" w:line="240" w:lineRule="auto"/>
       </w:pPr>
       <w:rPr>
+        <w:rFonts w:eastAsia="黑体"/>
         <w:b/>
         <w:bCs/>
       </w:rPr>
@@ -5246,12 +5655,14 @@
     </w:tblStylePr>
     <w:tblStylePr w:type="firstCol">
       <w:rPr>
+        <w:rFonts w:eastAsia="黑体"/>
         <w:b/>
         <w:bCs/>
       </w:rPr>
     </w:tblStylePr>
     <w:tblStylePr w:type="lastCol">
       <w:rPr>
+        <w:rFonts w:eastAsia="黑体"/>
         <w:b/>
         <w:bCs/>
       </w:rPr>
@@ -5311,7 +5722,7 @@
         <w:spacing w:after="0" w:before="0" w:line="240" w:lineRule="auto"/>
       </w:pPr>
       <w:rPr>
-        <w:rFonts w:asciiTheme="majorHAnsi" w:cstheme="majorBidi" w:eastAsiaTheme="majorEastAsia" w:hAnsiTheme="majorHAnsi"/>
+        <w:rFonts w:asciiTheme="majorHAnsi" w:cstheme="majorBidi" w:hAnsiTheme="majorHAnsi" w:eastAsia="黑体"/>
         <w:b/>
         <w:bCs/>
       </w:rPr>
@@ -5332,7 +5743,7 @@
         <w:spacing w:after="0" w:before="0" w:line="240" w:lineRule="auto"/>
       </w:pPr>
       <w:rPr>
-        <w:rFonts w:asciiTheme="majorHAnsi" w:cstheme="majorBidi" w:eastAsiaTheme="majorEastAsia" w:hAnsiTheme="majorHAnsi"/>
+        <w:rFonts w:asciiTheme="majorHAnsi" w:cstheme="majorBidi" w:hAnsiTheme="majorHAnsi" w:eastAsia="黑体"/>
         <w:b/>
         <w:bCs/>
       </w:rPr>
@@ -5350,14 +5761,14 @@
     </w:tblStylePr>
     <w:tblStylePr w:type="firstCol">
       <w:rPr>
-        <w:rFonts w:asciiTheme="majorHAnsi" w:cstheme="majorBidi" w:eastAsiaTheme="majorEastAsia" w:hAnsiTheme="majorHAnsi"/>
+        <w:rFonts w:asciiTheme="majorHAnsi" w:cstheme="majorBidi" w:hAnsiTheme="majorHAnsi" w:eastAsia="黑体"/>
         <w:b/>
         <w:bCs/>
       </w:rPr>
     </w:tblStylePr>
     <w:tblStylePr w:type="lastCol">
       <w:rPr>
-        <w:rFonts w:asciiTheme="majorHAnsi" w:cstheme="majorBidi" w:eastAsiaTheme="majorEastAsia" w:hAnsiTheme="majorHAnsi"/>
+        <w:rFonts w:asciiTheme="majorHAnsi" w:cstheme="majorBidi" w:hAnsiTheme="majorHAnsi" w:eastAsia="黑体"/>
         <w:b/>
         <w:bCs/>
       </w:rPr>
@@ -5441,7 +5852,7 @@
         <w:spacing w:after="0" w:before="0" w:line="240" w:lineRule="auto"/>
       </w:pPr>
       <w:rPr>
-        <w:rFonts w:asciiTheme="majorHAnsi" w:cstheme="majorBidi" w:eastAsiaTheme="majorEastAsia" w:hAnsiTheme="majorHAnsi"/>
+        <w:rFonts w:asciiTheme="majorHAnsi" w:cstheme="majorBidi" w:hAnsiTheme="majorHAnsi" w:eastAsia="黑体"/>
         <w:b/>
         <w:bCs/>
       </w:rPr>
@@ -5462,7 +5873,7 @@
         <w:spacing w:after="0" w:before="0" w:line="240" w:lineRule="auto"/>
       </w:pPr>
       <w:rPr>
-        <w:rFonts w:asciiTheme="majorHAnsi" w:cstheme="majorBidi" w:eastAsiaTheme="majorEastAsia" w:hAnsiTheme="majorHAnsi"/>
+        <w:rFonts w:asciiTheme="majorHAnsi" w:cstheme="majorBidi" w:hAnsiTheme="majorHAnsi" w:eastAsia="黑体"/>
         <w:b/>
         <w:bCs/>
       </w:rPr>
@@ -5480,14 +5891,14 @@
     </w:tblStylePr>
     <w:tblStylePr w:type="firstCol">
       <w:rPr>
-        <w:rFonts w:asciiTheme="majorHAnsi" w:cstheme="majorBidi" w:eastAsiaTheme="majorEastAsia" w:hAnsiTheme="majorHAnsi"/>
+        <w:rFonts w:asciiTheme="majorHAnsi" w:cstheme="majorBidi" w:hAnsiTheme="majorHAnsi" w:eastAsia="黑体"/>
         <w:b/>
         <w:bCs/>
       </w:rPr>
     </w:tblStylePr>
     <w:tblStylePr w:type="lastCol">
       <w:rPr>
-        <w:rFonts w:asciiTheme="majorHAnsi" w:cstheme="majorBidi" w:eastAsiaTheme="majorEastAsia" w:hAnsiTheme="majorHAnsi"/>
+        <w:rFonts w:asciiTheme="majorHAnsi" w:cstheme="majorBidi" w:hAnsiTheme="majorHAnsi" w:eastAsia="黑体"/>
         <w:b/>
         <w:bCs/>
       </w:rPr>
@@ -5571,7 +5982,7 @@
         <w:spacing w:after="0" w:before="0" w:line="240" w:lineRule="auto"/>
       </w:pPr>
       <w:rPr>
-        <w:rFonts w:asciiTheme="majorHAnsi" w:cstheme="majorBidi" w:eastAsiaTheme="majorEastAsia" w:hAnsiTheme="majorHAnsi"/>
+        <w:rFonts w:asciiTheme="majorHAnsi" w:cstheme="majorBidi" w:hAnsiTheme="majorHAnsi" w:eastAsia="黑体"/>
         <w:b/>
         <w:bCs/>
       </w:rPr>
@@ -5592,7 +6003,7 @@
         <w:spacing w:after="0" w:before="0" w:line="240" w:lineRule="auto"/>
       </w:pPr>
       <w:rPr>
-        <w:rFonts w:asciiTheme="majorHAnsi" w:cstheme="majorBidi" w:eastAsiaTheme="majorEastAsia" w:hAnsiTheme="majorHAnsi"/>
+        <w:rFonts w:asciiTheme="majorHAnsi" w:cstheme="majorBidi" w:hAnsiTheme="majorHAnsi" w:eastAsia="黑体"/>
         <w:b/>
         <w:bCs/>
       </w:rPr>
@@ -5610,14 +6021,14 @@
     </w:tblStylePr>
     <w:tblStylePr w:type="firstCol">
       <w:rPr>
-        <w:rFonts w:asciiTheme="majorHAnsi" w:cstheme="majorBidi" w:eastAsiaTheme="majorEastAsia" w:hAnsiTheme="majorHAnsi"/>
+        <w:rFonts w:asciiTheme="majorHAnsi" w:cstheme="majorBidi" w:hAnsiTheme="majorHAnsi" w:eastAsia="黑体"/>
         <w:b/>
         <w:bCs/>
       </w:rPr>
     </w:tblStylePr>
     <w:tblStylePr w:type="lastCol">
       <w:rPr>
-        <w:rFonts w:asciiTheme="majorHAnsi" w:cstheme="majorBidi" w:eastAsiaTheme="majorEastAsia" w:hAnsiTheme="majorHAnsi"/>
+        <w:rFonts w:asciiTheme="majorHAnsi" w:cstheme="majorBidi" w:hAnsiTheme="majorHAnsi" w:eastAsia="黑体"/>
         <w:b/>
         <w:bCs/>
       </w:rPr>
@@ -5701,7 +6112,7 @@
         <w:spacing w:after="0" w:before="0" w:line="240" w:lineRule="auto"/>
       </w:pPr>
       <w:rPr>
-        <w:rFonts w:asciiTheme="majorHAnsi" w:cstheme="majorBidi" w:eastAsiaTheme="majorEastAsia" w:hAnsiTheme="majorHAnsi"/>
+        <w:rFonts w:asciiTheme="majorHAnsi" w:cstheme="majorBidi" w:hAnsiTheme="majorHAnsi" w:eastAsia="黑体"/>
         <w:b/>
         <w:bCs/>
       </w:rPr>
@@ -5722,7 +6133,7 @@
         <w:spacing w:after="0" w:before="0" w:line="240" w:lineRule="auto"/>
       </w:pPr>
       <w:rPr>
-        <w:rFonts w:asciiTheme="majorHAnsi" w:cstheme="majorBidi" w:eastAsiaTheme="majorEastAsia" w:hAnsiTheme="majorHAnsi"/>
+        <w:rFonts w:asciiTheme="majorHAnsi" w:cstheme="majorBidi" w:hAnsiTheme="majorHAnsi" w:eastAsia="黑体"/>
         <w:b/>
         <w:bCs/>
       </w:rPr>
@@ -5740,14 +6151,14 @@
     </w:tblStylePr>
     <w:tblStylePr w:type="firstCol">
       <w:rPr>
-        <w:rFonts w:asciiTheme="majorHAnsi" w:cstheme="majorBidi" w:eastAsiaTheme="majorEastAsia" w:hAnsiTheme="majorHAnsi"/>
+        <w:rFonts w:asciiTheme="majorHAnsi" w:cstheme="majorBidi" w:hAnsiTheme="majorHAnsi" w:eastAsia="黑体"/>
         <w:b/>
         <w:bCs/>
       </w:rPr>
     </w:tblStylePr>
     <w:tblStylePr w:type="lastCol">
       <w:rPr>
-        <w:rFonts w:asciiTheme="majorHAnsi" w:cstheme="majorBidi" w:eastAsiaTheme="majorEastAsia" w:hAnsiTheme="majorHAnsi"/>
+        <w:rFonts w:asciiTheme="majorHAnsi" w:cstheme="majorBidi" w:hAnsiTheme="majorHAnsi" w:eastAsia="黑体"/>
         <w:b/>
         <w:bCs/>
       </w:rPr>
@@ -5831,7 +6242,7 @@
         <w:spacing w:after="0" w:before="0" w:line="240" w:lineRule="auto"/>
       </w:pPr>
       <w:rPr>
-        <w:rFonts w:asciiTheme="majorHAnsi" w:cstheme="majorBidi" w:eastAsiaTheme="majorEastAsia" w:hAnsiTheme="majorHAnsi"/>
+        <w:rFonts w:asciiTheme="majorHAnsi" w:cstheme="majorBidi" w:hAnsiTheme="majorHAnsi" w:eastAsia="黑体"/>
         <w:b/>
         <w:bCs/>
       </w:rPr>
@@ -5852,7 +6263,7 @@
         <w:spacing w:after="0" w:before="0" w:line="240" w:lineRule="auto"/>
       </w:pPr>
       <w:rPr>
-        <w:rFonts w:asciiTheme="majorHAnsi" w:cstheme="majorBidi" w:eastAsiaTheme="majorEastAsia" w:hAnsiTheme="majorHAnsi"/>
+        <w:rFonts w:asciiTheme="majorHAnsi" w:cstheme="majorBidi" w:hAnsiTheme="majorHAnsi" w:eastAsia="黑体"/>
         <w:b/>
         <w:bCs/>
       </w:rPr>
@@ -5870,14 +6281,14 @@
     </w:tblStylePr>
     <w:tblStylePr w:type="firstCol">
       <w:rPr>
-        <w:rFonts w:asciiTheme="majorHAnsi" w:cstheme="majorBidi" w:eastAsiaTheme="majorEastAsia" w:hAnsiTheme="majorHAnsi"/>
+        <w:rFonts w:asciiTheme="majorHAnsi" w:cstheme="majorBidi" w:hAnsiTheme="majorHAnsi" w:eastAsia="黑体"/>
         <w:b/>
         <w:bCs/>
       </w:rPr>
     </w:tblStylePr>
     <w:tblStylePr w:type="lastCol">
       <w:rPr>
-        <w:rFonts w:asciiTheme="majorHAnsi" w:cstheme="majorBidi" w:eastAsiaTheme="majorEastAsia" w:hAnsiTheme="majorHAnsi"/>
+        <w:rFonts w:asciiTheme="majorHAnsi" w:cstheme="majorBidi" w:hAnsiTheme="majorHAnsi" w:eastAsia="黑体"/>
         <w:b/>
         <w:bCs/>
       </w:rPr>
@@ -5961,7 +6372,7 @@
         <w:spacing w:after="0" w:before="0" w:line="240" w:lineRule="auto"/>
       </w:pPr>
       <w:rPr>
-        <w:rFonts w:asciiTheme="majorHAnsi" w:cstheme="majorBidi" w:eastAsiaTheme="majorEastAsia" w:hAnsiTheme="majorHAnsi"/>
+        <w:rFonts w:asciiTheme="majorHAnsi" w:cstheme="majorBidi" w:hAnsiTheme="majorHAnsi" w:eastAsia="黑体"/>
         <w:b/>
         <w:bCs/>
       </w:rPr>
@@ -5982,7 +6393,7 @@
         <w:spacing w:after="0" w:before="0" w:line="240" w:lineRule="auto"/>
       </w:pPr>
       <w:rPr>
-        <w:rFonts w:asciiTheme="majorHAnsi" w:cstheme="majorBidi" w:eastAsiaTheme="majorEastAsia" w:hAnsiTheme="majorHAnsi"/>
+        <w:rFonts w:asciiTheme="majorHAnsi" w:cstheme="majorBidi" w:hAnsiTheme="majorHAnsi" w:eastAsia="黑体"/>
         <w:b/>
         <w:bCs/>
       </w:rPr>
@@ -6000,14 +6411,14 @@
     </w:tblStylePr>
     <w:tblStylePr w:type="firstCol">
       <w:rPr>
-        <w:rFonts w:asciiTheme="majorHAnsi" w:cstheme="majorBidi" w:eastAsiaTheme="majorEastAsia" w:hAnsiTheme="majorHAnsi"/>
+        <w:rFonts w:asciiTheme="majorHAnsi" w:cstheme="majorBidi" w:hAnsiTheme="majorHAnsi" w:eastAsia="黑体"/>
         <w:b/>
         <w:bCs/>
       </w:rPr>
     </w:tblStylePr>
     <w:tblStylePr w:type="lastCol">
       <w:rPr>
-        <w:rFonts w:asciiTheme="majorHAnsi" w:cstheme="majorBidi" w:eastAsiaTheme="majorEastAsia" w:hAnsiTheme="majorHAnsi"/>
+        <w:rFonts w:asciiTheme="majorHAnsi" w:cstheme="majorBidi" w:hAnsiTheme="majorHAnsi" w:eastAsia="黑体"/>
         <w:b/>
         <w:bCs/>
       </w:rPr>
@@ -6091,7 +6502,7 @@
         <w:spacing w:after="0" w:before="0" w:line="240" w:lineRule="auto"/>
       </w:pPr>
       <w:rPr>
-        <w:rFonts w:asciiTheme="majorHAnsi" w:cstheme="majorBidi" w:eastAsiaTheme="majorEastAsia" w:hAnsiTheme="majorHAnsi"/>
+        <w:rFonts w:asciiTheme="majorHAnsi" w:cstheme="majorBidi" w:hAnsiTheme="majorHAnsi" w:eastAsia="黑体"/>
         <w:b/>
         <w:bCs/>
       </w:rPr>
@@ -6112,7 +6523,7 @@
         <w:spacing w:after="0" w:before="0" w:line="240" w:lineRule="auto"/>
       </w:pPr>
       <w:rPr>
-        <w:rFonts w:asciiTheme="majorHAnsi" w:cstheme="majorBidi" w:eastAsiaTheme="majorEastAsia" w:hAnsiTheme="majorHAnsi"/>
+        <w:rFonts w:asciiTheme="majorHAnsi" w:cstheme="majorBidi" w:hAnsiTheme="majorHAnsi" w:eastAsia="黑体"/>
         <w:b/>
         <w:bCs/>
       </w:rPr>
@@ -6130,14 +6541,14 @@
     </w:tblStylePr>
     <w:tblStylePr w:type="firstCol">
       <w:rPr>
-        <w:rFonts w:asciiTheme="majorHAnsi" w:cstheme="majorBidi" w:eastAsiaTheme="majorEastAsia" w:hAnsiTheme="majorHAnsi"/>
+        <w:rFonts w:asciiTheme="majorHAnsi" w:cstheme="majorBidi" w:hAnsiTheme="majorHAnsi" w:eastAsia="黑体"/>
         <w:b/>
         <w:bCs/>
       </w:rPr>
     </w:tblStylePr>
     <w:tblStylePr w:type="lastCol">
       <w:rPr>
-        <w:rFonts w:asciiTheme="majorHAnsi" w:cstheme="majorBidi" w:eastAsiaTheme="majorEastAsia" w:hAnsiTheme="majorHAnsi"/>
+        <w:rFonts w:asciiTheme="majorHAnsi" w:cstheme="majorBidi" w:hAnsiTheme="majorHAnsi" w:eastAsia="黑体"/>
         <w:b/>
         <w:bCs/>
       </w:rPr>
@@ -6220,6 +6631,7 @@
         <w:spacing w:after="0" w:before="0" w:line="240" w:lineRule="auto"/>
       </w:pPr>
       <w:rPr>
+        <w:rFonts w:eastAsia="黑体"/>
         <w:b/>
         <w:bCs/>
         <w:color w:themeColor="background1" w:val="FFFFFF"/>
@@ -6242,6 +6654,7 @@
         <w:spacing w:after="0" w:before="0" w:line="240" w:lineRule="auto"/>
       </w:pPr>
       <w:rPr>
+        <w:rFonts w:eastAsia="黑体"/>
         <w:b/>
         <w:bCs/>
       </w:rPr>
@@ -6259,12 +6672,14 @@
     </w:tblStylePr>
     <w:tblStylePr w:type="firstCol">
       <w:rPr>
+        <w:rFonts w:eastAsia="黑体"/>
         <w:b/>
         <w:bCs/>
       </w:rPr>
     </w:tblStylePr>
     <w:tblStylePr w:type="lastCol">
       <w:rPr>
+        <w:rFonts w:eastAsia="黑体"/>
         <w:b/>
         <w:bCs/>
       </w:rPr>
@@ -6326,6 +6741,7 @@
         <w:spacing w:after="0" w:before="0" w:line="240" w:lineRule="auto"/>
       </w:pPr>
       <w:rPr>
+        <w:rFonts w:eastAsia="黑体"/>
         <w:b/>
         <w:bCs/>
         <w:color w:themeColor="background1" w:val="FFFFFF"/>
@@ -6348,6 +6764,7 @@
         <w:spacing w:after="0" w:before="0" w:line="240" w:lineRule="auto"/>
       </w:pPr>
       <w:rPr>
+        <w:rFonts w:eastAsia="黑体"/>
         <w:b/>
         <w:bCs/>
       </w:rPr>
@@ -6365,12 +6782,14 @@
     </w:tblStylePr>
     <w:tblStylePr w:type="firstCol">
       <w:rPr>
+        <w:rFonts w:eastAsia="黑体"/>
         <w:b/>
         <w:bCs/>
       </w:rPr>
     </w:tblStylePr>
     <w:tblStylePr w:type="lastCol">
       <w:rPr>
+        <w:rFonts w:eastAsia="黑体"/>
         <w:b/>
         <w:bCs/>
       </w:rPr>
@@ -6432,6 +6851,7 @@
         <w:spacing w:after="0" w:before="0" w:line="240" w:lineRule="auto"/>
       </w:pPr>
       <w:rPr>
+        <w:rFonts w:eastAsia="黑体"/>
         <w:b/>
         <w:bCs/>
         <w:color w:themeColor="background1" w:val="FFFFFF"/>
@@ -6454,6 +6874,7 @@
         <w:spacing w:after="0" w:before="0" w:line="240" w:lineRule="auto"/>
       </w:pPr>
       <w:rPr>
+        <w:rFonts w:eastAsia="黑体"/>
         <w:b/>
         <w:bCs/>
       </w:rPr>
@@ -6471,12 +6892,14 @@
     </w:tblStylePr>
     <w:tblStylePr w:type="firstCol">
       <w:rPr>
+        <w:rFonts w:eastAsia="黑体"/>
         <w:b/>
         <w:bCs/>
       </w:rPr>
     </w:tblStylePr>
     <w:tblStylePr w:type="lastCol">
       <w:rPr>
+        <w:rFonts w:eastAsia="黑体"/>
         <w:b/>
         <w:bCs/>
       </w:rPr>
@@ -6538,6 +6961,7 @@
         <w:spacing w:after="0" w:before="0" w:line="240" w:lineRule="auto"/>
       </w:pPr>
       <w:rPr>
+        <w:rFonts w:eastAsia="黑体"/>
         <w:b/>
         <w:bCs/>
         <w:color w:themeColor="background1" w:val="FFFFFF"/>
@@ -6560,6 +6984,7 @@
         <w:spacing w:after="0" w:before="0" w:line="240" w:lineRule="auto"/>
       </w:pPr>
       <w:rPr>
+        <w:rFonts w:eastAsia="黑体"/>
         <w:b/>
         <w:bCs/>
       </w:rPr>
@@ -6577,12 +7002,14 @@
     </w:tblStylePr>
     <w:tblStylePr w:type="firstCol">
       <w:rPr>
+        <w:rFonts w:eastAsia="黑体"/>
         <w:b/>
         <w:bCs/>
       </w:rPr>
     </w:tblStylePr>
     <w:tblStylePr w:type="lastCol">
       <w:rPr>
+        <w:rFonts w:eastAsia="黑体"/>
         <w:b/>
         <w:bCs/>
       </w:rPr>
@@ -6644,6 +7071,7 @@
         <w:spacing w:after="0" w:before="0" w:line="240" w:lineRule="auto"/>
       </w:pPr>
       <w:rPr>
+        <w:rFonts w:eastAsia="黑体"/>
         <w:b/>
         <w:bCs/>
         <w:color w:themeColor="background1" w:val="FFFFFF"/>
@@ -6666,6 +7094,7 @@
         <w:spacing w:after="0" w:before="0" w:line="240" w:lineRule="auto"/>
       </w:pPr>
       <w:rPr>
+        <w:rFonts w:eastAsia="黑体"/>
         <w:b/>
         <w:bCs/>
       </w:rPr>
@@ -6683,12 +7112,14 @@
     </w:tblStylePr>
     <w:tblStylePr w:type="firstCol">
       <w:rPr>
+        <w:rFonts w:eastAsia="黑体"/>
         <w:b/>
         <w:bCs/>
       </w:rPr>
     </w:tblStylePr>
     <w:tblStylePr w:type="lastCol">
       <w:rPr>
+        <w:rFonts w:eastAsia="黑体"/>
         <w:b/>
         <w:bCs/>
       </w:rPr>
@@ -6750,6 +7181,7 @@
         <w:spacing w:after="0" w:before="0" w:line="240" w:lineRule="auto"/>
       </w:pPr>
       <w:rPr>
+        <w:rFonts w:eastAsia="黑体"/>
         <w:b/>
         <w:bCs/>
         <w:color w:themeColor="background1" w:val="FFFFFF"/>
@@ -6772,6 +7204,7 @@
         <w:spacing w:after="0" w:before="0" w:line="240" w:lineRule="auto"/>
       </w:pPr>
       <w:rPr>
+        <w:rFonts w:eastAsia="黑体"/>
         <w:b/>
         <w:bCs/>
       </w:rPr>
@@ -6789,12 +7222,14 @@
     </w:tblStylePr>
     <w:tblStylePr w:type="firstCol">
       <w:rPr>
+        <w:rFonts w:eastAsia="黑体"/>
         <w:b/>
         <w:bCs/>
       </w:rPr>
     </w:tblStylePr>
     <w:tblStylePr w:type="lastCol">
       <w:rPr>
+        <w:rFonts w:eastAsia="黑体"/>
         <w:b/>
         <w:bCs/>
       </w:rPr>
@@ -6856,6 +7291,7 @@
         <w:spacing w:after="0" w:before="0" w:line="240" w:lineRule="auto"/>
       </w:pPr>
       <w:rPr>
+        <w:rFonts w:eastAsia="黑体"/>
         <w:b/>
         <w:bCs/>
         <w:color w:themeColor="background1" w:val="FFFFFF"/>
@@ -6878,6 +7314,7 @@
         <w:spacing w:after="0" w:before="0" w:line="240" w:lineRule="auto"/>
       </w:pPr>
       <w:rPr>
+        <w:rFonts w:eastAsia="黑体"/>
         <w:b/>
         <w:bCs/>
       </w:rPr>
@@ -6895,12 +7332,14 @@
     </w:tblStylePr>
     <w:tblStylePr w:type="firstCol">
       <w:rPr>
+        <w:rFonts w:eastAsia="黑体"/>
         <w:b/>
         <w:bCs/>
       </w:rPr>
     </w:tblStylePr>
     <w:tblStylePr w:type="lastCol">
       <w:rPr>
+        <w:rFonts w:eastAsia="黑体"/>
         <w:b/>
         <w:bCs/>
       </w:rPr>
@@ -6959,6 +7398,7 @@
         <w:spacing w:after="0" w:before="0" w:line="240" w:lineRule="auto"/>
       </w:pPr>
       <w:rPr>
+        <w:rFonts w:eastAsia="黑体"/>
         <w:b/>
         <w:bCs/>
         <w:color w:themeColor="background1" w:val="FFFFFF"/>
@@ -6981,6 +7421,7 @@
         <w:spacing w:after="0" w:before="0" w:line="240" w:lineRule="auto"/>
       </w:pPr>
       <w:rPr>
+        <w:rFonts w:eastAsia="黑体"/>
         <w:color w:val="auto"/>
       </w:rPr>
       <w:tblPr/>
@@ -6998,6 +7439,7 @@
     </w:tblStylePr>
     <w:tblStylePr w:type="firstCol">
       <w:rPr>
+        <w:rFonts w:eastAsia="黑体"/>
         <w:b/>
         <w:bCs/>
         <w:color w:themeColor="background1" w:val="FFFFFF"/>
@@ -7017,6 +7459,7 @@
     </w:tblStylePr>
     <w:tblStylePr w:type="lastCol">
       <w:rPr>
+        <w:rFonts w:eastAsia="黑体"/>
         <w:b/>
         <w:bCs/>
         <w:color w:themeColor="background1" w:val="FFFFFF"/>
@@ -7065,6 +7508,7 @@
     </w:tblStylePr>
     <w:tblStylePr w:type="nwCell">
       <w:rPr>
+        <w:rFonts w:eastAsia="黑体"/>
         <w:color w:themeColor="background1" w:val="FFFFFF"/>
       </w:rPr>
       <w:tblPr/>
@@ -7108,6 +7552,7 @@
         <w:spacing w:after="0" w:before="0" w:line="240" w:lineRule="auto"/>
       </w:pPr>
       <w:rPr>
+        <w:rFonts w:eastAsia="黑体"/>
         <w:b/>
         <w:bCs/>
         <w:color w:themeColor="background1" w:val="FFFFFF"/>
@@ -7130,6 +7575,7 @@
         <w:spacing w:after="0" w:before="0" w:line="240" w:lineRule="auto"/>
       </w:pPr>
       <w:rPr>
+        <w:rFonts w:eastAsia="黑体"/>
         <w:color w:val="auto"/>
       </w:rPr>
       <w:tblPr/>
@@ -7147,6 +7593,7 @@
     </w:tblStylePr>
     <w:tblStylePr w:type="firstCol">
       <w:rPr>
+        <w:rFonts w:eastAsia="黑体"/>
         <w:b/>
         <w:bCs/>
         <w:color w:themeColor="background1" w:val="FFFFFF"/>
@@ -7166,6 +7613,7 @@
     </w:tblStylePr>
     <w:tblStylePr w:type="lastCol">
       <w:rPr>
+        <w:rFonts w:eastAsia="黑体"/>
         <w:b/>
         <w:bCs/>
         <w:color w:themeColor="background1" w:val="FFFFFF"/>
@@ -7214,6 +7662,7 @@
     </w:tblStylePr>
     <w:tblStylePr w:type="nwCell">
       <w:rPr>
+        <w:rFonts w:eastAsia="黑体"/>
         <w:color w:themeColor="background1" w:val="FFFFFF"/>
       </w:rPr>
       <w:tblPr/>
@@ -7257,6 +7706,7 @@
         <w:spacing w:after="0" w:before="0" w:line="240" w:lineRule="auto"/>
       </w:pPr>
       <w:rPr>
+        <w:rFonts w:eastAsia="黑体"/>
         <w:b/>
         <w:bCs/>
         <w:color w:themeColor="background1" w:val="FFFFFF"/>
@@ -7279,6 +7729,7 @@
         <w:spacing w:after="0" w:before="0" w:line="240" w:lineRule="auto"/>
       </w:pPr>
       <w:rPr>
+        <w:rFonts w:eastAsia="黑体"/>
         <w:color w:val="auto"/>
       </w:rPr>
       <w:tblPr/>
@@ -7296,6 +7747,7 @@
     </w:tblStylePr>
     <w:tblStylePr w:type="firstCol">
       <w:rPr>
+        <w:rFonts w:eastAsia="黑体"/>
         <w:b/>
         <w:bCs/>
         <w:color w:themeColor="background1" w:val="FFFFFF"/>
@@ -7315,6 +7767,7 @@
     </w:tblStylePr>
     <w:tblStylePr w:type="lastCol">
       <w:rPr>
+        <w:rFonts w:eastAsia="黑体"/>
         <w:b/>
         <w:bCs/>
         <w:color w:themeColor="background1" w:val="FFFFFF"/>
@@ -7363,6 +7816,7 @@
     </w:tblStylePr>
     <w:tblStylePr w:type="nwCell">
       <w:rPr>
+        <w:rFonts w:eastAsia="黑体"/>
         <w:color w:themeColor="background1" w:val="FFFFFF"/>
       </w:rPr>
       <w:tblPr/>
@@ -7406,6 +7860,7 @@
         <w:spacing w:after="0" w:before="0" w:line="240" w:lineRule="auto"/>
       </w:pPr>
       <w:rPr>
+        <w:rFonts w:eastAsia="黑体"/>
         <w:b/>
         <w:bCs/>
         <w:color w:themeColor="background1" w:val="FFFFFF"/>
@@ -7428,6 +7883,7 @@
         <w:spacing w:after="0" w:before="0" w:line="240" w:lineRule="auto"/>
       </w:pPr>
       <w:rPr>
+        <w:rFonts w:eastAsia="黑体"/>
         <w:color w:val="auto"/>
       </w:rPr>
       <w:tblPr/>
@@ -7445,6 +7901,7 @@
     </w:tblStylePr>
     <w:tblStylePr w:type="firstCol">
       <w:rPr>
+        <w:rFonts w:eastAsia="黑体"/>
         <w:b/>
         <w:bCs/>
         <w:color w:themeColor="background1" w:val="FFFFFF"/>
@@ -7464,6 +7921,7 @@
     </w:tblStylePr>
     <w:tblStylePr w:type="lastCol">
       <w:rPr>
+        <w:rFonts w:eastAsia="黑体"/>
         <w:b/>
         <w:bCs/>
         <w:color w:themeColor="background1" w:val="FFFFFF"/>
@@ -7512,6 +7970,7 @@
     </w:tblStylePr>
     <w:tblStylePr w:type="nwCell">
       <w:rPr>
+        <w:rFonts w:eastAsia="黑体"/>
         <w:color w:themeColor="background1" w:val="FFFFFF"/>
       </w:rPr>
       <w:tblPr/>
@@ -7555,6 +8014,7 @@
         <w:spacing w:after="0" w:before="0" w:line="240" w:lineRule="auto"/>
       </w:pPr>
       <w:rPr>
+        <w:rFonts w:eastAsia="黑体"/>
         <w:b/>
         <w:bCs/>
         <w:color w:themeColor="background1" w:val="FFFFFF"/>
@@ -7577,6 +8037,7 @@
         <w:spacing w:after="0" w:before="0" w:line="240" w:lineRule="auto"/>
       </w:pPr>
       <w:rPr>
+        <w:rFonts w:eastAsia="黑体"/>
         <w:color w:val="auto"/>
       </w:rPr>
       <w:tblPr/>
@@ -7594,6 +8055,7 @@
     </w:tblStylePr>
     <w:tblStylePr w:type="firstCol">
       <w:rPr>
+        <w:rFonts w:eastAsia="黑体"/>
         <w:b/>
         <w:bCs/>
         <w:color w:themeColor="background1" w:val="FFFFFF"/>
@@ -7613,6 +8075,7 @@
     </w:tblStylePr>
     <w:tblStylePr w:type="lastCol">
       <w:rPr>
+        <w:rFonts w:eastAsia="黑体"/>
         <w:b/>
         <w:bCs/>
         <w:color w:themeColor="background1" w:val="FFFFFF"/>
@@ -7661,6 +8124,7 @@
     </w:tblStylePr>
     <w:tblStylePr w:type="nwCell">
       <w:rPr>
+        <w:rFonts w:eastAsia="黑体"/>
         <w:color w:themeColor="background1" w:val="FFFFFF"/>
       </w:rPr>
       <w:tblPr/>
@@ -7704,6 +8168,7 @@
         <w:spacing w:after="0" w:before="0" w:line="240" w:lineRule="auto"/>
       </w:pPr>
       <w:rPr>
+        <w:rFonts w:eastAsia="黑体"/>
         <w:b/>
         <w:bCs/>
         <w:color w:themeColor="background1" w:val="FFFFFF"/>
@@ -7726,6 +8191,7 @@
         <w:spacing w:after="0" w:before="0" w:line="240" w:lineRule="auto"/>
       </w:pPr>
       <w:rPr>
+        <w:rFonts w:eastAsia="黑体"/>
         <w:color w:val="auto"/>
       </w:rPr>
       <w:tblPr/>
@@ -7743,6 +8209,7 @@
     </w:tblStylePr>
     <w:tblStylePr w:type="firstCol">
       <w:rPr>
+        <w:rFonts w:eastAsia="黑体"/>
         <w:b/>
         <w:bCs/>
         <w:color w:themeColor="background1" w:val="FFFFFF"/>
@@ -7762,6 +8229,7 @@
     </w:tblStylePr>
     <w:tblStylePr w:type="lastCol">
       <w:rPr>
+        <w:rFonts w:eastAsia="黑体"/>
         <w:b/>
         <w:bCs/>
         <w:color w:themeColor="background1" w:val="FFFFFF"/>
@@ -7810,6 +8278,7 @@
     </w:tblStylePr>
     <w:tblStylePr w:type="nwCell">
       <w:rPr>
+        <w:rFonts w:eastAsia="黑体"/>
         <w:color w:themeColor="background1" w:val="FFFFFF"/>
       </w:rPr>
       <w:tblPr/>
@@ -7853,6 +8322,7 @@
         <w:spacing w:after="0" w:before="0" w:line="240" w:lineRule="auto"/>
       </w:pPr>
       <w:rPr>
+        <w:rFonts w:eastAsia="黑体"/>
         <w:b/>
         <w:bCs/>
         <w:color w:themeColor="background1" w:val="FFFFFF"/>
@@ -7875,6 +8345,7 @@
         <w:spacing w:after="0" w:before="0" w:line="240" w:lineRule="auto"/>
       </w:pPr>
       <w:rPr>
+        <w:rFonts w:eastAsia="黑体"/>
         <w:color w:val="auto"/>
       </w:rPr>
       <w:tblPr/>
@@ -7892,6 +8363,7 @@
     </w:tblStylePr>
     <w:tblStylePr w:type="firstCol">
       <w:rPr>
+        <w:rFonts w:eastAsia="黑体"/>
         <w:b/>
         <w:bCs/>
         <w:color w:themeColor="background1" w:val="FFFFFF"/>
@@ -7911,6 +8383,7 @@
     </w:tblStylePr>
     <w:tblStylePr w:type="lastCol">
       <w:rPr>
+        <w:rFonts w:eastAsia="黑体"/>
         <w:b/>
         <w:bCs/>
         <w:color w:themeColor="background1" w:val="FFFFFF"/>
@@ -7959,6 +8432,7 @@
     </w:tblStylePr>
     <w:tblStylePr w:type="nwCell">
       <w:rPr>
+        <w:rFonts w:eastAsia="黑体"/>
         <w:color w:themeColor="background1" w:val="FFFFFF"/>
       </w:rPr>
       <w:tblPr/>
@@ -7983,6 +8457,7 @@
       <w:spacing w:after="0" w:line="240" w:lineRule="auto"/>
     </w:pPr>
     <w:rPr>
+      <w:rFonts w:eastAsia="黑体"/>
       <w:color w:themeColor="text1" w:val="000000"/>
     </w:rPr>
     <w:tblPr>
@@ -8002,7 +8477,7 @@
     </w:tblPr>
     <w:tblStylePr w:type="firstRow">
       <w:rPr>
-        <w:rFonts w:asciiTheme="majorHAnsi" w:cstheme="majorBidi" w:eastAsiaTheme="majorEastAsia" w:hAnsiTheme="majorHAnsi"/>
+        <w:rFonts w:asciiTheme="majorHAnsi" w:cstheme="majorBidi" w:hAnsiTheme="majorHAnsi" w:eastAsia="黑体"/>
       </w:rPr>
       <w:tblPr/>
       <w:tcPr>
@@ -8014,6 +8489,7 @@
     </w:tblStylePr>
     <w:tblStylePr w:type="lastRow">
       <w:rPr>
+        <w:rFonts w:eastAsia="黑体"/>
         <w:b/>
         <w:bCs/>
         <w:color w:themeColor="text2" w:val="1F497D"/>
@@ -8028,12 +8504,14 @@
     </w:tblStylePr>
     <w:tblStylePr w:type="firstCol">
       <w:rPr>
+        <w:rFonts w:eastAsia="黑体"/>
         <w:b/>
         <w:bCs/>
       </w:rPr>
     </w:tblStylePr>
     <w:tblStylePr w:type="lastCol">
       <w:rPr>
+        <w:rFonts w:eastAsia="黑体"/>
         <w:b/>
         <w:bCs/>
       </w:rPr>
@@ -8067,6 +8545,7 @@
       <w:spacing w:after="0" w:line="240" w:lineRule="auto"/>
     </w:pPr>
     <w:rPr>
+      <w:rFonts w:eastAsia="黑体"/>
       <w:color w:themeColor="text1" w:val="000000"/>
     </w:rPr>
     <w:tblPr>
@@ -8086,7 +8565,7 @@
     </w:tblPr>
     <w:tblStylePr w:type="firstRow">
       <w:rPr>
-        <w:rFonts w:asciiTheme="majorHAnsi" w:cstheme="majorBidi" w:eastAsiaTheme="majorEastAsia" w:hAnsiTheme="majorHAnsi"/>
+        <w:rFonts w:asciiTheme="majorHAnsi" w:cstheme="majorBidi" w:hAnsiTheme="majorHAnsi" w:eastAsia="黑体"/>
       </w:rPr>
       <w:tblPr/>
       <w:tcPr>
@@ -8098,6 +8577,7 @@
     </w:tblStylePr>
     <w:tblStylePr w:type="lastRow">
       <w:rPr>
+        <w:rFonts w:eastAsia="黑体"/>
         <w:b/>
         <w:bCs/>
         <w:color w:themeColor="text2" w:val="1F497D"/>
@@ -8112,12 +8592,14 @@
     </w:tblStylePr>
     <w:tblStylePr w:type="firstCol">
       <w:rPr>
+        <w:rFonts w:eastAsia="黑体"/>
         <w:b/>
         <w:bCs/>
       </w:rPr>
     </w:tblStylePr>
     <w:tblStylePr w:type="lastCol">
       <w:rPr>
+        <w:rFonts w:eastAsia="黑体"/>
         <w:b/>
         <w:bCs/>
       </w:rPr>
@@ -8151,6 +8633,7 @@
       <w:spacing w:after="0" w:line="240" w:lineRule="auto"/>
     </w:pPr>
     <w:rPr>
+      <w:rFonts w:eastAsia="黑体"/>
       <w:color w:themeColor="text1" w:val="000000"/>
     </w:rPr>
     <w:tblPr>
@@ -8170,7 +8653,7 @@
     </w:tblPr>
     <w:tblStylePr w:type="firstRow">
       <w:rPr>
-        <w:rFonts w:asciiTheme="majorHAnsi" w:cstheme="majorBidi" w:eastAsiaTheme="majorEastAsia" w:hAnsiTheme="majorHAnsi"/>
+        <w:rFonts w:asciiTheme="majorHAnsi" w:cstheme="majorBidi" w:hAnsiTheme="majorHAnsi" w:eastAsia="黑体"/>
       </w:rPr>
       <w:tblPr/>
       <w:tcPr>
@@ -8182,6 +8665,7 @@
     </w:tblStylePr>
     <w:tblStylePr w:type="lastRow">
       <w:rPr>
+        <w:rFonts w:eastAsia="黑体"/>
         <w:b/>
         <w:bCs/>
         <w:color w:themeColor="text2" w:val="1F497D"/>
@@ -8196,12 +8680,14 @@
     </w:tblStylePr>
     <w:tblStylePr w:type="firstCol">
       <w:rPr>
+        <w:rFonts w:eastAsia="黑体"/>
         <w:b/>
         <w:bCs/>
       </w:rPr>
     </w:tblStylePr>
     <w:tblStylePr w:type="lastCol">
       <w:rPr>
+        <w:rFonts w:eastAsia="黑体"/>
         <w:b/>
         <w:bCs/>
       </w:rPr>
@@ -8235,6 +8721,7 @@
       <w:spacing w:after="0" w:line="240" w:lineRule="auto"/>
     </w:pPr>
     <w:rPr>
+      <w:rFonts w:eastAsia="黑体"/>
       <w:color w:themeColor="text1" w:val="000000"/>
     </w:rPr>
     <w:tblPr>
@@ -8254,7 +8741,7 @@
     </w:tblPr>
     <w:tblStylePr w:type="firstRow">
       <w:rPr>
-        <w:rFonts w:asciiTheme="majorHAnsi" w:cstheme="majorBidi" w:eastAsiaTheme="majorEastAsia" w:hAnsiTheme="majorHAnsi"/>
+        <w:rFonts w:asciiTheme="majorHAnsi" w:cstheme="majorBidi" w:hAnsiTheme="majorHAnsi" w:eastAsia="黑体"/>
       </w:rPr>
       <w:tblPr/>
       <w:tcPr>
@@ -8266,6 +8753,7 @@
     </w:tblStylePr>
     <w:tblStylePr w:type="lastRow">
       <w:rPr>
+        <w:rFonts w:eastAsia="黑体"/>
         <w:b/>
         <w:bCs/>
         <w:color w:themeColor="text2" w:val="1F497D"/>
@@ -8280,12 +8768,14 @@
     </w:tblStylePr>
     <w:tblStylePr w:type="firstCol">
       <w:rPr>
+        <w:rFonts w:eastAsia="黑体"/>
         <w:b/>
         <w:bCs/>
       </w:rPr>
     </w:tblStylePr>
     <w:tblStylePr w:type="lastCol">
       <w:rPr>
+        <w:rFonts w:eastAsia="黑体"/>
         <w:b/>
         <w:bCs/>
       </w:rPr>
@@ -8319,6 +8809,7 @@
       <w:spacing w:after="0" w:line="240" w:lineRule="auto"/>
     </w:pPr>
     <w:rPr>
+      <w:rFonts w:eastAsia="黑体"/>
       <w:color w:themeColor="text1" w:val="000000"/>
     </w:rPr>
     <w:tblPr>
@@ -8338,7 +8829,7 @@
     </w:tblPr>
     <w:tblStylePr w:type="firstRow">
       <w:rPr>
-        <w:rFonts w:asciiTheme="majorHAnsi" w:cstheme="majorBidi" w:eastAsiaTheme="majorEastAsia" w:hAnsiTheme="majorHAnsi"/>
+        <w:rFonts w:asciiTheme="majorHAnsi" w:cstheme="majorBidi" w:hAnsiTheme="majorHAnsi" w:eastAsia="黑体"/>
       </w:rPr>
       <w:tblPr/>
       <w:tcPr>
@@ -8350,6 +8841,7 @@
     </w:tblStylePr>
     <w:tblStylePr w:type="lastRow">
       <w:rPr>
+        <w:rFonts w:eastAsia="黑体"/>
         <w:b/>
         <w:bCs/>
         <w:color w:themeColor="text2" w:val="1F497D"/>
@@ -8364,12 +8856,14 @@
     </w:tblStylePr>
     <w:tblStylePr w:type="firstCol">
       <w:rPr>
+        <w:rFonts w:eastAsia="黑体"/>
         <w:b/>
         <w:bCs/>
       </w:rPr>
     </w:tblStylePr>
     <w:tblStylePr w:type="lastCol">
       <w:rPr>
+        <w:rFonts w:eastAsia="黑体"/>
         <w:b/>
         <w:bCs/>
       </w:rPr>
@@ -8403,6 +8897,7 @@
       <w:spacing w:after="0" w:line="240" w:lineRule="auto"/>
     </w:pPr>
     <w:rPr>
+      <w:rFonts w:eastAsia="黑体"/>
       <w:color w:themeColor="text1" w:val="000000"/>
     </w:rPr>
     <w:tblPr>
@@ -8422,7 +8917,7 @@
     </w:tblPr>
     <w:tblStylePr w:type="firstRow">
       <w:rPr>
-        <w:rFonts w:asciiTheme="majorHAnsi" w:cstheme="majorBidi" w:eastAsiaTheme="majorEastAsia" w:hAnsiTheme="majorHAnsi"/>
+        <w:rFonts w:asciiTheme="majorHAnsi" w:cstheme="majorBidi" w:hAnsiTheme="majorHAnsi" w:eastAsia="黑体"/>
       </w:rPr>
       <w:tblPr/>
       <w:tcPr>
@@ -8434,6 +8929,7 @@
     </w:tblStylePr>
     <w:tblStylePr w:type="lastRow">
       <w:rPr>
+        <w:rFonts w:eastAsia="黑体"/>
         <w:b/>
         <w:bCs/>
         <w:color w:themeColor="text2" w:val="1F497D"/>
@@ -8448,12 +8944,14 @@
     </w:tblStylePr>
     <w:tblStylePr w:type="firstCol">
       <w:rPr>
+        <w:rFonts w:eastAsia="黑体"/>
         <w:b/>
         <w:bCs/>
       </w:rPr>
     </w:tblStylePr>
     <w:tblStylePr w:type="lastCol">
       <w:rPr>
+        <w:rFonts w:eastAsia="黑体"/>
         <w:b/>
         <w:bCs/>
       </w:rPr>
@@ -8487,6 +8985,7 @@
       <w:spacing w:after="0" w:line="240" w:lineRule="auto"/>
     </w:pPr>
     <w:rPr>
+      <w:rFonts w:eastAsia="黑体"/>
       <w:color w:themeColor="text1" w:val="000000"/>
     </w:rPr>
     <w:tblPr>
@@ -8506,7 +9005,7 @@
     </w:tblPr>
     <w:tblStylePr w:type="firstRow">
       <w:rPr>
-        <w:rFonts w:asciiTheme="majorHAnsi" w:cstheme="majorBidi" w:eastAsiaTheme="majorEastAsia" w:hAnsiTheme="majorHAnsi"/>
+        <w:rFonts w:asciiTheme="majorHAnsi" w:cstheme="majorBidi" w:hAnsiTheme="majorHAnsi" w:eastAsia="黑体"/>
       </w:rPr>
       <w:tblPr/>
       <w:tcPr>
@@ -8518,6 +9017,7 @@
     </w:tblStylePr>
     <w:tblStylePr w:type="lastRow">
       <w:rPr>
+        <w:rFonts w:eastAsia="黑体"/>
         <w:b/>
         <w:bCs/>
         <w:color w:themeColor="text2" w:val="1F497D"/>
@@ -8532,12 +9032,14 @@
     </w:tblStylePr>
     <w:tblStylePr w:type="firstCol">
       <w:rPr>
+        <w:rFonts w:eastAsia="黑体"/>
         <w:b/>
         <w:bCs/>
       </w:rPr>
     </w:tblStylePr>
     <w:tblStylePr w:type="lastCol">
       <w:rPr>
+        <w:rFonts w:eastAsia="黑体"/>
         <w:b/>
         <w:bCs/>
       </w:rPr>
@@ -8571,7 +9073,7 @@
       <w:spacing w:after="0" w:line="240" w:lineRule="auto"/>
     </w:pPr>
     <w:rPr>
-      <w:rFonts w:asciiTheme="majorHAnsi" w:cstheme="majorBidi" w:eastAsiaTheme="majorEastAsia" w:hAnsiTheme="majorHAnsi"/>
+      <w:rFonts w:asciiTheme="majorHAnsi" w:cstheme="majorBidi" w:hAnsiTheme="majorHAnsi" w:eastAsia="黑体"/>
       <w:color w:themeColor="text1" w:val="000000"/>
     </w:rPr>
     <w:tblPr>
@@ -8593,6 +9095,7 @@
     </w:tblPr>
     <w:tblStylePr w:type="firstRow">
       <w:rPr>
+        <w:rFonts w:eastAsia="黑体"/>
         <w:sz w:val="24"/>
         <w:szCs w:val="24"/>
       </w:rPr>
@@ -8699,7 +9202,7 @@
       <w:spacing w:after="0" w:line="240" w:lineRule="auto"/>
     </w:pPr>
     <w:rPr>
-      <w:rFonts w:asciiTheme="majorHAnsi" w:cstheme="majorBidi" w:eastAsiaTheme="majorEastAsia" w:hAnsiTheme="majorHAnsi"/>
+      <w:rFonts w:asciiTheme="majorHAnsi" w:cstheme="majorBidi" w:hAnsiTheme="majorHAnsi" w:eastAsia="黑体"/>
       <w:color w:themeColor="text1" w:val="000000"/>
     </w:rPr>
     <w:tblPr>
@@ -8721,6 +9224,7 @@
     </w:tblPr>
     <w:tblStylePr w:type="firstRow">
       <w:rPr>
+        <w:rFonts w:eastAsia="黑体"/>
         <w:sz w:val="24"/>
         <w:szCs w:val="24"/>
       </w:rPr>
@@ -8827,7 +9331,7 @@
       <w:spacing w:after="0" w:line="240" w:lineRule="auto"/>
     </w:pPr>
     <w:rPr>
-      <w:rFonts w:asciiTheme="majorHAnsi" w:cstheme="majorBidi" w:eastAsiaTheme="majorEastAsia" w:hAnsiTheme="majorHAnsi"/>
+      <w:rFonts w:asciiTheme="majorHAnsi" w:cstheme="majorBidi" w:hAnsiTheme="majorHAnsi" w:eastAsia="黑体"/>
       <w:color w:themeColor="text1" w:val="000000"/>
     </w:rPr>
     <w:tblPr>
@@ -8849,6 +9353,7 @@
     </w:tblPr>
     <w:tblStylePr w:type="firstRow">
       <w:rPr>
+        <w:rFonts w:eastAsia="黑体"/>
         <w:sz w:val="24"/>
         <w:szCs w:val="24"/>
       </w:rPr>
@@ -8955,7 +9460,7 @@
       <w:spacing w:after="0" w:line="240" w:lineRule="auto"/>
     </w:pPr>
     <w:rPr>
-      <w:rFonts w:asciiTheme="majorHAnsi" w:cstheme="majorBidi" w:eastAsiaTheme="majorEastAsia" w:hAnsiTheme="majorHAnsi"/>
+      <w:rFonts w:asciiTheme="majorHAnsi" w:cstheme="majorBidi" w:hAnsiTheme="majorHAnsi" w:eastAsia="黑体"/>
       <w:color w:themeColor="text1" w:val="000000"/>
     </w:rPr>
     <w:tblPr>
@@ -8977,6 +9482,7 @@
     </w:tblPr>
     <w:tblStylePr w:type="firstRow">
       <w:rPr>
+        <w:rFonts w:eastAsia="黑体"/>
         <w:sz w:val="24"/>
         <w:szCs w:val="24"/>
       </w:rPr>
@@ -9083,7 +9589,7 @@
       <w:spacing w:after="0" w:line="240" w:lineRule="auto"/>
     </w:pPr>
     <w:rPr>
-      <w:rFonts w:asciiTheme="majorHAnsi" w:cstheme="majorBidi" w:eastAsiaTheme="majorEastAsia" w:hAnsiTheme="majorHAnsi"/>
+      <w:rFonts w:asciiTheme="majorHAnsi" w:cstheme="majorBidi" w:hAnsiTheme="majorHAnsi" w:eastAsia="黑体"/>
       <w:color w:themeColor="text1" w:val="000000"/>
     </w:rPr>
     <w:tblPr>
@@ -9105,6 +9611,7 @@
     </w:tblPr>
     <w:tblStylePr w:type="firstRow">
       <w:rPr>
+        <w:rFonts w:eastAsia="黑体"/>
         <w:sz w:val="24"/>
         <w:szCs w:val="24"/>
       </w:rPr>
@@ -9211,7 +9718,7 @@
       <w:spacing w:after="0" w:line="240" w:lineRule="auto"/>
     </w:pPr>
     <w:rPr>
-      <w:rFonts w:asciiTheme="majorHAnsi" w:cstheme="majorBidi" w:eastAsiaTheme="majorEastAsia" w:hAnsiTheme="majorHAnsi"/>
+      <w:rFonts w:asciiTheme="majorHAnsi" w:cstheme="majorBidi" w:hAnsiTheme="majorHAnsi" w:eastAsia="黑体"/>
       <w:color w:themeColor="text1" w:val="000000"/>
     </w:rPr>
     <w:tblPr>
@@ -9233,6 +9740,7 @@
     </w:tblPr>
     <w:tblStylePr w:type="firstRow">
       <w:rPr>
+        <w:rFonts w:eastAsia="黑体"/>
         <w:sz w:val="24"/>
         <w:szCs w:val="24"/>
       </w:rPr>
@@ -9339,7 +9847,7 @@
       <w:spacing w:after="0" w:line="240" w:lineRule="auto"/>
     </w:pPr>
     <w:rPr>
-      <w:rFonts w:asciiTheme="majorHAnsi" w:cstheme="majorBidi" w:eastAsiaTheme="majorEastAsia" w:hAnsiTheme="majorHAnsi"/>
+      <w:rFonts w:asciiTheme="majorHAnsi" w:cstheme="majorBidi" w:hAnsiTheme="majorHAnsi" w:eastAsia="黑体"/>
       <w:color w:themeColor="text1" w:val="000000"/>
     </w:rPr>
     <w:tblPr>
@@ -9361,6 +9869,7 @@
     </w:tblPr>
     <w:tblStylePr w:type="firstRow">
       <w:rPr>
+        <w:rFonts w:eastAsia="黑体"/>
         <w:sz w:val="24"/>
         <w:szCs w:val="24"/>
       </w:rPr>
@@ -9490,12 +9999,14 @@
     </w:tcPr>
     <w:tblStylePr w:type="firstRow">
       <w:rPr>
+        <w:rFonts w:eastAsia="黑体"/>
         <w:b/>
         <w:bCs/>
       </w:rPr>
     </w:tblStylePr>
     <w:tblStylePr w:type="lastRow">
       <w:rPr>
+        <w:rFonts w:eastAsia="黑体"/>
         <w:b/>
         <w:bCs/>
       </w:rPr>
@@ -9508,12 +10019,14 @@
     </w:tblStylePr>
     <w:tblStylePr w:type="firstCol">
       <w:rPr>
+        <w:rFonts w:eastAsia="黑体"/>
         <w:b/>
         <w:bCs/>
       </w:rPr>
     </w:tblStylePr>
     <w:tblStylePr w:type="lastCol">
       <w:rPr>
+        <w:rFonts w:eastAsia="黑体"/>
         <w:b/>
         <w:bCs/>
       </w:rPr>
@@ -9563,12 +10076,14 @@
     </w:tcPr>
     <w:tblStylePr w:type="firstRow">
       <w:rPr>
+        <w:rFonts w:eastAsia="黑体"/>
         <w:b/>
         <w:bCs/>
       </w:rPr>
     </w:tblStylePr>
     <w:tblStylePr w:type="lastRow">
       <w:rPr>
+        <w:rFonts w:eastAsia="黑体"/>
         <w:b/>
         <w:bCs/>
       </w:rPr>
@@ -9581,12 +10096,14 @@
     </w:tblStylePr>
     <w:tblStylePr w:type="firstCol">
       <w:rPr>
+        <w:rFonts w:eastAsia="黑体"/>
         <w:b/>
         <w:bCs/>
       </w:rPr>
     </w:tblStylePr>
     <w:tblStylePr w:type="lastCol">
       <w:rPr>
+        <w:rFonts w:eastAsia="黑体"/>
         <w:b/>
         <w:bCs/>
       </w:rPr>
@@ -9636,12 +10153,14 @@
     </w:tcPr>
     <w:tblStylePr w:type="firstRow">
       <w:rPr>
+        <w:rFonts w:eastAsia="黑体"/>
         <w:b/>
         <w:bCs/>
       </w:rPr>
     </w:tblStylePr>
     <w:tblStylePr w:type="lastRow">
       <w:rPr>
+        <w:rFonts w:eastAsia="黑体"/>
         <w:b/>
         <w:bCs/>
       </w:rPr>
@@ -9654,12 +10173,14 @@
     </w:tblStylePr>
     <w:tblStylePr w:type="firstCol">
       <w:rPr>
+        <w:rFonts w:eastAsia="黑体"/>
         <w:b/>
         <w:bCs/>
       </w:rPr>
     </w:tblStylePr>
     <w:tblStylePr w:type="lastCol">
       <w:rPr>
+        <w:rFonts w:eastAsia="黑体"/>
         <w:b/>
         <w:bCs/>
       </w:rPr>
@@ -9709,12 +10230,14 @@
     </w:tcPr>
     <w:tblStylePr w:type="firstRow">
       <w:rPr>
+        <w:rFonts w:eastAsia="黑体"/>
         <w:b/>
         <w:bCs/>
       </w:rPr>
     </w:tblStylePr>
     <w:tblStylePr w:type="lastRow">
       <w:rPr>
+        <w:rFonts w:eastAsia="黑体"/>
         <w:b/>
         <w:bCs/>
       </w:rPr>
@@ -9727,12 +10250,14 @@
     </w:tblStylePr>
     <w:tblStylePr w:type="firstCol">
       <w:rPr>
+        <w:rFonts w:eastAsia="黑体"/>
         <w:b/>
         <w:bCs/>
       </w:rPr>
     </w:tblStylePr>
     <w:tblStylePr w:type="lastCol">
       <w:rPr>
+        <w:rFonts w:eastAsia="黑体"/>
         <w:b/>
         <w:bCs/>
       </w:rPr>
@@ -9782,12 +10307,14 @@
     </w:tcPr>
     <w:tblStylePr w:type="firstRow">
       <w:rPr>
+        <w:rFonts w:eastAsia="黑体"/>
         <w:b/>
         <w:bCs/>
       </w:rPr>
     </w:tblStylePr>
     <w:tblStylePr w:type="lastRow">
       <w:rPr>
+        <w:rFonts w:eastAsia="黑体"/>
         <w:b/>
         <w:bCs/>
       </w:rPr>
@@ -9800,12 +10327,14 @@
     </w:tblStylePr>
     <w:tblStylePr w:type="firstCol">
       <w:rPr>
+        <w:rFonts w:eastAsia="黑体"/>
         <w:b/>
         <w:bCs/>
       </w:rPr>
     </w:tblStylePr>
     <w:tblStylePr w:type="lastCol">
       <w:rPr>
+        <w:rFonts w:eastAsia="黑体"/>
         <w:b/>
         <w:bCs/>
       </w:rPr>
@@ -9855,12 +10384,14 @@
     </w:tcPr>
     <w:tblStylePr w:type="firstRow">
       <w:rPr>
+        <w:rFonts w:eastAsia="黑体"/>
         <w:b/>
         <w:bCs/>
       </w:rPr>
     </w:tblStylePr>
     <w:tblStylePr w:type="lastRow">
       <w:rPr>
+        <w:rFonts w:eastAsia="黑体"/>
         <w:b/>
         <w:bCs/>
       </w:rPr>
@@ -9873,12 +10404,14 @@
     </w:tblStylePr>
     <w:tblStylePr w:type="firstCol">
       <w:rPr>
+        <w:rFonts w:eastAsia="黑体"/>
         <w:b/>
         <w:bCs/>
       </w:rPr>
     </w:tblStylePr>
     <w:tblStylePr w:type="lastCol">
       <w:rPr>
+        <w:rFonts w:eastAsia="黑体"/>
         <w:b/>
         <w:bCs/>
       </w:rPr>
@@ -9928,12 +10461,14 @@
     </w:tcPr>
     <w:tblStylePr w:type="firstRow">
       <w:rPr>
+        <w:rFonts w:eastAsia="黑体"/>
         <w:b/>
         <w:bCs/>
       </w:rPr>
     </w:tblStylePr>
     <w:tblStylePr w:type="lastRow">
       <w:rPr>
+        <w:rFonts w:eastAsia="黑体"/>
         <w:b/>
         <w:bCs/>
       </w:rPr>
@@ -9946,12 +10481,14 @@
     </w:tblStylePr>
     <w:tblStylePr w:type="firstCol">
       <w:rPr>
+        <w:rFonts w:eastAsia="黑体"/>
         <w:b/>
         <w:bCs/>
       </w:rPr>
     </w:tblStylePr>
     <w:tblStylePr w:type="lastCol">
       <w:rPr>
+        <w:rFonts w:eastAsia="黑体"/>
         <w:b/>
         <w:bCs/>
       </w:rPr>
@@ -9978,7 +10515,7 @@
       <w:spacing w:after="0" w:line="240" w:lineRule="auto"/>
     </w:pPr>
     <w:rPr>
-      <w:rFonts w:asciiTheme="majorHAnsi" w:cstheme="majorBidi" w:eastAsiaTheme="majorEastAsia" w:hAnsiTheme="majorHAnsi"/>
+      <w:rFonts w:asciiTheme="majorHAnsi" w:cstheme="majorBidi" w:hAnsiTheme="majorHAnsi" w:eastAsia="黑体"/>
       <w:color w:themeColor="text1" w:val="000000"/>
     </w:rPr>
     <w:tblPr>
@@ -10005,6 +10542,7 @@
     </w:tcPr>
     <w:tblStylePr w:type="firstRow">
       <w:rPr>
+        <w:rFonts w:eastAsia="黑体"/>
         <w:b/>
         <w:bCs/>
         <w:color w:themeColor="text1" w:val="000000"/>
@@ -10016,6 +10554,7 @@
     </w:tblStylePr>
     <w:tblStylePr w:type="lastRow">
       <w:rPr>
+        <w:rFonts w:eastAsia="黑体"/>
         <w:b/>
         <w:bCs/>
         <w:color w:themeColor="text1" w:val="000000"/>
@@ -10035,6 +10574,7 @@
     </w:tblStylePr>
     <w:tblStylePr w:type="firstCol">
       <w:rPr>
+        <w:rFonts w:eastAsia="黑体"/>
         <w:b/>
         <w:bCs/>
         <w:color w:themeColor="text1" w:val="000000"/>
@@ -10054,6 +10594,7 @@
     </w:tblStylePr>
     <w:tblStylePr w:type="lastCol">
       <w:rPr>
+        <w:rFonts w:eastAsia="黑体"/>
         <w:b w:val="0"/>
         <w:bCs w:val="0"/>
         <w:color w:themeColor="text1" w:val="000000"/>
@@ -10103,7 +10644,7 @@
       <w:spacing w:after="0" w:line="240" w:lineRule="auto"/>
     </w:pPr>
     <w:rPr>
-      <w:rFonts w:asciiTheme="majorHAnsi" w:cstheme="majorBidi" w:eastAsiaTheme="majorEastAsia" w:hAnsiTheme="majorHAnsi"/>
+      <w:rFonts w:asciiTheme="majorHAnsi" w:cstheme="majorBidi" w:hAnsiTheme="majorHAnsi" w:eastAsia="黑体"/>
       <w:color w:themeColor="text1" w:val="000000"/>
     </w:rPr>
     <w:tblPr>
@@ -10130,6 +10671,7 @@
     </w:tcPr>
     <w:tblStylePr w:type="firstRow">
       <w:rPr>
+        <w:rFonts w:eastAsia="黑体"/>
         <w:b/>
         <w:bCs/>
         <w:color w:themeColor="text1" w:val="000000"/>
@@ -10141,6 +10683,7 @@
     </w:tblStylePr>
     <w:tblStylePr w:type="lastRow">
       <w:rPr>
+        <w:rFonts w:eastAsia="黑体"/>
         <w:b/>
         <w:bCs/>
         <w:color w:themeColor="text1" w:val="000000"/>
@@ -10160,6 +10703,7 @@
     </w:tblStylePr>
     <w:tblStylePr w:type="firstCol">
       <w:rPr>
+        <w:rFonts w:eastAsia="黑体"/>
         <w:b/>
         <w:bCs/>
         <w:color w:themeColor="text1" w:val="000000"/>
@@ -10179,6 +10723,7 @@
     </w:tblStylePr>
     <w:tblStylePr w:type="lastCol">
       <w:rPr>
+        <w:rFonts w:eastAsia="黑体"/>
         <w:b w:val="0"/>
         <w:bCs w:val="0"/>
         <w:color w:themeColor="text1" w:val="000000"/>
@@ -10228,7 +10773,7 @@
       <w:spacing w:after="0" w:line="240" w:lineRule="auto"/>
     </w:pPr>
     <w:rPr>
-      <w:rFonts w:asciiTheme="majorHAnsi" w:cstheme="majorBidi" w:eastAsiaTheme="majorEastAsia" w:hAnsiTheme="majorHAnsi"/>
+      <w:rFonts w:asciiTheme="majorHAnsi" w:cstheme="majorBidi" w:hAnsiTheme="majorHAnsi" w:eastAsia="黑体"/>
       <w:color w:themeColor="text1" w:val="000000"/>
     </w:rPr>
     <w:tblPr>
@@ -10255,6 +10800,7 @@
     </w:tcPr>
     <w:tblStylePr w:type="firstRow">
       <w:rPr>
+        <w:rFonts w:eastAsia="黑体"/>
         <w:b/>
         <w:bCs/>
         <w:color w:themeColor="text1" w:val="000000"/>
@@ -10266,6 +10812,7 @@
     </w:tblStylePr>
     <w:tblStylePr w:type="lastRow">
       <w:rPr>
+        <w:rFonts w:eastAsia="黑体"/>
         <w:b/>
         <w:bCs/>
         <w:color w:themeColor="text1" w:val="000000"/>
@@ -10285,6 +10832,7 @@
     </w:tblStylePr>
     <w:tblStylePr w:type="firstCol">
       <w:rPr>
+        <w:rFonts w:eastAsia="黑体"/>
         <w:b/>
         <w:bCs/>
         <w:color w:themeColor="text1" w:val="000000"/>
@@ -10304,6 +10852,7 @@
     </w:tblStylePr>
     <w:tblStylePr w:type="lastCol">
       <w:rPr>
+        <w:rFonts w:eastAsia="黑体"/>
         <w:b w:val="0"/>
         <w:bCs w:val="0"/>
         <w:color w:themeColor="text1" w:val="000000"/>
@@ -10353,7 +10902,7 @@
       <w:spacing w:after="0" w:line="240" w:lineRule="auto"/>
     </w:pPr>
     <w:rPr>
-      <w:rFonts w:asciiTheme="majorHAnsi" w:cstheme="majorBidi" w:eastAsiaTheme="majorEastAsia" w:hAnsiTheme="majorHAnsi"/>
+      <w:rFonts w:asciiTheme="majorHAnsi" w:cstheme="majorBidi" w:hAnsiTheme="majorHAnsi" w:eastAsia="黑体"/>
       <w:color w:themeColor="text1" w:val="000000"/>
     </w:rPr>
     <w:tblPr>
@@ -10380,6 +10929,7 @@
     </w:tcPr>
     <w:tblStylePr w:type="firstRow">
       <w:rPr>
+        <w:rFonts w:eastAsia="黑体"/>
         <w:b/>
         <w:bCs/>
         <w:color w:themeColor="text1" w:val="000000"/>
@@ -10391,6 +10941,7 @@
     </w:tblStylePr>
     <w:tblStylePr w:type="lastRow">
       <w:rPr>
+        <w:rFonts w:eastAsia="黑体"/>
         <w:b/>
         <w:bCs/>
         <w:color w:themeColor="text1" w:val="000000"/>
@@ -10410,6 +10961,7 @@
     </w:tblStylePr>
     <w:tblStylePr w:type="firstCol">
       <w:rPr>
+        <w:rFonts w:eastAsia="黑体"/>
         <w:b/>
         <w:bCs/>
         <w:color w:themeColor="text1" w:val="000000"/>
@@ -10429,6 +10981,7 @@
     </w:tblStylePr>
     <w:tblStylePr w:type="lastCol">
       <w:rPr>
+        <w:rFonts w:eastAsia="黑体"/>
         <w:b w:val="0"/>
         <w:bCs w:val="0"/>
         <w:color w:themeColor="text1" w:val="000000"/>
@@ -10478,7 +11031,7 @@
       <w:spacing w:after="0" w:line="240" w:lineRule="auto"/>
     </w:pPr>
     <w:rPr>
-      <w:rFonts w:asciiTheme="majorHAnsi" w:cstheme="majorBidi" w:eastAsiaTheme="majorEastAsia" w:hAnsiTheme="majorHAnsi"/>
+      <w:rFonts w:asciiTheme="majorHAnsi" w:cstheme="majorBidi" w:hAnsiTheme="majorHAnsi" w:eastAsia="黑体"/>
       <w:color w:themeColor="text1" w:val="000000"/>
     </w:rPr>
     <w:tblPr>
@@ -10505,6 +11058,7 @@
     </w:tcPr>
     <w:tblStylePr w:type="firstRow">
       <w:rPr>
+        <w:rFonts w:eastAsia="黑体"/>
         <w:b/>
         <w:bCs/>
         <w:color w:themeColor="text1" w:val="000000"/>
@@ -10516,6 +11070,7 @@
     </w:tblStylePr>
     <w:tblStylePr w:type="lastRow">
       <w:rPr>
+        <w:rFonts w:eastAsia="黑体"/>
         <w:b/>
         <w:bCs/>
         <w:color w:themeColor="text1" w:val="000000"/>
@@ -10535,6 +11090,7 @@
     </w:tblStylePr>
     <w:tblStylePr w:type="firstCol">
       <w:rPr>
+        <w:rFonts w:eastAsia="黑体"/>
         <w:b/>
         <w:bCs/>
         <w:color w:themeColor="text1" w:val="000000"/>
@@ -10554,6 +11110,7 @@
     </w:tblStylePr>
     <w:tblStylePr w:type="lastCol">
       <w:rPr>
+        <w:rFonts w:eastAsia="黑体"/>
         <w:b w:val="0"/>
         <w:bCs w:val="0"/>
         <w:color w:themeColor="text1" w:val="000000"/>
@@ -10603,7 +11160,7 @@
       <w:spacing w:after="0" w:line="240" w:lineRule="auto"/>
     </w:pPr>
     <w:rPr>
-      <w:rFonts w:asciiTheme="majorHAnsi" w:cstheme="majorBidi" w:eastAsiaTheme="majorEastAsia" w:hAnsiTheme="majorHAnsi"/>
+      <w:rFonts w:asciiTheme="majorHAnsi" w:cstheme="majorBidi" w:hAnsiTheme="majorHAnsi" w:eastAsia="黑体"/>
       <w:color w:themeColor="text1" w:val="000000"/>
     </w:rPr>
     <w:tblPr>
@@ -10630,6 +11187,7 @@
     </w:tcPr>
     <w:tblStylePr w:type="firstRow">
       <w:rPr>
+        <w:rFonts w:eastAsia="黑体"/>
         <w:b/>
         <w:bCs/>
         <w:color w:themeColor="text1" w:val="000000"/>
@@ -10641,6 +11199,7 @@
     </w:tblStylePr>
     <w:tblStylePr w:type="lastRow">
       <w:rPr>
+        <w:rFonts w:eastAsia="黑体"/>
         <w:b/>
         <w:bCs/>
         <w:color w:themeColor="text1" w:val="000000"/>
@@ -10660,6 +11219,7 @@
     </w:tblStylePr>
     <w:tblStylePr w:type="firstCol">
       <w:rPr>
+        <w:rFonts w:eastAsia="黑体"/>
         <w:b/>
         <w:bCs/>
         <w:color w:themeColor="text1" w:val="000000"/>
@@ -10679,6 +11239,7 @@
     </w:tblStylePr>
     <w:tblStylePr w:type="lastCol">
       <w:rPr>
+        <w:rFonts w:eastAsia="黑体"/>
         <w:b w:val="0"/>
         <w:bCs w:val="0"/>
         <w:color w:themeColor="text1" w:val="000000"/>
@@ -10728,7 +11289,7 @@
       <w:spacing w:after="0" w:line="240" w:lineRule="auto"/>
     </w:pPr>
     <w:rPr>
-      <w:rFonts w:asciiTheme="majorHAnsi" w:cstheme="majorBidi" w:eastAsiaTheme="majorEastAsia" w:hAnsiTheme="majorHAnsi"/>
+      <w:rFonts w:asciiTheme="majorHAnsi" w:cstheme="majorBidi" w:hAnsiTheme="majorHAnsi" w:eastAsia="黑体"/>
       <w:color w:themeColor="text1" w:val="000000"/>
     </w:rPr>
     <w:tblPr>
@@ -10755,6 +11316,7 @@
     </w:tcPr>
     <w:tblStylePr w:type="firstRow">
       <w:rPr>
+        <w:rFonts w:eastAsia="黑体"/>
         <w:b/>
         <w:bCs/>
         <w:color w:themeColor="text1" w:val="000000"/>
@@ -10766,6 +11328,7 @@
     </w:tblStylePr>
     <w:tblStylePr w:type="lastRow">
       <w:rPr>
+        <w:rFonts w:eastAsia="黑体"/>
         <w:b/>
         <w:bCs/>
         <w:color w:themeColor="text1" w:val="000000"/>
@@ -10785,6 +11348,7 @@
     </w:tblStylePr>
     <w:tblStylePr w:type="firstCol">
       <w:rPr>
+        <w:rFonts w:eastAsia="黑体"/>
         <w:b/>
         <w:bCs/>
         <w:color w:themeColor="text1" w:val="000000"/>
@@ -10804,6 +11368,7 @@
     </w:tblStylePr>
     <w:tblStylePr w:type="lastCol">
       <w:rPr>
+        <w:rFonts w:eastAsia="黑体"/>
         <w:b w:val="0"/>
         <w:bCs w:val="0"/>
         <w:color w:themeColor="text1" w:val="000000"/>
@@ -10876,6 +11441,7 @@
     </w:tcPr>
     <w:tblStylePr w:type="firstRow">
       <w:rPr>
+        <w:rFonts w:eastAsia="黑体"/>
         <w:b/>
         <w:bCs/>
         <w:i w:val="0"/>
@@ -10897,6 +11463,7 @@
     </w:tblStylePr>
     <w:tblStylePr w:type="lastRow">
       <w:rPr>
+        <w:rFonts w:eastAsia="黑体"/>
         <w:b/>
         <w:bCs/>
         <w:i w:val="0"/>
@@ -10918,6 +11485,7 @@
     </w:tblStylePr>
     <w:tblStylePr w:type="firstCol">
       <w:rPr>
+        <w:rFonts w:eastAsia="黑体"/>
         <w:b/>
         <w:bCs/>
         <w:i w:val="0"/>
@@ -10937,6 +11505,7 @@
     </w:tblStylePr>
     <w:tblStylePr w:type="lastCol">
       <w:rPr>
+        <w:rFonts w:eastAsia="黑体"/>
         <w:b/>
         <w:bCs/>
         <w:i w:val="0"/>
@@ -11017,6 +11586,7 @@
     </w:tcPr>
     <w:tblStylePr w:type="firstRow">
       <w:rPr>
+        <w:rFonts w:eastAsia="黑体"/>
         <w:b/>
         <w:bCs/>
         <w:i w:val="0"/>
@@ -11038,6 +11608,7 @@
     </w:tblStylePr>
     <w:tblStylePr w:type="lastRow">
       <w:rPr>
+        <w:rFonts w:eastAsia="黑体"/>
         <w:b/>
         <w:bCs/>
         <w:i w:val="0"/>
@@ -11059,6 +11630,7 @@
     </w:tblStylePr>
     <w:tblStylePr w:type="firstCol">
       <w:rPr>
+        <w:rFonts w:eastAsia="黑体"/>
         <w:b/>
         <w:bCs/>
         <w:i w:val="0"/>
@@ -11078,6 +11650,7 @@
     </w:tblStylePr>
     <w:tblStylePr w:type="lastCol">
       <w:rPr>
+        <w:rFonts w:eastAsia="黑体"/>
         <w:b/>
         <w:bCs/>
         <w:i w:val="0"/>
@@ -11158,6 +11731,7 @@
     </w:tcPr>
     <w:tblStylePr w:type="firstRow">
       <w:rPr>
+        <w:rFonts w:eastAsia="黑体"/>
         <w:b/>
         <w:bCs/>
         <w:i w:val="0"/>
@@ -11179,6 +11753,7 @@
     </w:tblStylePr>
     <w:tblStylePr w:type="lastRow">
       <w:rPr>
+        <w:rFonts w:eastAsia="黑体"/>
         <w:b/>
         <w:bCs/>
         <w:i w:val="0"/>
@@ -11200,6 +11775,7 @@
     </w:tblStylePr>
     <w:tblStylePr w:type="firstCol">
       <w:rPr>
+        <w:rFonts w:eastAsia="黑体"/>
         <w:b/>
         <w:bCs/>
         <w:i w:val="0"/>
@@ -11219,6 +11795,7 @@
     </w:tblStylePr>
     <w:tblStylePr w:type="lastCol">
       <w:rPr>
+        <w:rFonts w:eastAsia="黑体"/>
         <w:b/>
         <w:bCs/>
         <w:i w:val="0"/>
@@ -11299,6 +11876,7 @@
     </w:tcPr>
     <w:tblStylePr w:type="firstRow">
       <w:rPr>
+        <w:rFonts w:eastAsia="黑体"/>
         <w:b/>
         <w:bCs/>
         <w:i w:val="0"/>
@@ -11320,6 +11898,7 @@
     </w:tblStylePr>
     <w:tblStylePr w:type="lastRow">
       <w:rPr>
+        <w:rFonts w:eastAsia="黑体"/>
         <w:b/>
         <w:bCs/>
         <w:i w:val="0"/>
@@ -11341,6 +11920,7 @@
     </w:tblStylePr>
     <w:tblStylePr w:type="firstCol">
       <w:rPr>
+        <w:rFonts w:eastAsia="黑体"/>
         <w:b/>
         <w:bCs/>
         <w:i w:val="0"/>
@@ -11360,6 +11940,7 @@
     </w:tblStylePr>
     <w:tblStylePr w:type="lastCol">
       <w:rPr>
+        <w:rFonts w:eastAsia="黑体"/>
         <w:b/>
         <w:bCs/>
         <w:i w:val="0"/>
@@ -11440,6 +12021,7 @@
     </w:tcPr>
     <w:tblStylePr w:type="firstRow">
       <w:rPr>
+        <w:rFonts w:eastAsia="黑体"/>
         <w:b/>
         <w:bCs/>
         <w:i w:val="0"/>
@@ -11461,6 +12043,7 @@
     </w:tblStylePr>
     <w:tblStylePr w:type="lastRow">
       <w:rPr>
+        <w:rFonts w:eastAsia="黑体"/>
         <w:b/>
         <w:bCs/>
         <w:i w:val="0"/>
@@ -11482,6 +12065,7 @@
     </w:tblStylePr>
     <w:tblStylePr w:type="firstCol">
       <w:rPr>
+        <w:rFonts w:eastAsia="黑体"/>
         <w:b/>
         <w:bCs/>
         <w:i w:val="0"/>
@@ -11501,6 +12085,7 @@
     </w:tblStylePr>
     <w:tblStylePr w:type="lastCol">
       <w:rPr>
+        <w:rFonts w:eastAsia="黑体"/>
         <w:b/>
         <w:bCs/>
         <w:i w:val="0"/>
@@ -11581,6 +12166,7 @@
     </w:tcPr>
     <w:tblStylePr w:type="firstRow">
       <w:rPr>
+        <w:rFonts w:eastAsia="黑体"/>
         <w:b/>
         <w:bCs/>
         <w:i w:val="0"/>
@@ -11602,6 +12188,7 @@
     </w:tblStylePr>
     <w:tblStylePr w:type="lastRow">
       <w:rPr>
+        <w:rFonts w:eastAsia="黑体"/>
         <w:b/>
         <w:bCs/>
         <w:i w:val="0"/>
@@ -11623,6 +12210,7 @@
     </w:tblStylePr>
     <w:tblStylePr w:type="firstCol">
       <w:rPr>
+        <w:rFonts w:eastAsia="黑体"/>
         <w:b/>
         <w:bCs/>
         <w:i w:val="0"/>
@@ -11642,6 +12230,7 @@
     </w:tblStylePr>
     <w:tblStylePr w:type="lastCol">
       <w:rPr>
+        <w:rFonts w:eastAsia="黑体"/>
         <w:b/>
         <w:bCs/>
         <w:i w:val="0"/>
@@ -11722,6 +12311,7 @@
     </w:tcPr>
     <w:tblStylePr w:type="firstRow">
       <w:rPr>
+        <w:rFonts w:eastAsia="黑体"/>
         <w:b/>
         <w:bCs/>
         <w:i w:val="0"/>
@@ -11743,6 +12333,7 @@
     </w:tblStylePr>
     <w:tblStylePr w:type="lastRow">
       <w:rPr>
+        <w:rFonts w:eastAsia="黑体"/>
         <w:b/>
         <w:bCs/>
         <w:i w:val="0"/>
@@ -11764,6 +12355,7 @@
     </w:tblStylePr>
     <w:tblStylePr w:type="firstCol">
       <w:rPr>
+        <w:rFonts w:eastAsia="黑体"/>
         <w:b/>
         <w:bCs/>
         <w:i w:val="0"/>
@@ -11783,6 +12375,7 @@
     </w:tblStylePr>
     <w:tblStylePr w:type="lastCol">
       <w:rPr>
+        <w:rFonts w:eastAsia="黑体"/>
         <w:b/>
         <w:bCs/>
         <w:i w:val="0"/>
@@ -11840,6 +12433,7 @@
       <w:spacing w:after="0" w:line="240" w:lineRule="auto"/>
     </w:pPr>
     <w:rPr>
+      <w:rFonts w:eastAsia="黑体"/>
       <w:color w:themeColor="background1" w:val="FFFFFF"/>
     </w:rPr>
     <w:tblPr>
@@ -11858,6 +12452,7 @@
     </w:tcPr>
     <w:tblStylePr w:type="firstRow">
       <w:rPr>
+        <w:rFonts w:eastAsia="黑体"/>
         <w:b/>
         <w:bCs/>
       </w:rPr>
@@ -11954,6 +12549,7 @@
       <w:spacing w:after="0" w:line="240" w:lineRule="auto"/>
     </w:pPr>
     <w:rPr>
+      <w:rFonts w:eastAsia="黑体"/>
       <w:color w:themeColor="background1" w:val="FFFFFF"/>
     </w:rPr>
     <w:tblPr>
@@ -11972,6 +12568,7 @@
     </w:tcPr>
     <w:tblStylePr w:type="firstRow">
       <w:rPr>
+        <w:rFonts w:eastAsia="黑体"/>
         <w:b/>
         <w:bCs/>
       </w:rPr>
@@ -12068,6 +12665,7 @@
       <w:spacing w:after="0" w:line="240" w:lineRule="auto"/>
     </w:pPr>
     <w:rPr>
+      <w:rFonts w:eastAsia="黑体"/>
       <w:color w:themeColor="background1" w:val="FFFFFF"/>
     </w:rPr>
     <w:tblPr>
@@ -12086,6 +12684,7 @@
     </w:tcPr>
     <w:tblStylePr w:type="firstRow">
       <w:rPr>
+        <w:rFonts w:eastAsia="黑体"/>
         <w:b/>
         <w:bCs/>
       </w:rPr>
@@ -12182,6 +12781,7 @@
       <w:spacing w:after="0" w:line="240" w:lineRule="auto"/>
     </w:pPr>
     <w:rPr>
+      <w:rFonts w:eastAsia="黑体"/>
       <w:color w:themeColor="background1" w:val="FFFFFF"/>
     </w:rPr>
     <w:tblPr>
@@ -12200,6 +12800,7 @@
     </w:tcPr>
     <w:tblStylePr w:type="firstRow">
       <w:rPr>
+        <w:rFonts w:eastAsia="黑体"/>
         <w:b/>
         <w:bCs/>
       </w:rPr>
@@ -12296,6 +12897,7 @@
       <w:spacing w:after="0" w:line="240" w:lineRule="auto"/>
     </w:pPr>
     <w:rPr>
+      <w:rFonts w:eastAsia="黑体"/>
       <w:color w:themeColor="background1" w:val="FFFFFF"/>
     </w:rPr>
     <w:tblPr>
@@ -12314,6 +12916,7 @@
     </w:tcPr>
     <w:tblStylePr w:type="firstRow">
       <w:rPr>
+        <w:rFonts w:eastAsia="黑体"/>
         <w:b/>
         <w:bCs/>
       </w:rPr>
@@ -12410,6 +13013,7 @@
       <w:spacing w:after="0" w:line="240" w:lineRule="auto"/>
     </w:pPr>
     <w:rPr>
+      <w:rFonts w:eastAsia="黑体"/>
       <w:color w:themeColor="background1" w:val="FFFFFF"/>
     </w:rPr>
     <w:tblPr>
@@ -12428,6 +13032,7 @@
     </w:tcPr>
     <w:tblStylePr w:type="firstRow">
       <w:rPr>
+        <w:rFonts w:eastAsia="黑体"/>
         <w:b/>
         <w:bCs/>
       </w:rPr>
@@ -12524,6 +13129,7 @@
       <w:spacing w:after="0" w:line="240" w:lineRule="auto"/>
     </w:pPr>
     <w:rPr>
+      <w:rFonts w:eastAsia="黑体"/>
       <w:color w:themeColor="background1" w:val="FFFFFF"/>
     </w:rPr>
     <w:tblPr>
@@ -12542,6 +13148,7 @@
     </w:tcPr>
     <w:tblStylePr w:type="firstRow">
       <w:rPr>
+        <w:rFonts w:eastAsia="黑体"/>
         <w:b/>
         <w:bCs/>
       </w:rPr>
@@ -12638,6 +13245,7 @@
       <w:spacing w:after="0" w:line="240" w:lineRule="auto"/>
     </w:pPr>
     <w:rPr>
+      <w:rFonts w:eastAsia="黑体"/>
       <w:color w:themeColor="text1" w:val="000000"/>
     </w:rPr>
     <w:tblPr>
@@ -12664,6 +13272,7 @@
     </w:tcPr>
     <w:tblStylePr w:type="firstRow">
       <w:rPr>
+        <w:rFonts w:eastAsia="黑体"/>
         <w:b/>
         <w:bCs/>
       </w:rPr>
@@ -12682,6 +13291,7 @@
     </w:tblStylePr>
     <w:tblStylePr w:type="lastRow">
       <w:rPr>
+        <w:rFonts w:eastAsia="黑体"/>
         <w:b/>
         <w:bCs/>
         <w:color w:themeColor="background1" w:val="FFFFFF"/>
@@ -12696,6 +13306,7 @@
     </w:tblStylePr>
     <w:tblStylePr w:type="firstCol">
       <w:rPr>
+        <w:rFonts w:eastAsia="黑体"/>
         <w:color w:themeColor="background1" w:val="FFFFFF"/>
       </w:rPr>
       <w:tblPr/>
@@ -12713,6 +13324,7 @@
     </w:tblStylePr>
     <w:tblStylePr w:type="lastCol">
       <w:rPr>
+        <w:rFonts w:eastAsia="黑体"/>
         <w:color w:themeColor="background1" w:val="FFFFFF"/>
       </w:rPr>
       <w:tblPr/>
@@ -12742,11 +13354,13 @@
     </w:tblStylePr>
     <w:tblStylePr w:type="neCell">
       <w:rPr>
+        <w:rFonts w:eastAsia="黑体"/>
         <w:color w:themeColor="text1" w:val="000000"/>
       </w:rPr>
     </w:tblStylePr>
     <w:tblStylePr w:type="nwCell">
       <w:rPr>
+        <w:rFonts w:eastAsia="黑体"/>
         <w:color w:themeColor="text1" w:val="000000"/>
       </w:rPr>
     </w:tblStylePr>
@@ -12760,6 +13374,7 @@
       <w:spacing w:after="0" w:line="240" w:lineRule="auto"/>
     </w:pPr>
     <w:rPr>
+      <w:rFonts w:eastAsia="黑体"/>
       <w:color w:themeColor="text1" w:val="000000"/>
     </w:rPr>
     <w:tblPr>
@@ -12786,6 +13401,7 @@
     </w:tcPr>
     <w:tblStylePr w:type="firstRow">
       <w:rPr>
+        <w:rFonts w:eastAsia="黑体"/>
         <w:b/>
         <w:bCs/>
       </w:rPr>
@@ -12804,6 +13420,7 @@
     </w:tblStylePr>
     <w:tblStylePr w:type="lastRow">
       <w:rPr>
+        <w:rFonts w:eastAsia="黑体"/>
         <w:b/>
         <w:bCs/>
         <w:color w:themeColor="background1" w:val="FFFFFF"/>
@@ -12818,6 +13435,7 @@
     </w:tblStylePr>
     <w:tblStylePr w:type="firstCol">
       <w:rPr>
+        <w:rFonts w:eastAsia="黑体"/>
         <w:color w:themeColor="background1" w:val="FFFFFF"/>
       </w:rPr>
       <w:tblPr/>
@@ -12835,6 +13453,7 @@
     </w:tblStylePr>
     <w:tblStylePr w:type="lastCol">
       <w:rPr>
+        <w:rFonts w:eastAsia="黑体"/>
         <w:color w:themeColor="background1" w:val="FFFFFF"/>
       </w:rPr>
       <w:tblPr/>
@@ -12864,11 +13483,13 @@
     </w:tblStylePr>
     <w:tblStylePr w:type="neCell">
       <w:rPr>
+        <w:rFonts w:eastAsia="黑体"/>
         <w:color w:themeColor="text1" w:val="000000"/>
       </w:rPr>
     </w:tblStylePr>
     <w:tblStylePr w:type="nwCell">
       <w:rPr>
+        <w:rFonts w:eastAsia="黑体"/>
         <w:color w:themeColor="text1" w:val="000000"/>
       </w:rPr>
     </w:tblStylePr>
@@ -12882,6 +13503,7 @@
       <w:spacing w:after="0" w:line="240" w:lineRule="auto"/>
     </w:pPr>
     <w:rPr>
+      <w:rFonts w:eastAsia="黑体"/>
       <w:color w:themeColor="text1" w:val="000000"/>
     </w:rPr>
     <w:tblPr>
@@ -12908,6 +13530,7 @@
     </w:tcPr>
     <w:tblStylePr w:type="firstRow">
       <w:rPr>
+        <w:rFonts w:eastAsia="黑体"/>
         <w:b/>
         <w:bCs/>
       </w:rPr>
@@ -12926,6 +13549,7 @@
     </w:tblStylePr>
     <w:tblStylePr w:type="lastRow">
       <w:rPr>
+        <w:rFonts w:eastAsia="黑体"/>
         <w:b/>
         <w:bCs/>
         <w:color w:themeColor="background1" w:val="FFFFFF"/>
@@ -12940,6 +13564,7 @@
     </w:tblStylePr>
     <w:tblStylePr w:type="firstCol">
       <w:rPr>
+        <w:rFonts w:eastAsia="黑体"/>
         <w:color w:themeColor="background1" w:val="FFFFFF"/>
       </w:rPr>
       <w:tblPr/>
@@ -12957,6 +13582,7 @@
     </w:tblStylePr>
     <w:tblStylePr w:type="lastCol">
       <w:rPr>
+        <w:rFonts w:eastAsia="黑体"/>
         <w:color w:themeColor="background1" w:val="FFFFFF"/>
       </w:rPr>
       <w:tblPr/>
@@ -12986,11 +13612,13 @@
     </w:tblStylePr>
     <w:tblStylePr w:type="neCell">
       <w:rPr>
+        <w:rFonts w:eastAsia="黑体"/>
         <w:color w:themeColor="text1" w:val="000000"/>
       </w:rPr>
     </w:tblStylePr>
     <w:tblStylePr w:type="nwCell">
       <w:rPr>
+        <w:rFonts w:eastAsia="黑体"/>
         <w:color w:themeColor="text1" w:val="000000"/>
       </w:rPr>
     </w:tblStylePr>
@@ -13004,6 +13632,7 @@
       <w:spacing w:after="0" w:line="240" w:lineRule="auto"/>
     </w:pPr>
     <w:rPr>
+      <w:rFonts w:eastAsia="黑体"/>
       <w:color w:themeColor="text1" w:val="000000"/>
     </w:rPr>
     <w:tblPr>
@@ -13030,6 +13659,7 @@
     </w:tcPr>
     <w:tblStylePr w:type="firstRow">
       <w:rPr>
+        <w:rFonts w:eastAsia="黑体"/>
         <w:b/>
         <w:bCs/>
       </w:rPr>
@@ -13048,6 +13678,7 @@
     </w:tblStylePr>
     <w:tblStylePr w:type="lastRow">
       <w:rPr>
+        <w:rFonts w:eastAsia="黑体"/>
         <w:b/>
         <w:bCs/>
         <w:color w:themeColor="background1" w:val="FFFFFF"/>
@@ -13062,6 +13693,7 @@
     </w:tblStylePr>
     <w:tblStylePr w:type="firstCol">
       <w:rPr>
+        <w:rFonts w:eastAsia="黑体"/>
         <w:color w:themeColor="background1" w:val="FFFFFF"/>
       </w:rPr>
       <w:tblPr/>
@@ -13079,6 +13711,7 @@
     </w:tblStylePr>
     <w:tblStylePr w:type="lastCol">
       <w:rPr>
+        <w:rFonts w:eastAsia="黑体"/>
         <w:color w:themeColor="background1" w:val="FFFFFF"/>
       </w:rPr>
       <w:tblPr/>
@@ -13116,6 +13749,7 @@
       <w:spacing w:after="0" w:line="240" w:lineRule="auto"/>
     </w:pPr>
     <w:rPr>
+      <w:rFonts w:eastAsia="黑体"/>
       <w:color w:themeColor="text1" w:val="000000"/>
     </w:rPr>
     <w:tblPr>
@@ -13142,6 +13776,7 @@
     </w:tcPr>
     <w:tblStylePr w:type="firstRow">
       <w:rPr>
+        <w:rFonts w:eastAsia="黑体"/>
         <w:b/>
         <w:bCs/>
       </w:rPr>
@@ -13160,6 +13795,7 @@
     </w:tblStylePr>
     <w:tblStylePr w:type="lastRow">
       <w:rPr>
+        <w:rFonts w:eastAsia="黑体"/>
         <w:b/>
         <w:bCs/>
         <w:color w:themeColor="background1" w:val="FFFFFF"/>
@@ -13174,6 +13810,7 @@
     </w:tblStylePr>
     <w:tblStylePr w:type="firstCol">
       <w:rPr>
+        <w:rFonts w:eastAsia="黑体"/>
         <w:color w:themeColor="background1" w:val="FFFFFF"/>
       </w:rPr>
       <w:tblPr/>
@@ -13191,6 +13828,7 @@
     </w:tblStylePr>
     <w:tblStylePr w:type="lastCol">
       <w:rPr>
+        <w:rFonts w:eastAsia="黑体"/>
         <w:color w:themeColor="background1" w:val="FFFFFF"/>
       </w:rPr>
       <w:tblPr/>
@@ -13220,11 +13858,13 @@
     </w:tblStylePr>
     <w:tblStylePr w:type="neCell">
       <w:rPr>
+        <w:rFonts w:eastAsia="黑体"/>
         <w:color w:themeColor="text1" w:val="000000"/>
       </w:rPr>
     </w:tblStylePr>
     <w:tblStylePr w:type="nwCell">
       <w:rPr>
+        <w:rFonts w:eastAsia="黑体"/>
         <w:color w:themeColor="text1" w:val="000000"/>
       </w:rPr>
     </w:tblStylePr>
@@ -13238,6 +13878,7 @@
       <w:spacing w:after="0" w:line="240" w:lineRule="auto"/>
     </w:pPr>
     <w:rPr>
+      <w:rFonts w:eastAsia="黑体"/>
       <w:color w:themeColor="text1" w:val="000000"/>
     </w:rPr>
     <w:tblPr>
@@ -13264,6 +13905,7 @@
     </w:tcPr>
     <w:tblStylePr w:type="firstRow">
       <w:rPr>
+        <w:rFonts w:eastAsia="黑体"/>
         <w:b/>
         <w:bCs/>
       </w:rPr>
@@ -13282,6 +13924,7 @@
     </w:tblStylePr>
     <w:tblStylePr w:type="lastRow">
       <w:rPr>
+        <w:rFonts w:eastAsia="黑体"/>
         <w:b/>
         <w:bCs/>
         <w:color w:themeColor="background1" w:val="FFFFFF"/>
@@ -13296,6 +13939,7 @@
     </w:tblStylePr>
     <w:tblStylePr w:type="firstCol">
       <w:rPr>
+        <w:rFonts w:eastAsia="黑体"/>
         <w:color w:themeColor="background1" w:val="FFFFFF"/>
       </w:rPr>
       <w:tblPr/>
@@ -13313,6 +13957,7 @@
     </w:tblStylePr>
     <w:tblStylePr w:type="lastCol">
       <w:rPr>
+        <w:rFonts w:eastAsia="黑体"/>
         <w:color w:themeColor="background1" w:val="FFFFFF"/>
       </w:rPr>
       <w:tblPr/>
@@ -13342,11 +13987,13 @@
     </w:tblStylePr>
     <w:tblStylePr w:type="neCell">
       <w:rPr>
+        <w:rFonts w:eastAsia="黑体"/>
         <w:color w:themeColor="text1" w:val="000000"/>
       </w:rPr>
     </w:tblStylePr>
     <w:tblStylePr w:type="nwCell">
       <w:rPr>
+        <w:rFonts w:eastAsia="黑体"/>
         <w:color w:themeColor="text1" w:val="000000"/>
       </w:rPr>
     </w:tblStylePr>
@@ -13360,6 +14007,7 @@
       <w:spacing w:after="0" w:line="240" w:lineRule="auto"/>
     </w:pPr>
     <w:rPr>
+      <w:rFonts w:eastAsia="黑体"/>
       <w:color w:themeColor="text1" w:val="000000"/>
     </w:rPr>
     <w:tblPr>
@@ -13386,6 +14034,7 @@
     </w:tcPr>
     <w:tblStylePr w:type="firstRow">
       <w:rPr>
+        <w:rFonts w:eastAsia="黑体"/>
         <w:b/>
         <w:bCs/>
       </w:rPr>
@@ -13404,6 +14053,7 @@
     </w:tblStylePr>
     <w:tblStylePr w:type="lastRow">
       <w:rPr>
+        <w:rFonts w:eastAsia="黑体"/>
         <w:b/>
         <w:bCs/>
         <w:color w:themeColor="background1" w:val="FFFFFF"/>
@@ -13418,6 +14068,7 @@
     </w:tblStylePr>
     <w:tblStylePr w:type="firstCol">
       <w:rPr>
+        <w:rFonts w:eastAsia="黑体"/>
         <w:color w:themeColor="background1" w:val="FFFFFF"/>
       </w:rPr>
       <w:tblPr/>
@@ -13435,6 +14086,7 @@
     </w:tblStylePr>
     <w:tblStylePr w:type="lastCol">
       <w:rPr>
+        <w:rFonts w:eastAsia="黑体"/>
         <w:color w:themeColor="background1" w:val="FFFFFF"/>
       </w:rPr>
       <w:tblPr/>
@@ -13464,11 +14116,13 @@
     </w:tblStylePr>
     <w:tblStylePr w:type="neCell">
       <w:rPr>
+        <w:rFonts w:eastAsia="黑体"/>
         <w:color w:themeColor="text1" w:val="000000"/>
       </w:rPr>
     </w:tblStylePr>
     <w:tblStylePr w:type="nwCell">
       <w:rPr>
+        <w:rFonts w:eastAsia="黑体"/>
         <w:color w:themeColor="text1" w:val="000000"/>
       </w:rPr>
     </w:tblStylePr>
@@ -13482,6 +14136,7 @@
       <w:spacing w:after="0" w:line="240" w:lineRule="auto"/>
     </w:pPr>
     <w:rPr>
+      <w:rFonts w:eastAsia="黑体"/>
       <w:color w:themeColor="text1" w:val="000000"/>
     </w:rPr>
     <w:tblPr>
@@ -13500,6 +14155,7 @@
     </w:tcPr>
     <w:tblStylePr w:type="firstRow">
       <w:rPr>
+        <w:rFonts w:eastAsia="黑体"/>
         <w:b/>
         <w:bCs/>
         <w:color w:themeColor="background1" w:val="FFFFFF"/>
@@ -13514,6 +14170,7 @@
     </w:tblStylePr>
     <w:tblStylePr w:type="lastRow">
       <w:rPr>
+        <w:rFonts w:eastAsia="黑体"/>
         <w:b/>
         <w:bCs/>
         <w:color w:themeColor="accent2" w:themeShade="CC" w:val="9E3A38"/>
@@ -13528,12 +14185,14 @@
     </w:tblStylePr>
     <w:tblStylePr w:type="firstCol">
       <w:rPr>
+        <w:rFonts w:eastAsia="黑体"/>
         <w:b/>
         <w:bCs/>
       </w:rPr>
     </w:tblStylePr>
     <w:tblStylePr w:type="lastCol">
       <w:rPr>
+        <w:rFonts w:eastAsia="黑体"/>
         <w:b/>
         <w:bCs/>
       </w:rPr>
@@ -13568,6 +14227,7 @@
       <w:spacing w:after="0" w:line="240" w:lineRule="auto"/>
     </w:pPr>
     <w:rPr>
+      <w:rFonts w:eastAsia="黑体"/>
       <w:color w:themeColor="text1" w:val="000000"/>
     </w:rPr>
     <w:tblPr>
@@ -13586,6 +14246,7 @@
     </w:tcPr>
     <w:tblStylePr w:type="firstRow">
       <w:rPr>
+        <w:rFonts w:eastAsia="黑体"/>
         <w:b/>
         <w:bCs/>
         <w:color w:themeColor="background1" w:val="FFFFFF"/>
@@ -13600,6 +14261,7 @@
     </w:tblStylePr>
     <w:tblStylePr w:type="lastRow">
       <w:rPr>
+        <w:rFonts w:eastAsia="黑体"/>
         <w:b/>
         <w:bCs/>
         <w:color w:themeColor="accent2" w:themeShade="CC" w:val="9E3A38"/>
@@ -13614,12 +14276,14 @@
     </w:tblStylePr>
     <w:tblStylePr w:type="firstCol">
       <w:rPr>
+        <w:rFonts w:eastAsia="黑体"/>
         <w:b/>
         <w:bCs/>
       </w:rPr>
     </w:tblStylePr>
     <w:tblStylePr w:type="lastCol">
       <w:rPr>
+        <w:rFonts w:eastAsia="黑体"/>
         <w:b/>
         <w:bCs/>
       </w:rPr>
@@ -13654,6 +14318,7 @@
       <w:spacing w:after="0" w:line="240" w:lineRule="auto"/>
     </w:pPr>
     <w:rPr>
+      <w:rFonts w:eastAsia="黑体"/>
       <w:color w:themeColor="text1" w:val="000000"/>
     </w:rPr>
     <w:tblPr>
@@ -13672,6 +14337,7 @@
     </w:tcPr>
     <w:tblStylePr w:type="firstRow">
       <w:rPr>
+        <w:rFonts w:eastAsia="黑体"/>
         <w:b/>
         <w:bCs/>
         <w:color w:themeColor="background1" w:val="FFFFFF"/>
@@ -13686,6 +14352,7 @@
     </w:tblStylePr>
     <w:tblStylePr w:type="lastRow">
       <w:rPr>
+        <w:rFonts w:eastAsia="黑体"/>
         <w:b/>
         <w:bCs/>
         <w:color w:themeColor="accent2" w:themeShade="CC" w:val="9E3A38"/>
@@ -13700,12 +14367,14 @@
     </w:tblStylePr>
     <w:tblStylePr w:type="firstCol">
       <w:rPr>
+        <w:rFonts w:eastAsia="黑体"/>
         <w:b/>
         <w:bCs/>
       </w:rPr>
     </w:tblStylePr>
     <w:tblStylePr w:type="lastCol">
       <w:rPr>
+        <w:rFonts w:eastAsia="黑体"/>
         <w:b/>
         <w:bCs/>
       </w:rPr>
@@ -13740,6 +14409,7 @@
       <w:spacing w:after="0" w:line="240" w:lineRule="auto"/>
     </w:pPr>
     <w:rPr>
+      <w:rFonts w:eastAsia="黑体"/>
       <w:color w:themeColor="text1" w:val="000000"/>
     </w:rPr>
     <w:tblPr>
@@ -13758,6 +14428,7 @@
     </w:tcPr>
     <w:tblStylePr w:type="firstRow">
       <w:rPr>
+        <w:rFonts w:eastAsia="黑体"/>
         <w:b/>
         <w:bCs/>
         <w:color w:themeColor="background1" w:val="FFFFFF"/>
@@ -13772,6 +14443,7 @@
     </w:tblStylePr>
     <w:tblStylePr w:type="lastRow">
       <w:rPr>
+        <w:rFonts w:eastAsia="黑体"/>
         <w:b/>
         <w:bCs/>
         <w:color w:themeColor="accent4" w:themeShade="CC" w:val="664E82"/>
@@ -13786,12 +14458,14 @@
     </w:tblStylePr>
     <w:tblStylePr w:type="firstCol">
       <w:rPr>
+        <w:rFonts w:eastAsia="黑体"/>
         <w:b/>
         <w:bCs/>
       </w:rPr>
     </w:tblStylePr>
     <w:tblStylePr w:type="lastCol">
       <w:rPr>
+        <w:rFonts w:eastAsia="黑体"/>
         <w:b/>
         <w:bCs/>
       </w:rPr>
@@ -13826,6 +14500,7 @@
       <w:spacing w:after="0" w:line="240" w:lineRule="auto"/>
     </w:pPr>
     <w:rPr>
+      <w:rFonts w:eastAsia="黑体"/>
       <w:color w:themeColor="text1" w:val="000000"/>
     </w:rPr>
     <w:tblPr>
@@ -13844,6 +14519,7 @@
     </w:tcPr>
     <w:tblStylePr w:type="firstRow">
       <w:rPr>
+        <w:rFonts w:eastAsia="黑体"/>
         <w:b/>
         <w:bCs/>
         <w:color w:themeColor="background1" w:val="FFFFFF"/>
@@ -13858,6 +14534,7 @@
     </w:tblStylePr>
     <w:tblStylePr w:type="lastRow">
       <w:rPr>
+        <w:rFonts w:eastAsia="黑体"/>
         <w:b/>
         <w:bCs/>
         <w:color w:themeColor="accent3" w:themeShade="CC" w:val="7E9C40"/>
@@ -13872,12 +14549,14 @@
     </w:tblStylePr>
     <w:tblStylePr w:type="firstCol">
       <w:rPr>
+        <w:rFonts w:eastAsia="黑体"/>
         <w:b/>
         <w:bCs/>
       </w:rPr>
     </w:tblStylePr>
     <w:tblStylePr w:type="lastCol">
       <w:rPr>
+        <w:rFonts w:eastAsia="黑体"/>
         <w:b/>
         <w:bCs/>
       </w:rPr>
@@ -13912,6 +14591,7 @@
       <w:spacing w:after="0" w:line="240" w:lineRule="auto"/>
     </w:pPr>
     <w:rPr>
+      <w:rFonts w:eastAsia="黑体"/>
       <w:color w:themeColor="text1" w:val="000000"/>
     </w:rPr>
     <w:tblPr>
@@ -13930,6 +14610,7 @@
     </w:tcPr>
     <w:tblStylePr w:type="firstRow">
       <w:rPr>
+        <w:rFonts w:eastAsia="黑体"/>
         <w:b/>
         <w:bCs/>
         <w:color w:themeColor="background1" w:val="FFFFFF"/>
@@ -13944,6 +14625,7 @@
     </w:tblStylePr>
     <w:tblStylePr w:type="lastRow">
       <w:rPr>
+        <w:rFonts w:eastAsia="黑体"/>
         <w:b/>
         <w:bCs/>
         <w:color w:themeColor="accent6" w:themeShade="CC" w:val="F2730A"/>
@@ -13958,12 +14640,14 @@
     </w:tblStylePr>
     <w:tblStylePr w:type="firstCol">
       <w:rPr>
+        <w:rFonts w:eastAsia="黑体"/>
         <w:b/>
         <w:bCs/>
       </w:rPr>
     </w:tblStylePr>
     <w:tblStylePr w:type="lastCol">
       <w:rPr>
+        <w:rFonts w:eastAsia="黑体"/>
         <w:b/>
         <w:bCs/>
       </w:rPr>
@@ -13998,6 +14682,7 @@
       <w:spacing w:after="0" w:line="240" w:lineRule="auto"/>
     </w:pPr>
     <w:rPr>
+      <w:rFonts w:eastAsia="黑体"/>
       <w:color w:themeColor="text1" w:val="000000"/>
     </w:rPr>
     <w:tblPr>
@@ -14016,6 +14701,7 @@
     </w:tcPr>
     <w:tblStylePr w:type="firstRow">
       <w:rPr>
+        <w:rFonts w:eastAsia="黑体"/>
         <w:b/>
         <w:bCs/>
         <w:color w:themeColor="background1" w:val="FFFFFF"/>
@@ -14030,6 +14716,7 @@
     </w:tblStylePr>
     <w:tblStylePr w:type="lastRow">
       <w:rPr>
+        <w:rFonts w:eastAsia="黑体"/>
         <w:b/>
         <w:bCs/>
         <w:color w:themeColor="accent5" w:themeShade="CC" w:val="348DA5"/>
@@ -14044,12 +14731,14 @@
     </w:tblStylePr>
     <w:tblStylePr w:type="firstCol">
       <w:rPr>
+        <w:rFonts w:eastAsia="黑体"/>
         <w:b/>
         <w:bCs/>
       </w:rPr>
     </w:tblStylePr>
     <w:tblStylePr w:type="lastCol">
       <w:rPr>
+        <w:rFonts w:eastAsia="黑体"/>
         <w:b/>
         <w:bCs/>
       </w:rPr>
@@ -14084,6 +14773,7 @@
       <w:spacing w:after="0" w:line="240" w:lineRule="auto"/>
     </w:pPr>
     <w:rPr>
+      <w:rFonts w:eastAsia="黑体"/>
       <w:color w:themeColor="text1" w:val="000000"/>
     </w:rPr>
     <w:tblPr>
@@ -14105,6 +14795,7 @@
     </w:tcPr>
     <w:tblStylePr w:type="firstRow">
       <w:rPr>
+        <w:rFonts w:eastAsia="黑体"/>
         <w:b/>
         <w:bCs/>
       </w:rPr>
@@ -14115,6 +14806,7 @@
     </w:tblStylePr>
     <w:tblStylePr w:type="lastRow">
       <w:rPr>
+        <w:rFonts w:eastAsia="黑体"/>
         <w:b/>
         <w:bCs/>
         <w:color w:themeColor="text1" w:val="000000"/>
@@ -14126,6 +14818,7 @@
     </w:tblStylePr>
     <w:tblStylePr w:type="firstCol">
       <w:rPr>
+        <w:rFonts w:eastAsia="黑体"/>
         <w:color w:themeColor="background1" w:val="FFFFFF"/>
       </w:rPr>
       <w:tblPr/>
@@ -14135,6 +14828,7 @@
     </w:tblStylePr>
     <w:tblStylePr w:type="lastCol">
       <w:rPr>
+        <w:rFonts w:eastAsia="黑体"/>
         <w:color w:themeColor="background1" w:val="FFFFFF"/>
       </w:rPr>
       <w:tblPr/>
@@ -14164,6 +14858,7 @@
       <w:spacing w:after="0" w:line="240" w:lineRule="auto"/>
     </w:pPr>
     <w:rPr>
+      <w:rFonts w:eastAsia="黑体"/>
       <w:color w:themeColor="text1" w:val="000000"/>
     </w:rPr>
     <w:tblPr>
@@ -14185,6 +14880,7 @@
     </w:tcPr>
     <w:tblStylePr w:type="firstRow">
       <w:rPr>
+        <w:rFonts w:eastAsia="黑体"/>
         <w:b/>
         <w:bCs/>
       </w:rPr>
@@ -14195,6 +14891,7 @@
     </w:tblStylePr>
     <w:tblStylePr w:type="lastRow">
       <w:rPr>
+        <w:rFonts w:eastAsia="黑体"/>
         <w:b/>
         <w:bCs/>
         <w:color w:themeColor="text1" w:val="000000"/>
@@ -14206,6 +14903,7 @@
     </w:tblStylePr>
     <w:tblStylePr w:type="firstCol">
       <w:rPr>
+        <w:rFonts w:eastAsia="黑体"/>
         <w:color w:themeColor="background1" w:val="FFFFFF"/>
       </w:rPr>
       <w:tblPr/>
@@ -14215,6 +14913,7 @@
     </w:tblStylePr>
     <w:tblStylePr w:type="lastCol">
       <w:rPr>
+        <w:rFonts w:eastAsia="黑体"/>
         <w:color w:themeColor="background1" w:val="FFFFFF"/>
       </w:rPr>
       <w:tblPr/>
@@ -14244,6 +14943,7 @@
       <w:spacing w:after="0" w:line="240" w:lineRule="auto"/>
     </w:pPr>
     <w:rPr>
+      <w:rFonts w:eastAsia="黑体"/>
       <w:color w:themeColor="text1" w:val="000000"/>
     </w:rPr>
     <w:tblPr>
@@ -14265,6 +14965,7 @@
     </w:tcPr>
     <w:tblStylePr w:type="firstRow">
       <w:rPr>
+        <w:rFonts w:eastAsia="黑体"/>
         <w:b/>
         <w:bCs/>
       </w:rPr>
@@ -14275,6 +14976,7 @@
     </w:tblStylePr>
     <w:tblStylePr w:type="lastRow">
       <w:rPr>
+        <w:rFonts w:eastAsia="黑体"/>
         <w:b/>
         <w:bCs/>
         <w:color w:themeColor="text1" w:val="000000"/>
@@ -14286,6 +14988,7 @@
     </w:tblStylePr>
     <w:tblStylePr w:type="firstCol">
       <w:rPr>
+        <w:rFonts w:eastAsia="黑体"/>
         <w:color w:themeColor="background1" w:val="FFFFFF"/>
       </w:rPr>
       <w:tblPr/>
@@ -14295,6 +14998,7 @@
     </w:tblStylePr>
     <w:tblStylePr w:type="lastCol">
       <w:rPr>
+        <w:rFonts w:eastAsia="黑体"/>
         <w:color w:themeColor="background1" w:val="FFFFFF"/>
       </w:rPr>
       <w:tblPr/>
@@ -14324,6 +15028,7 @@
       <w:spacing w:after="0" w:line="240" w:lineRule="auto"/>
     </w:pPr>
     <w:rPr>
+      <w:rFonts w:eastAsia="黑体"/>
       <w:color w:themeColor="text1" w:val="000000"/>
     </w:rPr>
     <w:tblPr>
@@ -14345,6 +15050,7 @@
     </w:tcPr>
     <w:tblStylePr w:type="firstRow">
       <w:rPr>
+        <w:rFonts w:eastAsia="黑体"/>
         <w:b/>
         <w:bCs/>
       </w:rPr>
@@ -14355,6 +15061,7 @@
     </w:tblStylePr>
     <w:tblStylePr w:type="lastRow">
       <w:rPr>
+        <w:rFonts w:eastAsia="黑体"/>
         <w:b/>
         <w:bCs/>
         <w:color w:themeColor="text1" w:val="000000"/>
@@ -14366,6 +15073,7 @@
     </w:tblStylePr>
     <w:tblStylePr w:type="firstCol">
       <w:rPr>
+        <w:rFonts w:eastAsia="黑体"/>
         <w:color w:themeColor="background1" w:val="FFFFFF"/>
       </w:rPr>
       <w:tblPr/>
@@ -14375,6 +15083,7 @@
     </w:tblStylePr>
     <w:tblStylePr w:type="lastCol">
       <w:rPr>
+        <w:rFonts w:eastAsia="黑体"/>
         <w:color w:themeColor="background1" w:val="FFFFFF"/>
       </w:rPr>
       <w:tblPr/>
@@ -14404,6 +15113,7 @@
       <w:spacing w:after="0" w:line="240" w:lineRule="auto"/>
     </w:pPr>
     <w:rPr>
+      <w:rFonts w:eastAsia="黑体"/>
       <w:color w:themeColor="text1" w:val="000000"/>
     </w:rPr>
     <w:tblPr>
@@ -14425,6 +15135,7 @@
     </w:tcPr>
     <w:tblStylePr w:type="firstRow">
       <w:rPr>
+        <w:rFonts w:eastAsia="黑体"/>
         <w:b/>
         <w:bCs/>
       </w:rPr>
@@ -14435,6 +15146,7 @@
     </w:tblStylePr>
     <w:tblStylePr w:type="lastRow">
       <w:rPr>
+        <w:rFonts w:eastAsia="黑体"/>
         <w:b/>
         <w:bCs/>
         <w:color w:themeColor="text1" w:val="000000"/>
@@ -14446,6 +15158,7 @@
     </w:tblStylePr>
     <w:tblStylePr w:type="firstCol">
       <w:rPr>
+        <w:rFonts w:eastAsia="黑体"/>
         <w:color w:themeColor="background1" w:val="FFFFFF"/>
       </w:rPr>
       <w:tblPr/>
@@ -14455,6 +15168,7 @@
     </w:tblStylePr>
     <w:tblStylePr w:type="lastCol">
       <w:rPr>
+        <w:rFonts w:eastAsia="黑体"/>
         <w:color w:themeColor="background1" w:val="FFFFFF"/>
       </w:rPr>
       <w:tblPr/>
@@ -14484,6 +15198,7 @@
       <w:spacing w:after="0" w:line="240" w:lineRule="auto"/>
     </w:pPr>
     <w:rPr>
+      <w:rFonts w:eastAsia="黑体"/>
       <w:color w:themeColor="text1" w:val="000000"/>
     </w:rPr>
     <w:tblPr>
@@ -14505,6 +15220,7 @@
     </w:tcPr>
     <w:tblStylePr w:type="firstRow">
       <w:rPr>
+        <w:rFonts w:eastAsia="黑体"/>
         <w:b/>
         <w:bCs/>
       </w:rPr>
@@ -14515,6 +15231,7 @@
     </w:tblStylePr>
     <w:tblStylePr w:type="lastRow">
       <w:rPr>
+        <w:rFonts w:eastAsia="黑体"/>
         <w:b/>
         <w:bCs/>
         <w:color w:themeColor="text1" w:val="000000"/>
@@ -14526,6 +15243,7 @@
     </w:tblStylePr>
     <w:tblStylePr w:type="firstCol">
       <w:rPr>
+        <w:rFonts w:eastAsia="黑体"/>
         <w:color w:themeColor="background1" w:val="FFFFFF"/>
       </w:rPr>
       <w:tblPr/>
@@ -14535,6 +15253,7 @@
     </w:tblStylePr>
     <w:tblStylePr w:type="lastCol">
       <w:rPr>
+        <w:rFonts w:eastAsia="黑体"/>
         <w:color w:themeColor="background1" w:val="FFFFFF"/>
       </w:rPr>
       <w:tblPr/>
@@ -14564,6 +15283,7 @@
       <w:spacing w:after="0" w:line="240" w:lineRule="auto"/>
     </w:pPr>
     <w:rPr>
+      <w:rFonts w:eastAsia="黑体"/>
       <w:color w:themeColor="text1" w:val="000000"/>
     </w:rPr>
     <w:tblPr>
@@ -14585,6 +15305,7 @@
     </w:tcPr>
     <w:tblStylePr w:type="firstRow">
       <w:rPr>
+        <w:rFonts w:eastAsia="黑体"/>
         <w:b/>
         <w:bCs/>
       </w:rPr>
@@ -14595,6 +15316,7 @@
     </w:tblStylePr>
     <w:tblStylePr w:type="lastRow">
       <w:rPr>
+        <w:rFonts w:eastAsia="黑体"/>
         <w:b/>
         <w:bCs/>
         <w:color w:themeColor="text1" w:val="000000"/>
@@ -14606,6 +15328,7 @@
     </w:tblStylePr>
     <w:tblStylePr w:type="firstCol">
       <w:rPr>
+        <w:rFonts w:eastAsia="黑体"/>
         <w:color w:themeColor="background1" w:val="FFFFFF"/>
       </w:rPr>
       <w:tblPr/>
@@ -14615,6 +15338,7 @@
     </w:tblStylePr>
     <w:tblStylePr w:type="lastCol">
       <w:rPr>
+        <w:rFonts w:eastAsia="黑体"/>
         <w:color w:themeColor="background1" w:val="FFFFFF"/>
       </w:rPr>
       <w:tblPr/>
@@ -14647,6 +15371,7 @@
     <w:name w:val="KeywordTok"/>
     <w:basedOn w:val="VerbatimChar"/>
     <w:rPr>
+      <w:rFonts w:eastAsia="黑体"/>
       <w:b/>
       <w:color w:val="007020"/>
     </w:rPr>
@@ -14655,6 +15380,7 @@
     <w:name w:val="DataTypeTok"/>
     <w:basedOn w:val="VerbatimChar"/>
     <w:rPr>
+      <w:rFonts w:eastAsia="黑体"/>
       <w:color w:val="902000"/>
     </w:rPr>
   </w:style>
@@ -14662,6 +15388,7 @@
     <w:name w:val="DecValTok"/>
     <w:basedOn w:val="VerbatimChar"/>
     <w:rPr>
+      <w:rFonts w:eastAsia="黑体"/>
       <w:color w:val="40a070"/>
     </w:rPr>
   </w:style>
@@ -14669,6 +15396,7 @@
     <w:name w:val="BaseNTok"/>
     <w:basedOn w:val="VerbatimChar"/>
     <w:rPr>
+      <w:rFonts w:eastAsia="黑体"/>
       <w:color w:val="40a070"/>
     </w:rPr>
   </w:style>
@@ -14676,6 +15404,7 @@
     <w:name w:val="FloatTok"/>
     <w:basedOn w:val="VerbatimChar"/>
     <w:rPr>
+      <w:rFonts w:eastAsia="黑体"/>
       <w:color w:val="40a070"/>
     </w:rPr>
   </w:style>
@@ -14683,6 +15412,7 @@
     <w:name w:val="ConstantTok"/>
     <w:basedOn w:val="VerbatimChar"/>
     <w:rPr>
+      <w:rFonts w:eastAsia="黑体"/>
       <w:color w:val="880000"/>
     </w:rPr>
   </w:style>
@@ -14690,6 +15420,7 @@
     <w:name w:val="CharTok"/>
     <w:basedOn w:val="VerbatimChar"/>
     <w:rPr>
+      <w:rFonts w:eastAsia="黑体"/>
       <w:color w:val="4070a0"/>
     </w:rPr>
   </w:style>
@@ -14697,6 +15428,7 @@
     <w:name w:val="SpecialCharTok"/>
     <w:basedOn w:val="VerbatimChar"/>
     <w:rPr>
+      <w:rFonts w:eastAsia="黑体"/>
       <w:color w:val="4070a0"/>
     </w:rPr>
   </w:style>
@@ -14704,6 +15436,7 @@
     <w:name w:val="StringTok"/>
     <w:basedOn w:val="VerbatimChar"/>
     <w:rPr>
+      <w:rFonts w:eastAsia="黑体"/>
       <w:color w:val="4070a0"/>
     </w:rPr>
   </w:style>
@@ -14711,6 +15444,7 @@
     <w:name w:val="VerbatimStringTok"/>
     <w:basedOn w:val="VerbatimChar"/>
     <w:rPr>
+      <w:rFonts w:eastAsia="黑体"/>
       <w:color w:val="4070a0"/>
     </w:rPr>
   </w:style>
@@ -14718,6 +15452,7 @@
     <w:name w:val="SpecialStringTok"/>
     <w:basedOn w:val="VerbatimChar"/>
     <w:rPr>
+      <w:rFonts w:eastAsia="黑体"/>
       <w:color w:val="bb6688"/>
     </w:rPr>
   </w:style>
@@ -14725,6 +15460,7 @@
     <w:name w:val="ImportTok"/>
     <w:basedOn w:val="VerbatimChar"/>
     <w:rPr>
+      <w:rFonts w:eastAsia="黑体"/>
       <w:b/>
       <w:color w:val="008000"/>
     </w:rPr>
@@ -14733,6 +15469,7 @@
     <w:name w:val="CommentTok"/>
     <w:basedOn w:val="VerbatimChar"/>
     <w:rPr>
+      <w:rFonts w:eastAsia="黑体"/>
       <w:i/>
       <w:color w:val="60a0b0"/>
     </w:rPr>
@@ -14741,6 +15478,7 @@
     <w:name w:val="DocumentationTok"/>
     <w:basedOn w:val="VerbatimChar"/>
     <w:rPr>
+      <w:rFonts w:eastAsia="黑体"/>
       <w:i/>
       <w:color w:val="ba2121"/>
     </w:rPr>
@@ -14749,6 +15487,7 @@
     <w:name w:val="AnnotationTok"/>
     <w:basedOn w:val="VerbatimChar"/>
     <w:rPr>
+      <w:rFonts w:eastAsia="黑体"/>
       <w:b/>
       <w:i/>
       <w:color w:val="60a0b0"/>
@@ -14758,6 +15497,7 @@
     <w:name w:val="CommentVarTok"/>
     <w:basedOn w:val="VerbatimChar"/>
     <w:rPr>
+      <w:rFonts w:eastAsia="黑体"/>
       <w:b/>
       <w:i/>
       <w:color w:val="60a0b0"/>
@@ -14767,6 +15507,7 @@
     <w:name w:val="OtherTok"/>
     <w:basedOn w:val="VerbatimChar"/>
     <w:rPr>
+      <w:rFonts w:eastAsia="黑体"/>
       <w:color w:val="007020"/>
     </w:rPr>
   </w:style>
@@ -14774,6 +15515,7 @@
     <w:name w:val="FunctionTok"/>
     <w:basedOn w:val="VerbatimChar"/>
     <w:rPr>
+      <w:rFonts w:eastAsia="黑体"/>
       <w:color w:val="06287e"/>
     </w:rPr>
   </w:style>
@@ -14781,6 +15523,7 @@
     <w:name w:val="VariableTok"/>
     <w:basedOn w:val="VerbatimChar"/>
     <w:rPr>
+      <w:rFonts w:eastAsia="黑体"/>
       <w:color w:val="19177c"/>
     </w:rPr>
   </w:style>
@@ -14788,6 +15531,7 @@
     <w:name w:val="ControlFlowTok"/>
     <w:basedOn w:val="VerbatimChar"/>
     <w:rPr>
+      <w:rFonts w:eastAsia="黑体"/>
       <w:b/>
       <w:color w:val="007020"/>
     </w:rPr>
@@ -14796,6 +15540,7 @@
     <w:name w:val="OperatorTok"/>
     <w:basedOn w:val="VerbatimChar"/>
     <w:rPr>
+      <w:rFonts w:eastAsia="黑体"/>
       <w:color w:val="666666"/>
     </w:rPr>
   </w:style>
@@ -14803,18 +15548,22 @@
     <w:name w:val="BuiltInTok"/>
     <w:basedOn w:val="VerbatimChar"/>
     <w:rPr>
+      <w:rFonts w:eastAsia="黑体"/>
       <w:color w:val="008000"/>
     </w:rPr>
   </w:style>
   <w:style w:type="character" w:customStyle="1" w:styleId="ExtensionTok">
     <w:name w:val="ExtensionTok"/>
     <w:basedOn w:val="VerbatimChar"/>
-    <w:rPr/>
+    <w:rPr>
+      <w:rFonts w:eastAsia="黑体"/>
+    </w:rPr>
   </w:style>
   <w:style w:type="character" w:customStyle="1" w:styleId="PreprocessorTok">
     <w:name w:val="PreprocessorTok"/>
     <w:basedOn w:val="VerbatimChar"/>
     <w:rPr>
+      <w:rFonts w:eastAsia="黑体"/>
       <w:color w:val="bc7a00"/>
     </w:rPr>
   </w:style>
@@ -14822,18 +15571,22 @@
     <w:name w:val="AttributeTok"/>
     <w:basedOn w:val="VerbatimChar"/>
     <w:rPr>
+      <w:rFonts w:eastAsia="黑体"/>
       <w:color w:val="7d9029"/>
     </w:rPr>
   </w:style>
   <w:style w:type="character" w:customStyle="1" w:styleId="RegionMarkerTok">
     <w:name w:val="RegionMarkerTok"/>
     <w:basedOn w:val="VerbatimChar"/>
-    <w:rPr/>
+    <w:rPr>
+      <w:rFonts w:eastAsia="黑体"/>
+    </w:rPr>
   </w:style>
   <w:style w:type="character" w:customStyle="1" w:styleId="InformationTok">
     <w:name w:val="InformationTok"/>
     <w:basedOn w:val="VerbatimChar"/>
     <w:rPr>
+      <w:rFonts w:eastAsia="黑体"/>
       <w:b/>
       <w:i/>
       <w:color w:val="60a0b0"/>
@@ -14843,6 +15596,7 @@
     <w:name w:val="WarningTok"/>
     <w:basedOn w:val="VerbatimChar"/>
     <w:rPr>
+      <w:rFonts w:eastAsia="黑体"/>
       <w:b/>
       <w:i/>
       <w:color w:val="60a0b0"/>
@@ -14852,6 +15606,7 @@
     <w:name w:val="AlertTok"/>
     <w:basedOn w:val="VerbatimChar"/>
     <w:rPr>
+      <w:rFonts w:eastAsia="黑体"/>
       <w:b/>
       <w:color w:val="ff0000"/>
     </w:rPr>
@@ -14860,6 +15615,7 @@
     <w:name w:val="ErrorTok"/>
     <w:basedOn w:val="VerbatimChar"/>
     <w:rPr>
+      <w:rFonts w:eastAsia="黑体"/>
       <w:b/>
       <w:color w:val="ff0000"/>
     </w:rPr>
@@ -14867,7 +15623,9 @@
   <w:style w:type="character" w:customStyle="1" w:styleId="NormalTok">
     <w:name w:val="NormalTok"/>
     <w:basedOn w:val="VerbatimChar"/>
-    <w:rPr/>
+    <w:rPr>
+      <w:rFonts w:eastAsia="黑体"/>
+    </w:rPr>
   </w:style>
 </w:styles>
 </file>
@@ -14916,12 +15674,12 @@
     <a:fontScheme name="Office">
       <a:majorFont>
         <a:latin typeface="Calibri"/>
-        <a:ea typeface=""/>
+        <a:ea typeface="黑体"/>
         <a:cs typeface=""/>
         <a:font script="Jpan" typeface="ＭＳ ゴシック"/>
         <a:font script="Hang" typeface="맑은 고딕"/>
-        <a:font script="Hans" typeface="宋体"/>
-        <a:font script="Hant" typeface="新細明體"/>
+        <a:font script="Hans" typeface="黑体"/>
+        <a:font script="Hant" typeface="黑体"/>
         <a:font script="Arab" typeface="Times New Roman"/>
         <a:font script="Hebr" typeface="Times New Roman"/>
         <a:font script="Thai" typeface="Angsana New"/>
@@ -14951,12 +15709,12 @@
       </a:majorFont>
       <a:minorFont>
         <a:latin typeface="Cambria"/>
-        <a:ea typeface=""/>
+        <a:ea typeface="黑体"/>
         <a:cs typeface=""/>
         <a:font script="Jpan" typeface="ＭＳ 明朝"/>
         <a:font script="Hang" typeface="맑은 고딕"/>
-        <a:font script="Hans" typeface="宋体"/>
-        <a:font script="Hant" typeface="新細明體"/>
+        <a:font script="Hans" typeface="黑体"/>
+        <a:font script="Hant" typeface="黑体"/>
         <a:font script="Arab" typeface="Arial"/>
         <a:font script="Hebr" typeface="Arial"/>
         <a:font script="Thai" typeface="Cordia New"/>

--- a/08-传感器电路/07-加速度与陀螺仪电路/惯性测量单元IMU电路/惯性测量单元IMU电路.docx
+++ b/08-传感器电路/07-加速度与陀螺仪电路/惯性测量单元IMU电路/惯性测量单元IMU电路.docx
@@ -2603,7 +2603,7 @@
           <w:color w:val="555555"/>
           <w:sz w:val="21"/>
         </w:rPr>
-        <w:t>材料收集者：杜文杰，WX手机：19519196569，QQ:3478827729</w:t>
+        <w:t>材料收集者：杜文杰，微信/手机：19519196569，QQ:3478827729</w:t>
       </w:r>
     </w:p>
     <w:sectPr>
